--- a/OPI/lab4/report.docx
+++ b/OPI/lab4/report.docx
@@ -577,7 +577,7 @@
       <w:bookmarkStart w:id="0" w:name="_Toc161958601"/>
       <w:bookmarkStart w:id="1" w:name="_Toc223486834"/>
       <w:bookmarkStart w:id="2" w:name="_Toc223487089"/>
-      <w:bookmarkStart w:id="3" w:name="_Toc224129522"/>
+      <w:bookmarkStart w:id="3" w:name="_Toc232291605"/>
       <w:r>
         <w:rPr>
           <w:rFonts w:ascii="Times New Roman" w:hAnsi="Times New Roman" w:cs="Times New Roman"/>
@@ -641,7 +641,7 @@
         </w:rPr>
         <w:fldChar w:fldCharType="separate"/>
       </w:r>
-      <w:hyperlink w:anchor="_Toc224129522" w:history="1">
+      <w:hyperlink w:anchor="_Toc232291605" w:history="1">
         <w:r>
           <w:rPr>
             <w:rStyle w:val="Hyperlink"/>
@@ -670,7 +670,7 @@
             <w:noProof/>
             <w:webHidden/>
           </w:rPr>
-          <w:instrText xml:space="preserve"> PAGEREF _Toc224129522 \h </w:instrText>
+          <w:instrText xml:space="preserve"> PAGEREF _Toc232291605 \h </w:instrText>
         </w:r>
         <w:r>
           <w:rPr>
@@ -716,7 +716,7 @@
           <w14:ligatures w14:val="none"/>
         </w:rPr>
       </w:pPr>
-      <w:hyperlink w:anchor="_Toc224129523" w:history="1">
+      <w:hyperlink w:anchor="_Toc232291606" w:history="1">
         <w:r>
           <w:rPr>
             <w:rStyle w:val="Hyperlink"/>
@@ -745,7 +745,7 @@
             <w:noProof/>
             <w:webHidden/>
           </w:rPr>
-          <w:instrText xml:space="preserve"> PAGEREF _Toc224129523 \h </w:instrText>
+          <w:instrText xml:space="preserve"> PAGEREF _Toc232291606 \h </w:instrText>
         </w:r>
         <w:r>
           <w:rPr>
@@ -791,16 +791,13 @@
           <w14:ligatures w14:val="none"/>
         </w:rPr>
       </w:pPr>
-      <w:hyperlink w:anchor="_Toc224129524" w:history="1">
+      <w:hyperlink w:anchor="_Toc232291607" w:history="1">
         <w:r>
           <w:rPr>
             <w:rStyle w:val="Hyperlink"/>
-            <w:rFonts w:cs="Times New Roman"/>
-            <w:b/>
             <w:noProof/>
-            <w:lang w:val="en-US"/>
           </w:rPr>
-          <w:t>SOFTWARE REQUIREMENTS SPECIFICATION</w:t>
+          <w:t>Бин для вычисления среднего интервала между кликами</w:t>
         </w:r>
         <w:r>
           <w:rPr>
@@ -821,7 +818,7 @@
             <w:noProof/>
             <w:webHidden/>
           </w:rPr>
-          <w:instrText xml:space="preserve"> PAGEREF _Toc224129524 \h </w:instrText>
+          <w:instrText xml:space="preserve"> PAGEREF _Toc232291607 \h </w:instrText>
         </w:r>
         <w:r>
           <w:rPr>
@@ -854,7 +851,7 @@
     </w:p>
     <w:p>
       <w:pPr>
-        <w:pStyle w:val="TOC3"/>
+        <w:pStyle w:val="TOC2"/>
         <w:tabs>
           <w:tab w:val="right" w:leader="dot" w:pos="9345"/>
         </w:tabs>
@@ -867,14 +864,58 @@
           <w14:ligatures w14:val="none"/>
         </w:rPr>
       </w:pPr>
-      <w:hyperlink w:anchor="_Toc224129525" w:history="1">
+      <w:hyperlink w:anchor="_Toc232291608" w:history="1">
+        <w:r>
+          <w:rPr>
+            <w:rStyle w:val="Hyperlink"/>
+            <w:noProof/>
+          </w:rPr>
+          <w:t>Бин</w:t>
+        </w:r>
         <w:r>
           <w:rPr>
             <w:rStyle w:val="Hyperlink"/>
             <w:noProof/>
             <w:lang w:val="en-US"/>
           </w:rPr>
-          <w:t>1. Functionality Requirements</w:t>
+          <w:t xml:space="preserve"> </w:t>
+        </w:r>
+        <w:r>
+          <w:rPr>
+            <w:rStyle w:val="Hyperlink"/>
+            <w:noProof/>
+          </w:rPr>
+          <w:t>считающий</w:t>
+        </w:r>
+        <w:r>
+          <w:rPr>
+            <w:rStyle w:val="Hyperlink"/>
+            <w:noProof/>
+            <w:lang w:val="en-US"/>
+          </w:rPr>
+          <w:t xml:space="preserve"> </w:t>
+        </w:r>
+        <w:r>
+          <w:rPr>
+            <w:rStyle w:val="Hyperlink"/>
+            <w:noProof/>
+          </w:rPr>
+          <w:t>число</w:t>
+        </w:r>
+        <w:r>
+          <w:rPr>
+            <w:rStyle w:val="Hyperlink"/>
+            <w:noProof/>
+            <w:lang w:val="en-US"/>
+          </w:rPr>
+          <w:t xml:space="preserve"> </w:t>
+        </w:r>
+        <w:r>
+          <w:rPr>
+            <w:rStyle w:val="Hyperlink"/>
+            <w:noProof/>
+          </w:rPr>
+          <w:t>точек</w:t>
         </w:r>
         <w:r>
           <w:rPr>
@@ -895,7 +936,7 @@
             <w:noProof/>
             <w:webHidden/>
           </w:rPr>
-          <w:instrText xml:space="preserve"> PAGEREF _Toc224129525 \h </w:instrText>
+          <w:instrText xml:space="preserve"> PAGEREF _Toc232291608 \h </w:instrText>
         </w:r>
         <w:r>
           <w:rPr>
@@ -928,7 +969,7 @@
     </w:p>
     <w:p>
       <w:pPr>
-        <w:pStyle w:val="TOC4"/>
+        <w:pStyle w:val="TOC2"/>
         <w:tabs>
           <w:tab w:val="right" w:leader="dot" w:pos="9345"/>
         </w:tabs>
@@ -941,21 +982,21 @@
           <w14:ligatures w14:val="none"/>
         </w:rPr>
       </w:pPr>
-      <w:hyperlink w:anchor="_Toc224129526" w:history="1">
+      <w:hyperlink w:anchor="_Toc232291609" w:history="1">
+        <w:r>
+          <w:rPr>
+            <w:rStyle w:val="Hyperlink"/>
+            <w:noProof/>
+          </w:rPr>
+          <w:t xml:space="preserve">Мониторинг с помощью </w:t>
+        </w:r>
         <w:r>
           <w:rPr>
             <w:rStyle w:val="Hyperlink"/>
             <w:noProof/>
             <w:lang w:val="en-US"/>
           </w:rPr>
-          <w:t>1</w:t>
-        </w:r>
-        <w:r>
-          <w:rPr>
-            <w:rStyle w:val="Hyperlink"/>
-            <w:noProof/>
-          </w:rPr>
-          <w:t>.1 Профиль и социализация</w:t>
+          <w:t>JConsole</w:t>
         </w:r>
         <w:r>
           <w:rPr>
@@ -976,80 +1017,7 @@
             <w:noProof/>
             <w:webHidden/>
           </w:rPr>
-          <w:instrText xml:space="preserve"> PAGEREF _Toc224129526 \h </w:instrText>
-        </w:r>
-        <w:r>
-          <w:rPr>
-            <w:noProof/>
-            <w:webHidden/>
-          </w:rPr>
-        </w:r>
-        <w:r>
-          <w:rPr>
-            <w:noProof/>
-            <w:webHidden/>
-          </w:rPr>
-          <w:fldChar w:fldCharType="separate"/>
-        </w:r>
-        <w:r>
-          <w:rPr>
-            <w:noProof/>
-            <w:webHidden/>
-          </w:rPr>
-          <w:t>4</w:t>
-        </w:r>
-        <w:r>
-          <w:rPr>
-            <w:noProof/>
-            <w:webHidden/>
-          </w:rPr>
-          <w:fldChar w:fldCharType="end"/>
-        </w:r>
-      </w:hyperlink>
-    </w:p>
-    <w:p>
-      <w:pPr>
-        <w:pStyle w:val="TOC4"/>
-        <w:tabs>
-          <w:tab w:val="right" w:leader="dot" w:pos="9345"/>
-        </w:tabs>
-        <w:rPr>
-          <w:rFonts w:asciiTheme="minorHAnsi" w:eastAsiaTheme="minorEastAsia" w:hAnsiTheme="minorHAnsi"/>
-          <w:noProof/>
-          <w:kern w:val="0"/>
-          <w:sz w:val="22"/>
-          <w:lang w:eastAsia="ru-RU"/>
-          <w14:ligatures w14:val="none"/>
-        </w:rPr>
-      </w:pPr>
-      <w:hyperlink w:anchor="_Toc224129527" w:history="1">
-        <w:r>
-          <w:rPr>
-            <w:rStyle w:val="Hyperlink"/>
-            <w:noProof/>
-          </w:rPr>
-          <w:t>1.2 Дневники и контент</w:t>
-        </w:r>
-        <w:r>
-          <w:rPr>
-            <w:noProof/>
-            <w:webHidden/>
-          </w:rPr>
-          <w:tab/>
-        </w:r>
-        <w:r>
-          <w:rPr>
-            <w:noProof/>
-            <w:webHidden/>
-          </w:rPr>
-          <w:fldChar w:fldCharType="begin"/>
-        </w:r>
-        <w:r>
-          <w:rPr>
-            <w:noProof/>
-            <w:webHidden/>
-          </w:rPr>
-          <w:instrText xml:space="preserve"> PAGEREF _Toc224129527 \h </w:instrText>
+          <w:instrText xml:space="preserve"> PAGEREF _Toc232291609 \h </w:instrText>
         </w:r>
         <w:r>
           <w:rPr>
@@ -1082,7 +1050,7 @@
     </w:p>
     <w:p>
       <w:pPr>
-        <w:pStyle w:val="TOC4"/>
+        <w:pStyle w:val="TOC2"/>
         <w:tabs>
           <w:tab w:val="right" w:leader="dot" w:pos="9345"/>
         </w:tabs>
@@ -1095,13 +1063,13 @@
           <w14:ligatures w14:val="none"/>
         </w:rPr>
       </w:pPr>
-      <w:hyperlink w:anchor="_Toc224129528" w:history="1">
+      <w:hyperlink w:anchor="_Toc232291610" w:history="1">
         <w:r>
           <w:rPr>
             <w:rStyle w:val="Hyperlink"/>
             <w:noProof/>
           </w:rPr>
-          <w:t>1.3 Группы и статьи</w:t>
+          <w:t>Мониторинг и профилирование с помощью VisualVM</w:t>
         </w:r>
         <w:r>
           <w:rPr>
@@ -1122,7 +1090,7 @@
             <w:noProof/>
             <w:webHidden/>
           </w:rPr>
-          <w:instrText xml:space="preserve"> PAGEREF _Toc224129528 \h </w:instrText>
+          <w:instrText xml:space="preserve"> PAGEREF _Toc232291610 \h </w:instrText>
         </w:r>
         <w:r>
           <w:rPr>
@@ -1155,7 +1123,7 @@
     </w:p>
     <w:p>
       <w:pPr>
-        <w:pStyle w:val="TOC4"/>
+        <w:pStyle w:val="TOC2"/>
         <w:tabs>
           <w:tab w:val="right" w:leader="dot" w:pos="9345"/>
         </w:tabs>
@@ -1168,13 +1136,15 @@
           <w14:ligatures w14:val="none"/>
         </w:rPr>
       </w:pPr>
-      <w:hyperlink w:anchor="_Toc224129529" w:history="1">
+      <w:hyperlink w:anchor="_Toc232291611" w:history="1">
         <w:r>
           <w:rPr>
             <w:rStyle w:val="Hyperlink"/>
+            <w:b/>
+            <w:i/>
             <w:noProof/>
           </w:rPr>
-          <w:t>1.4 Консультации и приобретение опыта</w:t>
+          <w:t>Поиск и устранение утечки памяти в приложении</w:t>
         </w:r>
         <w:r>
           <w:rPr>
@@ -1195,153 +1165,7 @@
             <w:noProof/>
             <w:webHidden/>
           </w:rPr>
-          <w:instrText xml:space="preserve"> PAGEREF _Toc224129529 \h </w:instrText>
-        </w:r>
-        <w:r>
-          <w:rPr>
-            <w:noProof/>
-            <w:webHidden/>
-          </w:rPr>
-        </w:r>
-        <w:r>
-          <w:rPr>
-            <w:noProof/>
-            <w:webHidden/>
-          </w:rPr>
-          <w:fldChar w:fldCharType="separate"/>
-        </w:r>
-        <w:r>
-          <w:rPr>
-            <w:noProof/>
-            <w:webHidden/>
-          </w:rPr>
-          <w:t>7</w:t>
-        </w:r>
-        <w:r>
-          <w:rPr>
-            <w:noProof/>
-            <w:webHidden/>
-          </w:rPr>
-          <w:fldChar w:fldCharType="end"/>
-        </w:r>
-      </w:hyperlink>
-    </w:p>
-    <w:p>
-      <w:pPr>
-        <w:pStyle w:val="TOC4"/>
-        <w:tabs>
-          <w:tab w:val="right" w:leader="dot" w:pos="9345"/>
-        </w:tabs>
-        <w:rPr>
-          <w:rFonts w:asciiTheme="minorHAnsi" w:eastAsiaTheme="minorEastAsia" w:hAnsiTheme="minorHAnsi"/>
-          <w:noProof/>
-          <w:kern w:val="0"/>
-          <w:sz w:val="22"/>
-          <w:lang w:eastAsia="ru-RU"/>
-          <w14:ligatures w14:val="none"/>
-        </w:rPr>
-      </w:pPr>
-      <w:hyperlink w:anchor="_Toc224129530" w:history="1">
-        <w:r>
-          <w:rPr>
-            <w:rStyle w:val="Hyperlink"/>
-            <w:noProof/>
-          </w:rPr>
-          <w:t>1.5 Конкурсы и объявления</w:t>
-        </w:r>
-        <w:r>
-          <w:rPr>
-            <w:noProof/>
-            <w:webHidden/>
-          </w:rPr>
-          <w:tab/>
-        </w:r>
-        <w:r>
-          <w:rPr>
-            <w:noProof/>
-            <w:webHidden/>
-          </w:rPr>
-          <w:fldChar w:fldCharType="begin"/>
-        </w:r>
-        <w:r>
-          <w:rPr>
-            <w:noProof/>
-            <w:webHidden/>
-          </w:rPr>
-          <w:instrText xml:space="preserve"> PAGEREF _Toc224129530 \h </w:instrText>
-        </w:r>
-        <w:r>
-          <w:rPr>
-            <w:noProof/>
-            <w:webHidden/>
-          </w:rPr>
-        </w:r>
-        <w:r>
-          <w:rPr>
-            <w:noProof/>
-            <w:webHidden/>
-          </w:rPr>
-          <w:fldChar w:fldCharType="separate"/>
-        </w:r>
-        <w:r>
-          <w:rPr>
-            <w:noProof/>
-            <w:webHidden/>
-          </w:rPr>
-          <w:t>8</w:t>
-        </w:r>
-        <w:r>
-          <w:rPr>
-            <w:noProof/>
-            <w:webHidden/>
-          </w:rPr>
-          <w:fldChar w:fldCharType="end"/>
-        </w:r>
-      </w:hyperlink>
-    </w:p>
-    <w:p>
-      <w:pPr>
-        <w:pStyle w:val="TOC4"/>
-        <w:tabs>
-          <w:tab w:val="right" w:leader="dot" w:pos="9345"/>
-        </w:tabs>
-        <w:rPr>
-          <w:rFonts w:asciiTheme="minorHAnsi" w:eastAsiaTheme="minorEastAsia" w:hAnsiTheme="minorHAnsi"/>
-          <w:noProof/>
-          <w:kern w:val="0"/>
-          <w:sz w:val="22"/>
-          <w:lang w:eastAsia="ru-RU"/>
-          <w14:ligatures w14:val="none"/>
-        </w:rPr>
-      </w:pPr>
-      <w:hyperlink w:anchor="_Toc224129531" w:history="1">
-        <w:r>
-          <w:rPr>
-            <w:rStyle w:val="Hyperlink"/>
-            <w:noProof/>
-          </w:rPr>
-          <w:t>1.6 Компоновка материалов и поиск</w:t>
-        </w:r>
-        <w:r>
-          <w:rPr>
-            <w:noProof/>
-            <w:webHidden/>
-          </w:rPr>
-          <w:tab/>
-        </w:r>
-        <w:r>
-          <w:rPr>
-            <w:noProof/>
-            <w:webHidden/>
-          </w:rPr>
-          <w:fldChar w:fldCharType="begin"/>
-        </w:r>
-        <w:r>
-          <w:rPr>
-            <w:noProof/>
-            <w:webHidden/>
-          </w:rPr>
-          <w:instrText xml:space="preserve"> PAGEREF _Toc224129531 \h </w:instrText>
+          <w:instrText xml:space="preserve"> PAGEREF _Toc232291611 \h </w:instrText>
         </w:r>
         <w:r>
           <w:rPr>
@@ -1374,7 +1198,7 @@
     </w:p>
     <w:p>
       <w:pPr>
-        <w:pStyle w:val="TOC4"/>
+        <w:pStyle w:val="TOC2"/>
         <w:tabs>
           <w:tab w:val="right" w:leader="dot" w:pos="9345"/>
         </w:tabs>
@@ -1387,13 +1211,15 @@
           <w14:ligatures w14:val="none"/>
         </w:rPr>
       </w:pPr>
-      <w:hyperlink w:anchor="_Toc224129532" w:history="1">
+      <w:hyperlink w:anchor="_Toc232291612" w:history="1">
         <w:r>
           <w:rPr>
             <w:rStyle w:val="Hyperlink"/>
+            <w:rFonts w:cs="Times New Roman"/>
+            <w:b/>
             <w:noProof/>
           </w:rPr>
-          <w:t>1.7 Инструменты и дополнительные сервисы</w:t>
+          <w:t>ВЫВОД</w:t>
         </w:r>
         <w:r>
           <w:rPr>
@@ -1414,154 +1240,7 @@
             <w:noProof/>
             <w:webHidden/>
           </w:rPr>
-          <w:instrText xml:space="preserve"> PAGEREF _Toc224129532 \h </w:instrText>
-        </w:r>
-        <w:r>
-          <w:rPr>
-            <w:noProof/>
-            <w:webHidden/>
-          </w:rPr>
-        </w:r>
-        <w:r>
-          <w:rPr>
-            <w:noProof/>
-            <w:webHidden/>
-          </w:rPr>
-          <w:fldChar w:fldCharType="separate"/>
-        </w:r>
-        <w:r>
-          <w:rPr>
-            <w:noProof/>
-            <w:webHidden/>
-          </w:rPr>
-          <w:t>10</w:t>
-        </w:r>
-        <w:r>
-          <w:rPr>
-            <w:noProof/>
-            <w:webHidden/>
-          </w:rPr>
-          <w:fldChar w:fldCharType="end"/>
-        </w:r>
-      </w:hyperlink>
-    </w:p>
-    <w:p>
-      <w:pPr>
-        <w:pStyle w:val="TOC4"/>
-        <w:tabs>
-          <w:tab w:val="right" w:leader="dot" w:pos="9345"/>
-        </w:tabs>
-        <w:rPr>
-          <w:rFonts w:asciiTheme="minorHAnsi" w:eastAsiaTheme="minorEastAsia" w:hAnsiTheme="minorHAnsi"/>
-          <w:noProof/>
-          <w:kern w:val="0"/>
-          <w:sz w:val="22"/>
-          <w:lang w:eastAsia="ru-RU"/>
-          <w14:ligatures w14:val="none"/>
-        </w:rPr>
-      </w:pPr>
-      <w:hyperlink w:anchor="_Toc224129533" w:history="1">
-        <w:r>
-          <w:rPr>
-            <w:rStyle w:val="Hyperlink"/>
-            <w:noProof/>
-          </w:rPr>
-          <w:t>1.8 Модерация и Администрирование</w:t>
-        </w:r>
-        <w:r>
-          <w:rPr>
-            <w:noProof/>
-            <w:webHidden/>
-          </w:rPr>
-          <w:tab/>
-        </w:r>
-        <w:r>
-          <w:rPr>
-            <w:noProof/>
-            <w:webHidden/>
-          </w:rPr>
-          <w:fldChar w:fldCharType="begin"/>
-        </w:r>
-        <w:r>
-          <w:rPr>
-            <w:noProof/>
-            <w:webHidden/>
-          </w:rPr>
-          <w:instrText xml:space="preserve"> PAGEREF _Toc224129533 \h </w:instrText>
-        </w:r>
-        <w:r>
-          <w:rPr>
-            <w:noProof/>
-            <w:webHidden/>
-          </w:rPr>
-        </w:r>
-        <w:r>
-          <w:rPr>
-            <w:noProof/>
-            <w:webHidden/>
-          </w:rPr>
-          <w:fldChar w:fldCharType="separate"/>
-        </w:r>
-        <w:r>
-          <w:rPr>
-            <w:noProof/>
-            <w:webHidden/>
-          </w:rPr>
-          <w:t>11</w:t>
-        </w:r>
-        <w:r>
-          <w:rPr>
-            <w:noProof/>
-            <w:webHidden/>
-          </w:rPr>
-          <w:fldChar w:fldCharType="end"/>
-        </w:r>
-      </w:hyperlink>
-    </w:p>
-    <w:p>
-      <w:pPr>
-        <w:pStyle w:val="TOC3"/>
-        <w:tabs>
-          <w:tab w:val="right" w:leader="dot" w:pos="9345"/>
-        </w:tabs>
-        <w:rPr>
-          <w:rFonts w:asciiTheme="minorHAnsi" w:eastAsiaTheme="minorEastAsia" w:hAnsiTheme="minorHAnsi"/>
-          <w:noProof/>
-          <w:kern w:val="0"/>
-          <w:sz w:val="22"/>
-          <w:lang w:eastAsia="ru-RU"/>
-          <w14:ligatures w14:val="none"/>
-        </w:rPr>
-      </w:pPr>
-      <w:hyperlink w:anchor="_Toc224129534" w:history="1">
-        <w:r>
-          <w:rPr>
-            <w:rStyle w:val="Hyperlink"/>
-            <w:noProof/>
-            <w:lang w:val="en-US"/>
-          </w:rPr>
-          <w:t>2. Non-Functional Requirements</w:t>
-        </w:r>
-        <w:r>
-          <w:rPr>
-            <w:noProof/>
-            <w:webHidden/>
-          </w:rPr>
-          <w:tab/>
-        </w:r>
-        <w:r>
-          <w:rPr>
-            <w:noProof/>
-            <w:webHidden/>
-          </w:rPr>
-          <w:fldChar w:fldCharType="begin"/>
-        </w:r>
-        <w:r>
-          <w:rPr>
-            <w:noProof/>
-            <w:webHidden/>
-          </w:rPr>
-          <w:instrText xml:space="preserve"> PAGEREF _Toc224129534 \h </w:instrText>
+          <w:instrText xml:space="preserve"> PAGEREF _Toc232291612 \h </w:instrText>
         </w:r>
         <w:r>
           <w:rPr>
@@ -1594,760 +1273,6 @@
     </w:p>
     <w:p>
       <w:pPr>
-        <w:pStyle w:val="TOC4"/>
-        <w:tabs>
-          <w:tab w:val="right" w:leader="dot" w:pos="9345"/>
-        </w:tabs>
-        <w:rPr>
-          <w:rFonts w:asciiTheme="minorHAnsi" w:eastAsiaTheme="minorEastAsia" w:hAnsiTheme="minorHAnsi"/>
-          <w:noProof/>
-          <w:kern w:val="0"/>
-          <w:sz w:val="22"/>
-          <w:lang w:eastAsia="ru-RU"/>
-          <w14:ligatures w14:val="none"/>
-        </w:rPr>
-      </w:pPr>
-      <w:hyperlink w:anchor="_Toc224129535" w:history="1">
-        <w:r>
-          <w:rPr>
-            <w:rStyle w:val="Hyperlink"/>
-            <w:noProof/>
-            <w:lang w:val="en-US"/>
-          </w:rPr>
-          <w:t>2</w:t>
-        </w:r>
-        <w:r>
-          <w:rPr>
-            <w:rStyle w:val="Hyperlink"/>
-            <w:noProof/>
-          </w:rPr>
-          <w:t>.</w:t>
-        </w:r>
-        <w:r>
-          <w:rPr>
-            <w:rStyle w:val="Hyperlink"/>
-            <w:noProof/>
-            <w:lang w:val="en-US"/>
-          </w:rPr>
-          <w:t>1</w:t>
-        </w:r>
-        <w:r>
-          <w:rPr>
-            <w:rStyle w:val="Hyperlink"/>
-            <w:noProof/>
-          </w:rPr>
-          <w:t xml:space="preserve"> </w:t>
-        </w:r>
-        <w:r>
-          <w:rPr>
-            <w:rStyle w:val="Hyperlink"/>
-            <w:noProof/>
-            <w:lang w:val="en-US"/>
-          </w:rPr>
-          <w:t>Usability</w:t>
-        </w:r>
-        <w:r>
-          <w:rPr>
-            <w:rStyle w:val="Hyperlink"/>
-            <w:noProof/>
-          </w:rPr>
-          <w:t xml:space="preserve"> </w:t>
-        </w:r>
-        <w:r>
-          <w:rPr>
-            <w:rStyle w:val="Hyperlink"/>
-            <w:noProof/>
-            <w:lang w:val="en-US"/>
-          </w:rPr>
-          <w:t>requirements</w:t>
-        </w:r>
-        <w:r>
-          <w:rPr>
-            <w:noProof/>
-            <w:webHidden/>
-          </w:rPr>
-          <w:tab/>
-        </w:r>
-        <w:r>
-          <w:rPr>
-            <w:noProof/>
-            <w:webHidden/>
-          </w:rPr>
-          <w:fldChar w:fldCharType="begin"/>
-        </w:r>
-        <w:r>
-          <w:rPr>
-            <w:noProof/>
-            <w:webHidden/>
-          </w:rPr>
-          <w:instrText xml:space="preserve"> PAGEREF _Toc224129535 \h </w:instrText>
-        </w:r>
-        <w:r>
-          <w:rPr>
-            <w:noProof/>
-            <w:webHidden/>
-          </w:rPr>
-        </w:r>
-        <w:r>
-          <w:rPr>
-            <w:noProof/>
-            <w:webHidden/>
-          </w:rPr>
-          <w:fldChar w:fldCharType="separate"/>
-        </w:r>
-        <w:r>
-          <w:rPr>
-            <w:noProof/>
-            <w:webHidden/>
-          </w:rPr>
-          <w:t>12</w:t>
-        </w:r>
-        <w:r>
-          <w:rPr>
-            <w:noProof/>
-            <w:webHidden/>
-          </w:rPr>
-          <w:fldChar w:fldCharType="end"/>
-        </w:r>
-      </w:hyperlink>
-    </w:p>
-    <w:p>
-      <w:pPr>
-        <w:pStyle w:val="TOC4"/>
-        <w:tabs>
-          <w:tab w:val="right" w:leader="dot" w:pos="9345"/>
-        </w:tabs>
-        <w:rPr>
-          <w:rFonts w:asciiTheme="minorHAnsi" w:eastAsiaTheme="minorEastAsia" w:hAnsiTheme="minorHAnsi"/>
-          <w:noProof/>
-          <w:kern w:val="0"/>
-          <w:sz w:val="22"/>
-          <w:lang w:eastAsia="ru-RU"/>
-          <w14:ligatures w14:val="none"/>
-        </w:rPr>
-      </w:pPr>
-      <w:hyperlink w:anchor="_Toc224129536" w:history="1">
-        <w:r>
-          <w:rPr>
-            <w:rStyle w:val="Hyperlink"/>
-            <w:noProof/>
-            <w:lang w:val="en-US"/>
-          </w:rPr>
-          <w:t>2</w:t>
-        </w:r>
-        <w:r>
-          <w:rPr>
-            <w:rStyle w:val="Hyperlink"/>
-            <w:noProof/>
-          </w:rPr>
-          <w:t>.</w:t>
-        </w:r>
-        <w:r>
-          <w:rPr>
-            <w:rStyle w:val="Hyperlink"/>
-            <w:noProof/>
-            <w:lang w:val="en-US"/>
-          </w:rPr>
-          <w:t>2</w:t>
-        </w:r>
-        <w:r>
-          <w:rPr>
-            <w:rStyle w:val="Hyperlink"/>
-            <w:noProof/>
-          </w:rPr>
-          <w:t xml:space="preserve"> </w:t>
-        </w:r>
-        <w:r>
-          <w:rPr>
-            <w:rStyle w:val="Hyperlink"/>
-            <w:noProof/>
-            <w:lang w:val="en-US"/>
-          </w:rPr>
-          <w:t>Reliability Requirements</w:t>
-        </w:r>
-        <w:r>
-          <w:rPr>
-            <w:noProof/>
-            <w:webHidden/>
-          </w:rPr>
-          <w:tab/>
-        </w:r>
-        <w:r>
-          <w:rPr>
-            <w:noProof/>
-            <w:webHidden/>
-          </w:rPr>
-          <w:fldChar w:fldCharType="begin"/>
-        </w:r>
-        <w:r>
-          <w:rPr>
-            <w:noProof/>
-            <w:webHidden/>
-          </w:rPr>
-          <w:instrText xml:space="preserve"> PAGEREF _Toc224129536 \h </w:instrText>
-        </w:r>
-        <w:r>
-          <w:rPr>
-            <w:noProof/>
-            <w:webHidden/>
-          </w:rPr>
-        </w:r>
-        <w:r>
-          <w:rPr>
-            <w:noProof/>
-            <w:webHidden/>
-          </w:rPr>
-          <w:fldChar w:fldCharType="separate"/>
-        </w:r>
-        <w:r>
-          <w:rPr>
-            <w:noProof/>
-            <w:webHidden/>
-          </w:rPr>
-          <w:t>14</w:t>
-        </w:r>
-        <w:r>
-          <w:rPr>
-            <w:noProof/>
-            <w:webHidden/>
-          </w:rPr>
-          <w:fldChar w:fldCharType="end"/>
-        </w:r>
-      </w:hyperlink>
-    </w:p>
-    <w:p>
-      <w:pPr>
-        <w:pStyle w:val="TOC4"/>
-        <w:tabs>
-          <w:tab w:val="right" w:leader="dot" w:pos="9345"/>
-        </w:tabs>
-        <w:rPr>
-          <w:rFonts w:asciiTheme="minorHAnsi" w:eastAsiaTheme="minorEastAsia" w:hAnsiTheme="minorHAnsi"/>
-          <w:noProof/>
-          <w:kern w:val="0"/>
-          <w:sz w:val="22"/>
-          <w:lang w:eastAsia="ru-RU"/>
-          <w14:ligatures w14:val="none"/>
-        </w:rPr>
-      </w:pPr>
-      <w:hyperlink w:anchor="_Toc224129537" w:history="1">
-        <w:r>
-          <w:rPr>
-            <w:rStyle w:val="Hyperlink"/>
-            <w:noProof/>
-          </w:rPr>
-          <w:t>3.4 Performance requirements</w:t>
-        </w:r>
-        <w:r>
-          <w:rPr>
-            <w:noProof/>
-            <w:webHidden/>
-          </w:rPr>
-          <w:tab/>
-        </w:r>
-        <w:r>
-          <w:rPr>
-            <w:noProof/>
-            <w:webHidden/>
-          </w:rPr>
-          <w:fldChar w:fldCharType="begin"/>
-        </w:r>
-        <w:r>
-          <w:rPr>
-            <w:noProof/>
-            <w:webHidden/>
-          </w:rPr>
-          <w:instrText xml:space="preserve"> PAGEREF _Toc224129537 \h </w:instrText>
-        </w:r>
-        <w:r>
-          <w:rPr>
-            <w:noProof/>
-            <w:webHidden/>
-          </w:rPr>
-        </w:r>
-        <w:r>
-          <w:rPr>
-            <w:noProof/>
-            <w:webHidden/>
-          </w:rPr>
-          <w:fldChar w:fldCharType="separate"/>
-        </w:r>
-        <w:r>
-          <w:rPr>
-            <w:noProof/>
-            <w:webHidden/>
-          </w:rPr>
-          <w:t>16</w:t>
-        </w:r>
-        <w:r>
-          <w:rPr>
-            <w:noProof/>
-            <w:webHidden/>
-          </w:rPr>
-          <w:fldChar w:fldCharType="end"/>
-        </w:r>
-      </w:hyperlink>
-    </w:p>
-    <w:p>
-      <w:pPr>
-        <w:pStyle w:val="TOC4"/>
-        <w:tabs>
-          <w:tab w:val="right" w:leader="dot" w:pos="9345"/>
-        </w:tabs>
-        <w:rPr>
-          <w:rFonts w:asciiTheme="minorHAnsi" w:eastAsiaTheme="minorEastAsia" w:hAnsiTheme="minorHAnsi"/>
-          <w:noProof/>
-          <w:kern w:val="0"/>
-          <w:sz w:val="22"/>
-          <w:lang w:eastAsia="ru-RU"/>
-          <w14:ligatures w14:val="none"/>
-        </w:rPr>
-      </w:pPr>
-      <w:hyperlink w:anchor="_Toc224129538" w:history="1">
-        <w:r>
-          <w:rPr>
-            <w:rStyle w:val="Hyperlink"/>
-            <w:noProof/>
-            <w:lang w:val="en-US"/>
-          </w:rPr>
-          <w:t>3.5 Supportability Requirements</w:t>
-        </w:r>
-        <w:r>
-          <w:rPr>
-            <w:noProof/>
-            <w:webHidden/>
-          </w:rPr>
-          <w:tab/>
-        </w:r>
-        <w:r>
-          <w:rPr>
-            <w:noProof/>
-            <w:webHidden/>
-          </w:rPr>
-          <w:fldChar w:fldCharType="begin"/>
-        </w:r>
-        <w:r>
-          <w:rPr>
-            <w:noProof/>
-            <w:webHidden/>
-          </w:rPr>
-          <w:instrText xml:space="preserve"> PAGEREF _Toc224129538 \h </w:instrText>
-        </w:r>
-        <w:r>
-          <w:rPr>
-            <w:noProof/>
-            <w:webHidden/>
-          </w:rPr>
-        </w:r>
-        <w:r>
-          <w:rPr>
-            <w:noProof/>
-            <w:webHidden/>
-          </w:rPr>
-          <w:fldChar w:fldCharType="separate"/>
-        </w:r>
-        <w:r>
-          <w:rPr>
-            <w:noProof/>
-            <w:webHidden/>
-          </w:rPr>
-          <w:t>18</w:t>
-        </w:r>
-        <w:r>
-          <w:rPr>
-            <w:noProof/>
-            <w:webHidden/>
-          </w:rPr>
-          <w:fldChar w:fldCharType="end"/>
-        </w:r>
-      </w:hyperlink>
-    </w:p>
-    <w:p>
-      <w:pPr>
-        <w:pStyle w:val="TOC4"/>
-        <w:tabs>
-          <w:tab w:val="right" w:leader="dot" w:pos="9345"/>
-        </w:tabs>
-        <w:rPr>
-          <w:rFonts w:asciiTheme="minorHAnsi" w:eastAsiaTheme="minorEastAsia" w:hAnsiTheme="minorHAnsi"/>
-          <w:noProof/>
-          <w:kern w:val="0"/>
-          <w:sz w:val="22"/>
-          <w:lang w:eastAsia="ru-RU"/>
-          <w14:ligatures w14:val="none"/>
-        </w:rPr>
-      </w:pPr>
-      <w:hyperlink w:anchor="_Toc224129539" w:history="1">
-        <w:r>
-          <w:rPr>
-            <w:rStyle w:val="Hyperlink"/>
-            <w:noProof/>
-            <w:lang w:val="en-US"/>
-          </w:rPr>
-          <w:t>3.6 Design Constraints</w:t>
-        </w:r>
-        <w:r>
-          <w:rPr>
-            <w:noProof/>
-            <w:webHidden/>
-          </w:rPr>
-          <w:tab/>
-        </w:r>
-        <w:r>
-          <w:rPr>
-            <w:noProof/>
-            <w:webHidden/>
-          </w:rPr>
-          <w:fldChar w:fldCharType="begin"/>
-        </w:r>
-        <w:r>
-          <w:rPr>
-            <w:noProof/>
-            <w:webHidden/>
-          </w:rPr>
-          <w:instrText xml:space="preserve"> PAGEREF _Toc224129539 \h </w:instrText>
-        </w:r>
-        <w:r>
-          <w:rPr>
-            <w:noProof/>
-            <w:webHidden/>
-          </w:rPr>
-        </w:r>
-        <w:r>
-          <w:rPr>
-            <w:noProof/>
-            <w:webHidden/>
-          </w:rPr>
-          <w:fldChar w:fldCharType="separate"/>
-        </w:r>
-        <w:r>
-          <w:rPr>
-            <w:noProof/>
-            <w:webHidden/>
-          </w:rPr>
-          <w:t>19</w:t>
-        </w:r>
-        <w:r>
-          <w:rPr>
-            <w:noProof/>
-            <w:webHidden/>
-          </w:rPr>
-          <w:fldChar w:fldCharType="end"/>
-        </w:r>
-      </w:hyperlink>
-    </w:p>
-    <w:p>
-      <w:pPr>
-        <w:pStyle w:val="TOC3"/>
-        <w:tabs>
-          <w:tab w:val="right" w:leader="dot" w:pos="9345"/>
-        </w:tabs>
-        <w:rPr>
-          <w:rFonts w:asciiTheme="minorHAnsi" w:eastAsiaTheme="minorEastAsia" w:hAnsiTheme="minorHAnsi"/>
-          <w:noProof/>
-          <w:kern w:val="0"/>
-          <w:sz w:val="22"/>
-          <w:lang w:eastAsia="ru-RU"/>
-          <w14:ligatures w14:val="none"/>
-        </w:rPr>
-      </w:pPr>
-      <w:hyperlink w:anchor="_Toc224129540" w:history="1">
-        <w:r>
-          <w:rPr>
-            <w:rStyle w:val="Hyperlink"/>
-            <w:noProof/>
-          </w:rPr>
-          <w:t xml:space="preserve">4. </w:t>
-        </w:r>
-        <w:r>
-          <w:rPr>
-            <w:rStyle w:val="Hyperlink"/>
-            <w:noProof/>
-            <w:lang w:val="en-US"/>
-          </w:rPr>
-          <w:t>Risks</w:t>
-        </w:r>
-        <w:r>
-          <w:rPr>
-            <w:noProof/>
-            <w:webHidden/>
-          </w:rPr>
-          <w:tab/>
-        </w:r>
-        <w:r>
-          <w:rPr>
-            <w:noProof/>
-            <w:webHidden/>
-          </w:rPr>
-          <w:fldChar w:fldCharType="begin"/>
-        </w:r>
-        <w:r>
-          <w:rPr>
-            <w:noProof/>
-            <w:webHidden/>
-          </w:rPr>
-          <w:instrText xml:space="preserve"> PAGEREF _Toc224129540 \h </w:instrText>
-        </w:r>
-        <w:r>
-          <w:rPr>
-            <w:noProof/>
-            <w:webHidden/>
-          </w:rPr>
-        </w:r>
-        <w:r>
-          <w:rPr>
-            <w:noProof/>
-            <w:webHidden/>
-          </w:rPr>
-          <w:fldChar w:fldCharType="separate"/>
-        </w:r>
-        <w:r>
-          <w:rPr>
-            <w:noProof/>
-            <w:webHidden/>
-          </w:rPr>
-          <w:t>21</w:t>
-        </w:r>
-        <w:r>
-          <w:rPr>
-            <w:noProof/>
-            <w:webHidden/>
-          </w:rPr>
-          <w:fldChar w:fldCharType="end"/>
-        </w:r>
-      </w:hyperlink>
-    </w:p>
-    <w:p>
-      <w:pPr>
-        <w:pStyle w:val="TOC3"/>
-        <w:tabs>
-          <w:tab w:val="right" w:leader="dot" w:pos="9345"/>
-        </w:tabs>
-        <w:rPr>
-          <w:rFonts w:asciiTheme="minorHAnsi" w:eastAsiaTheme="minorEastAsia" w:hAnsiTheme="minorHAnsi"/>
-          <w:noProof/>
-          <w:kern w:val="0"/>
-          <w:sz w:val="22"/>
-          <w:lang w:eastAsia="ru-RU"/>
-          <w14:ligatures w14:val="none"/>
-        </w:rPr>
-      </w:pPr>
-      <w:hyperlink w:anchor="_Toc224129541" w:history="1">
-        <w:r>
-          <w:rPr>
-            <w:rStyle w:val="Hyperlink"/>
-            <w:noProof/>
-          </w:rPr>
-          <w:t>5. Precedents</w:t>
-        </w:r>
-        <w:r>
-          <w:rPr>
-            <w:noProof/>
-            <w:webHidden/>
-          </w:rPr>
-          <w:tab/>
-        </w:r>
-        <w:r>
-          <w:rPr>
-            <w:noProof/>
-            <w:webHidden/>
-          </w:rPr>
-          <w:fldChar w:fldCharType="begin"/>
-        </w:r>
-        <w:r>
-          <w:rPr>
-            <w:noProof/>
-            <w:webHidden/>
-          </w:rPr>
-          <w:instrText xml:space="preserve"> PAGEREF _Toc224129541 \h </w:instrText>
-        </w:r>
-        <w:r>
-          <w:rPr>
-            <w:noProof/>
-            <w:webHidden/>
-          </w:rPr>
-        </w:r>
-        <w:r>
-          <w:rPr>
-            <w:noProof/>
-            <w:webHidden/>
-          </w:rPr>
-          <w:fldChar w:fldCharType="separate"/>
-        </w:r>
-        <w:r>
-          <w:rPr>
-            <w:noProof/>
-            <w:webHidden/>
-          </w:rPr>
-          <w:t>22</w:t>
-        </w:r>
-        <w:r>
-          <w:rPr>
-            <w:noProof/>
-            <w:webHidden/>
-          </w:rPr>
-          <w:fldChar w:fldCharType="end"/>
-        </w:r>
-      </w:hyperlink>
-    </w:p>
-    <w:p>
-      <w:pPr>
-        <w:pStyle w:val="TOC3"/>
-        <w:tabs>
-          <w:tab w:val="right" w:leader="dot" w:pos="9345"/>
-        </w:tabs>
-        <w:rPr>
-          <w:rFonts w:asciiTheme="minorHAnsi" w:eastAsiaTheme="minorEastAsia" w:hAnsiTheme="minorHAnsi"/>
-          <w:noProof/>
-          <w:kern w:val="0"/>
-          <w:sz w:val="22"/>
-          <w:lang w:eastAsia="ru-RU"/>
-          <w14:ligatures w14:val="none"/>
-        </w:rPr>
-      </w:pPr>
-      <w:hyperlink w:anchor="_Toc224129542" w:history="1">
-        <w:r>
-          <w:rPr>
-            <w:rStyle w:val="Hyperlink"/>
-            <w:noProof/>
-          </w:rPr>
-          <w:t>6.</w:t>
-        </w:r>
-        <w:r>
-          <w:rPr>
-            <w:rStyle w:val="Hyperlink"/>
-            <w:noProof/>
-            <w:lang w:val="en-US"/>
-          </w:rPr>
-          <w:t>Use-case diagram</w:t>
-        </w:r>
-        <w:r>
-          <w:rPr>
-            <w:noProof/>
-            <w:webHidden/>
-          </w:rPr>
-          <w:tab/>
-        </w:r>
-        <w:r>
-          <w:rPr>
-            <w:noProof/>
-            <w:webHidden/>
-          </w:rPr>
-          <w:fldChar w:fldCharType="begin"/>
-        </w:r>
-        <w:r>
-          <w:rPr>
-            <w:noProof/>
-            <w:webHidden/>
-          </w:rPr>
-          <w:instrText xml:space="preserve"> PAGEREF _Toc224129542 \h </w:instrText>
-        </w:r>
-        <w:r>
-          <w:rPr>
-            <w:noProof/>
-            <w:webHidden/>
-          </w:rPr>
-        </w:r>
-        <w:r>
-          <w:rPr>
-            <w:noProof/>
-            <w:webHidden/>
-          </w:rPr>
-          <w:fldChar w:fldCharType="separate"/>
-        </w:r>
-        <w:r>
-          <w:rPr>
-            <w:noProof/>
-            <w:webHidden/>
-          </w:rPr>
-          <w:t>31</w:t>
-        </w:r>
-        <w:r>
-          <w:rPr>
-            <w:noProof/>
-            <w:webHidden/>
-          </w:rPr>
-          <w:fldChar w:fldCharType="end"/>
-        </w:r>
-      </w:hyperlink>
-    </w:p>
-    <w:p>
-      <w:pPr>
-        <w:pStyle w:val="TOC2"/>
-        <w:tabs>
-          <w:tab w:val="right" w:leader="dot" w:pos="9345"/>
-        </w:tabs>
-        <w:rPr>
-          <w:rFonts w:asciiTheme="minorHAnsi" w:eastAsiaTheme="minorEastAsia" w:hAnsiTheme="minorHAnsi"/>
-          <w:noProof/>
-          <w:kern w:val="0"/>
-          <w:sz w:val="22"/>
-          <w:lang w:eastAsia="ru-RU"/>
-          <w14:ligatures w14:val="none"/>
-        </w:rPr>
-      </w:pPr>
-      <w:hyperlink w:anchor="_Toc224129543" w:history="1">
-        <w:r>
-          <w:rPr>
-            <w:rStyle w:val="Hyperlink"/>
-            <w:rFonts w:cs="Times New Roman"/>
-            <w:b/>
-            <w:noProof/>
-          </w:rPr>
-          <w:t>ВЫВОД</w:t>
-        </w:r>
-        <w:r>
-          <w:rPr>
-            <w:noProof/>
-            <w:webHidden/>
-          </w:rPr>
-          <w:tab/>
-        </w:r>
-        <w:r>
-          <w:rPr>
-            <w:noProof/>
-            <w:webHidden/>
-          </w:rPr>
-          <w:fldChar w:fldCharType="begin"/>
-        </w:r>
-        <w:r>
-          <w:rPr>
-            <w:noProof/>
-            <w:webHidden/>
-          </w:rPr>
-          <w:instrText xml:space="preserve"> PAGEREF _Toc224129543 \h </w:instrText>
-        </w:r>
-        <w:r>
-          <w:rPr>
-            <w:noProof/>
-            <w:webHidden/>
-          </w:rPr>
-        </w:r>
-        <w:r>
-          <w:rPr>
-            <w:noProof/>
-            <w:webHidden/>
-          </w:rPr>
-          <w:fldChar w:fldCharType="separate"/>
-        </w:r>
-        <w:r>
-          <w:rPr>
-            <w:noProof/>
-            <w:webHidden/>
-          </w:rPr>
-          <w:t>31</w:t>
-        </w:r>
-        <w:r>
-          <w:rPr>
-            <w:noProof/>
-            <w:webHidden/>
-          </w:rPr>
-          <w:fldChar w:fldCharType="end"/>
-        </w:r>
-      </w:hyperlink>
-    </w:p>
-    <w:p>
-      <w:pPr>
         <w:spacing w:after="240" w:line="276" w:lineRule="auto"/>
         <w:rPr>
           <w:rFonts w:eastAsia="Times New Roman" w:cs="Times New Roman"/>
@@ -2391,12 +1316,11 @@
           <w:b/>
           <w:sz w:val="36"/>
           <w:szCs w:val="28"/>
-          <w:lang w:val="en-US"/>
         </w:rPr>
       </w:pPr>
       <w:bookmarkStart w:id="4" w:name="_Toc223486835"/>
       <w:bookmarkStart w:id="5" w:name="_Toc223487090"/>
-      <w:bookmarkStart w:id="6" w:name="_Toc224129523"/>
+      <w:bookmarkStart w:id="6" w:name="_Toc232291606"/>
       <w:r>
         <w:rPr>
           <w:rFonts w:ascii="Times New Roman" w:hAnsi="Times New Roman" w:cs="Times New Roman"/>
@@ -2423,24 +1347,39 @@
       </w:pPr>
       <w:r>
         <w:rPr>
-          <w:rFonts w:ascii="Segoe UI" w:hAnsi="Segoe UI" w:cs="Segoe UI"/>
+          <w:rFonts w:cs="Segoe UI"/>
           <w:color w:val="212529"/>
         </w:rPr>
         <w:t>1. Для своей программы из </w:t>
       </w:r>
-      <w:hyperlink r:id="rId8" w:anchor="lab3" w:tgtFrame="_blank" w:history="1">
-        <w:r>
-          <w:rPr>
-            <w:rStyle w:val="Hyperlink"/>
-            <w:rFonts w:ascii="Segoe UI" w:eastAsiaTheme="majorEastAsia" w:hAnsi="Segoe UI" w:cs="Segoe UI"/>
-            <w:color w:val="337AB7"/>
-          </w:rPr>
-          <w:t>лабораторной работы #3</w:t>
-        </w:r>
-      </w:hyperlink>
-      <w:r>
-        <w:rPr>
-          <w:rFonts w:ascii="Segoe UI" w:hAnsi="Segoe UI" w:cs="Segoe UI"/>
+      <w:r>
+        <w:fldChar w:fldCharType="begin"/>
+      </w:r>
+      <w:r>
+        <w:instrText xml:space="preserve"> HYPERLINK "https://se.ifmo.ru/courses/web" \l "lab3" \t "_blank" </w:instrText>
+      </w:r>
+      <w:r>
+        <w:fldChar w:fldCharType="separate"/>
+      </w:r>
+      <w:r>
+        <w:rPr>
+          <w:rStyle w:val="Hyperlink"/>
+          <w:rFonts w:eastAsiaTheme="majorEastAsia" w:cs="Segoe UI"/>
+          <w:color w:val="337AB7"/>
+        </w:rPr>
+        <w:t>лабораторной работы #3</w:t>
+      </w:r>
+      <w:r>
+        <w:rPr>
+          <w:rStyle w:val="Hyperlink"/>
+          <w:rFonts w:eastAsiaTheme="majorEastAsia" w:cs="Segoe UI"/>
+          <w:color w:val="337AB7"/>
+        </w:rPr>
+        <w:fldChar w:fldCharType="end"/>
+      </w:r>
+      <w:r>
+        <w:rPr>
+          <w:rFonts w:cs="Segoe UI"/>
           <w:color w:val="212529"/>
         </w:rPr>
         <w:t> по дисциплине "Веб-программирование" реализовать:</w:t>
@@ -2461,7 +1400,7 @@
       </w:pPr>
       <w:r>
         <w:rPr>
-          <w:rFonts w:ascii="Segoe UI" w:hAnsi="Segoe UI" w:cs="Segoe UI"/>
+          <w:rFonts w:cs="Segoe UI"/>
           <w:color w:val="212529"/>
         </w:rPr>
         <w:t>MBean, считающий общее число установленных пользователем точек, а также число точек, попадающих в область. В случае, если пользователь совершил 2 "промаха" подряд, разработанный MBean должен отправлять оповещение об этом событии.</w:t>
@@ -2482,7 +1421,7 @@
       </w:pPr>
       <w:r>
         <w:rPr>
-          <w:rFonts w:ascii="Segoe UI" w:hAnsi="Segoe UI" w:cs="Segoe UI"/>
+          <w:rFonts w:cs="Segoe UI"/>
           <w:color w:val="212529"/>
         </w:rPr>
         <w:t>MBean, определяющий средний интервал между кликами пользователя по координатной плоскости.</w:t>
@@ -2500,7 +1439,7 @@
       </w:pPr>
       <w:r>
         <w:rPr>
-          <w:rFonts w:ascii="Segoe UI" w:hAnsi="Segoe UI" w:cs="Segoe UI"/>
+          <w:rFonts w:cs="Segoe UI"/>
           <w:color w:val="212529"/>
         </w:rPr>
         <w:t>2. С помощью утилиты JConsole провести мониторинг программы:</w:t>
@@ -2521,7 +1460,7 @@
       </w:pPr>
       <w:r>
         <w:rPr>
-          <w:rFonts w:ascii="Segoe UI" w:hAnsi="Segoe UI" w:cs="Segoe UI"/>
+          <w:rFonts w:cs="Segoe UI"/>
           <w:color w:val="212529"/>
         </w:rPr>
         <w:t>Снять показания MBean-классов, разработанных в ходе выполнения задания 1.</w:t>
@@ -2542,7 +1481,7 @@
       </w:pPr>
       <w:r>
         <w:rPr>
-          <w:rFonts w:ascii="Segoe UI" w:hAnsi="Segoe UI" w:cs="Segoe UI"/>
+          <w:rFonts w:cs="Segoe UI"/>
           <w:color w:val="212529"/>
         </w:rPr>
         <w:t>Определить количество классов, загруженных в JVM в процессе выполнения программы.</w:t>
@@ -2560,7 +1499,7 @@
       </w:pPr>
       <w:r>
         <w:rPr>
-          <w:rFonts w:ascii="Segoe UI" w:hAnsi="Segoe UI" w:cs="Segoe UI"/>
+          <w:rFonts w:cs="Segoe UI"/>
           <w:color w:val="212529"/>
         </w:rPr>
         <w:t>3. С помощью утилиты VisualVM провести мониторинг и профилирование программы:</w:t>
@@ -2581,7 +1520,7 @@
       </w:pPr>
       <w:r>
         <w:rPr>
-          <w:rFonts w:ascii="Segoe UI" w:hAnsi="Segoe UI" w:cs="Segoe UI"/>
+          <w:rFonts w:cs="Segoe UI"/>
           <w:color w:val="212529"/>
         </w:rPr>
         <w:t>Снять график изменения показаний MBean-классов, разработанных в ходе выполнения задания 1, с течением времени.</w:t>
@@ -2602,7 +1541,7 @@
       </w:pPr>
       <w:r>
         <w:rPr>
-          <w:rFonts w:ascii="Segoe UI" w:hAnsi="Segoe UI" w:cs="Segoe UI"/>
+          <w:rFonts w:cs="Segoe UI"/>
           <w:color w:val="212529"/>
         </w:rPr>
         <w:t>Определить имя класса, объекты которого занимают наибольший объём памяти JVM; определить пользовательский класс, в экземплярах которого находятся эти объекты.</w:t>
@@ -2620,24 +1559,42 @@
       </w:pPr>
       <w:r>
         <w:rPr>
-          <w:rFonts w:ascii="Segoe UI" w:hAnsi="Segoe UI" w:cs="Segoe UI"/>
+          <w:rFonts w:cs="Segoe UI"/>
           <w:color w:val="212529"/>
         </w:rPr>
         <w:t>4. С помощью утилиты VisualVM и профилировщика IDE NetBeans, Eclipse или Idea локализовать и устранить проблемы с производительностью в </w:t>
       </w:r>
-      <w:hyperlink r:id="rId9" w:tgtFrame="_blank" w:history="1">
-        <w:r>
-          <w:rPr>
-            <w:rStyle w:val="Hyperlink"/>
-            <w:rFonts w:ascii="Segoe UI" w:eastAsiaTheme="majorEastAsia" w:hAnsi="Segoe UI" w:cs="Segoe UI"/>
-            <w:color w:val="337AB7"/>
-          </w:rPr>
-          <w:t>программе</w:t>
-        </w:r>
-      </w:hyperlink>
-      <w:r>
-        <w:rPr>
-          <w:rFonts w:ascii="Segoe UI" w:hAnsi="Segoe UI" w:cs="Segoe UI"/>
+      <w:r>
+        <w:fldChar w:fldCharType="begin"/>
+      </w:r>
+      <w:r>
+        <w:instrText xml:space="preserve"> HYPERLINK "https://se.ifmo.ru/documents/10180/189115/HttpUnit.tar.gz/7bf1032e-d16e-be85-c71b-dbe73c0178ba?t=1651168</w:instrText>
+      </w:r>
+      <w:r>
+        <w:instrText xml:space="preserve">887037&amp;download=true" \t "_blank" </w:instrText>
+      </w:r>
+      <w:r>
+        <w:fldChar w:fldCharType="separate"/>
+      </w:r>
+      <w:r>
+        <w:rPr>
+          <w:rStyle w:val="Hyperlink"/>
+          <w:rFonts w:eastAsiaTheme="majorEastAsia" w:cs="Segoe UI"/>
+          <w:color w:val="337AB7"/>
+        </w:rPr>
+        <w:t>программе</w:t>
+      </w:r>
+      <w:r>
+        <w:rPr>
+          <w:rStyle w:val="Hyperlink"/>
+          <w:rFonts w:eastAsiaTheme="majorEastAsia" w:cs="Segoe UI"/>
+          <w:color w:val="337AB7"/>
+        </w:rPr>
+        <w:fldChar w:fldCharType="end"/>
+      </w:r>
+      <w:r>
+        <w:rPr>
+          <w:rFonts w:cs="Segoe UI"/>
           <w:color w:val="212529"/>
         </w:rPr>
         <w:t>. По результатам локализации и устранения проблемы необходимо составить отчёт, в котором должна содержаться следующая информация:</w:t>
@@ -2658,7 +1615,7 @@
       </w:pPr>
       <w:r>
         <w:rPr>
-          <w:rFonts w:ascii="Segoe UI" w:hAnsi="Segoe UI" w:cs="Segoe UI"/>
+          <w:rFonts w:cs="Segoe UI"/>
           <w:color w:val="212529"/>
         </w:rPr>
         <w:t>Описание выявленной проблемы.</w:t>
@@ -2679,7 +1636,7 @@
       </w:pPr>
       <w:r>
         <w:rPr>
-          <w:rFonts w:ascii="Segoe UI" w:hAnsi="Segoe UI" w:cs="Segoe UI"/>
+          <w:rFonts w:cs="Segoe UI"/>
           <w:color w:val="212529"/>
         </w:rPr>
         <w:t>Описание путей устранения выявленной проблемы.</w:t>
@@ -2700,7 +1657,7 @@
       </w:pPr>
       <w:r>
         <w:rPr>
-          <w:rFonts w:ascii="Segoe UI" w:hAnsi="Segoe UI" w:cs="Segoe UI"/>
+          <w:rFonts w:cs="Segoe UI"/>
           <w:color w:val="212529"/>
         </w:rPr>
         <w:t>Подробное (со скриншотами) описание алгоритма действий, который позволил выявить и локализовать проблему.</w:t>
@@ -2718,7 +1675,7 @@
       </w:pPr>
       <w:r>
         <w:rPr>
-          <w:rFonts w:ascii="Segoe UI" w:hAnsi="Segoe UI" w:cs="Segoe UI"/>
+          <w:rFonts w:cs="Segoe UI"/>
           <w:color w:val="212529"/>
         </w:rPr>
         <w:t>Студент должен обеспечить возможность воспроизведения процесса поиска и локализации проблемы по требованию преподавателя.</w:t>
@@ -2757,128 +1714,6636 @@
         </w:rPr>
         <w:br w:type="page"/>
       </w:r>
-    </w:p>
-    <w:p>
-      <w:pPr>
-        <w:pStyle w:val="Heading2"/>
-      </w:pPr>
       <w:bookmarkStart w:id="7" w:name="_Toc223486842"/>
       <w:bookmarkStart w:id="8" w:name="_Toc223487116"/>
+    </w:p>
+    <w:p>
+      <w:pPr>
+        <w:pStyle w:val="Heading2"/>
+      </w:pPr>
+      <w:bookmarkStart w:id="9" w:name="_Toc232291607"/>
       <w:r>
         <w:lastRenderedPageBreak/>
-        <w:t>Исходный код разработанных классов</w:t>
-      </w:r>
-    </w:p>
-    <w:p/>
-    <w:p>
-      <w:pPr>
-        <w:pStyle w:val="Heading2"/>
-      </w:pPr>
-      <w:r>
-        <w:t xml:space="preserve">Мониторинг с помощью </w:t>
-      </w:r>
-      <w:r>
-        <w:rPr>
-          <w:lang w:val="en-US"/>
-        </w:rPr>
-        <w:t>JConsole</w:t>
-      </w:r>
-    </w:p>
-    <w:p>
-      <w:pPr>
-        <w:rPr>
+        <w:t>Бин для вычисления среднего интервала между кликами</w:t>
+      </w:r>
+      <w:bookmarkEnd w:id="9"/>
+    </w:p>
+    <w:p>
+      <w:pPr>
+        <w:autoSpaceDE w:val="0"/>
+        <w:autoSpaceDN w:val="0"/>
+        <w:adjustRightInd w:val="0"/>
+        <w:spacing w:after="0" w:line="240" w:lineRule="auto"/>
+        <w:rPr>
+          <w:rFonts w:ascii="Courier New" w:hAnsi="Courier New" w:cs="Courier New"/>
+          <w:color w:val="000000"/>
+          <w:kern w:val="0"/>
+          <w:sz w:val="20"/>
+          <w:szCs w:val="20"/>
+          <w:highlight w:val="white"/>
+          <w:lang w:val="en-US"/>
+        </w:rPr>
+      </w:pPr>
+      <w:r>
+        <w:rPr>
+          <w:rFonts w:ascii="Courier New" w:hAnsi="Courier New" w:cs="Courier New"/>
+          <w:color w:val="8000FF"/>
+          <w:kern w:val="0"/>
+          <w:sz w:val="20"/>
+          <w:szCs w:val="20"/>
+          <w:highlight w:val="white"/>
+          <w:lang w:val="en-US"/>
+        </w:rPr>
+        <w:t>package</w:t>
+      </w:r>
+      <w:r>
+        <w:rPr>
+          <w:rFonts w:ascii="Courier New" w:hAnsi="Courier New" w:cs="Courier New"/>
+          <w:color w:val="000000"/>
+          <w:kern w:val="0"/>
+          <w:sz w:val="20"/>
+          <w:szCs w:val="20"/>
+          <w:highlight w:val="white"/>
+          <w:lang w:val="en-US"/>
+        </w:rPr>
+        <w:t xml:space="preserve"> </w:t>
+      </w:r>
+      <w:proofErr w:type="gramStart"/>
+      <w:r>
+        <w:rPr>
+          <w:rFonts w:ascii="Courier New" w:hAnsi="Courier New" w:cs="Courier New"/>
+          <w:color w:val="000000"/>
+          <w:kern w:val="0"/>
+          <w:sz w:val="20"/>
+          <w:szCs w:val="20"/>
+          <w:highlight w:val="white"/>
+          <w:lang w:val="en-US"/>
+        </w:rPr>
+        <w:t>lab4</w:t>
+      </w:r>
+      <w:r>
+        <w:rPr>
+          <w:rFonts w:ascii="Courier New" w:hAnsi="Courier New" w:cs="Courier New"/>
           <w:b/>
           <w:bCs/>
-        </w:rPr>
-      </w:pPr>
-      <w:r>
-        <w:rPr>
+          <w:color w:val="000080"/>
+          <w:kern w:val="0"/>
+          <w:sz w:val="20"/>
+          <w:szCs w:val="20"/>
+          <w:highlight w:val="white"/>
+          <w:lang w:val="en-US"/>
+        </w:rPr>
+        <w:t>.</w:t>
+      </w:r>
+      <w:r>
+        <w:rPr>
+          <w:rFonts w:ascii="Courier New" w:hAnsi="Courier New" w:cs="Courier New"/>
+          <w:color w:val="000000"/>
+          <w:kern w:val="0"/>
+          <w:sz w:val="20"/>
+          <w:szCs w:val="20"/>
+          <w:highlight w:val="white"/>
+          <w:lang w:val="en-US"/>
+        </w:rPr>
+        <w:t>backend</w:t>
+      </w:r>
+      <w:r>
+        <w:rPr>
+          <w:rFonts w:ascii="Courier New" w:hAnsi="Courier New" w:cs="Courier New"/>
           <w:b/>
           <w:bCs/>
-        </w:rPr>
-        <w:t xml:space="preserve">Зафиксировал значения атрибутов </w:t>
-      </w:r>
-      <w:r>
-        <w:rPr>
+          <w:color w:val="000080"/>
+          <w:kern w:val="0"/>
+          <w:sz w:val="20"/>
+          <w:szCs w:val="20"/>
+          <w:highlight w:val="white"/>
+          <w:lang w:val="en-US"/>
+        </w:rPr>
+        <w:t>.</w:t>
+      </w:r>
+      <w:r>
+        <w:rPr>
+          <w:rFonts w:ascii="Courier New" w:hAnsi="Courier New" w:cs="Courier New"/>
+          <w:color w:val="000000"/>
+          <w:kern w:val="0"/>
+          <w:sz w:val="20"/>
+          <w:szCs w:val="20"/>
+          <w:highlight w:val="white"/>
+          <w:lang w:val="en-US"/>
+        </w:rPr>
+        <w:t>utils</w:t>
+      </w:r>
+      <w:proofErr w:type="gramEnd"/>
+      <w:r>
+        <w:rPr>
+          <w:rFonts w:ascii="Courier New" w:hAnsi="Courier New" w:cs="Courier New"/>
           <w:b/>
           <w:bCs/>
-          <w:lang w:val="en-US"/>
-        </w:rPr>
-        <w:t>MBean</w:t>
-      </w:r>
-      <w:r>
-        <w:rPr>
+          <w:color w:val="000080"/>
+          <w:kern w:val="0"/>
+          <w:sz w:val="20"/>
+          <w:szCs w:val="20"/>
+          <w:highlight w:val="white"/>
+          <w:lang w:val="en-US"/>
+        </w:rPr>
+        <w:t>;</w:t>
+      </w:r>
+    </w:p>
+    <w:p>
+      <w:pPr>
+        <w:autoSpaceDE w:val="0"/>
+        <w:autoSpaceDN w:val="0"/>
+        <w:adjustRightInd w:val="0"/>
+        <w:spacing w:after="0" w:line="240" w:lineRule="auto"/>
+        <w:rPr>
+          <w:rFonts w:ascii="Courier New" w:hAnsi="Courier New" w:cs="Courier New"/>
+          <w:color w:val="000000"/>
+          <w:kern w:val="0"/>
+          <w:sz w:val="20"/>
+          <w:szCs w:val="20"/>
+          <w:highlight w:val="white"/>
+          <w:lang w:val="en-US"/>
+        </w:rPr>
+      </w:pPr>
+    </w:p>
+    <w:p>
+      <w:pPr>
+        <w:autoSpaceDE w:val="0"/>
+        <w:autoSpaceDN w:val="0"/>
+        <w:adjustRightInd w:val="0"/>
+        <w:spacing w:after="0" w:line="240" w:lineRule="auto"/>
+        <w:rPr>
+          <w:rFonts w:ascii="Courier New" w:hAnsi="Courier New" w:cs="Courier New"/>
+          <w:color w:val="000000"/>
+          <w:kern w:val="0"/>
+          <w:sz w:val="20"/>
+          <w:szCs w:val="20"/>
+          <w:highlight w:val="white"/>
+          <w:lang w:val="en-US"/>
+        </w:rPr>
+      </w:pPr>
+      <w:r>
+        <w:rPr>
+          <w:rFonts w:ascii="Courier New" w:hAnsi="Courier New" w:cs="Courier New"/>
+          <w:bCs/>
+          <w:color w:val="0000FF"/>
+          <w:kern w:val="0"/>
+          <w:sz w:val="20"/>
+          <w:szCs w:val="20"/>
+          <w:highlight w:val="white"/>
+          <w:lang w:val="en-US"/>
+        </w:rPr>
+        <w:t>import</w:t>
+      </w:r>
+      <w:r>
+        <w:rPr>
+          <w:rFonts w:ascii="Courier New" w:hAnsi="Courier New" w:cs="Courier New"/>
+          <w:color w:val="000000"/>
+          <w:kern w:val="0"/>
+          <w:sz w:val="20"/>
+          <w:szCs w:val="20"/>
+          <w:highlight w:val="white"/>
+          <w:lang w:val="en-US"/>
+        </w:rPr>
+        <w:t xml:space="preserve"> </w:t>
+      </w:r>
+      <w:proofErr w:type="spellStart"/>
+      <w:proofErr w:type="gramStart"/>
+      <w:r>
+        <w:rPr>
+          <w:rFonts w:ascii="Courier New" w:hAnsi="Courier New" w:cs="Courier New"/>
+          <w:color w:val="000000"/>
+          <w:kern w:val="0"/>
+          <w:sz w:val="20"/>
+          <w:szCs w:val="20"/>
+          <w:highlight w:val="white"/>
+          <w:lang w:val="en-US"/>
+        </w:rPr>
+        <w:t>jakarta</w:t>
+      </w:r>
+      <w:r>
+        <w:rPr>
+          <w:rFonts w:ascii="Courier New" w:hAnsi="Courier New" w:cs="Courier New"/>
+          <w:bCs/>
+          <w:color w:val="000080"/>
+          <w:kern w:val="0"/>
+          <w:sz w:val="20"/>
+          <w:szCs w:val="20"/>
+          <w:highlight w:val="white"/>
+          <w:lang w:val="en-US"/>
+        </w:rPr>
+        <w:t>.</w:t>
+      </w:r>
+      <w:r>
+        <w:rPr>
+          <w:rFonts w:ascii="Courier New" w:hAnsi="Courier New" w:cs="Courier New"/>
+          <w:color w:val="000000"/>
+          <w:kern w:val="0"/>
+          <w:sz w:val="20"/>
+          <w:szCs w:val="20"/>
+          <w:highlight w:val="white"/>
+          <w:lang w:val="en-US"/>
+        </w:rPr>
+        <w:t>enterprise</w:t>
+      </w:r>
+      <w:proofErr w:type="gramEnd"/>
+      <w:r>
+        <w:rPr>
+          <w:rFonts w:ascii="Courier New" w:hAnsi="Courier New" w:cs="Courier New"/>
+          <w:bCs/>
+          <w:color w:val="000080"/>
+          <w:kern w:val="0"/>
+          <w:sz w:val="20"/>
+          <w:szCs w:val="20"/>
+          <w:highlight w:val="white"/>
+          <w:lang w:val="en-US"/>
+        </w:rPr>
+        <w:t>.</w:t>
+      </w:r>
+      <w:r>
+        <w:rPr>
+          <w:rFonts w:ascii="Courier New" w:hAnsi="Courier New" w:cs="Courier New"/>
+          <w:color w:val="000000"/>
+          <w:kern w:val="0"/>
+          <w:sz w:val="20"/>
+          <w:szCs w:val="20"/>
+          <w:highlight w:val="white"/>
+          <w:lang w:val="en-US"/>
+        </w:rPr>
+        <w:t>context</w:t>
+      </w:r>
+      <w:r>
+        <w:rPr>
+          <w:rFonts w:ascii="Courier New" w:hAnsi="Courier New" w:cs="Courier New"/>
+          <w:bCs/>
+          <w:color w:val="000080"/>
+          <w:kern w:val="0"/>
+          <w:sz w:val="20"/>
+          <w:szCs w:val="20"/>
+          <w:highlight w:val="white"/>
+          <w:lang w:val="en-US"/>
+        </w:rPr>
+        <w:t>.</w:t>
+      </w:r>
+      <w:r>
+        <w:rPr>
+          <w:rFonts w:ascii="Courier New" w:hAnsi="Courier New" w:cs="Courier New"/>
+          <w:color w:val="000000"/>
+          <w:kern w:val="0"/>
+          <w:sz w:val="20"/>
+          <w:szCs w:val="20"/>
+          <w:highlight w:val="white"/>
+          <w:lang w:val="en-US"/>
+        </w:rPr>
+        <w:t>ApplicationScoped</w:t>
+      </w:r>
+      <w:proofErr w:type="spellEnd"/>
+      <w:r>
+        <w:rPr>
+          <w:rFonts w:ascii="Courier New" w:hAnsi="Courier New" w:cs="Courier New"/>
+          <w:bCs/>
+          <w:color w:val="000080"/>
+          <w:kern w:val="0"/>
+          <w:sz w:val="20"/>
+          <w:szCs w:val="20"/>
+          <w:highlight w:val="white"/>
+          <w:lang w:val="en-US"/>
+        </w:rPr>
+        <w:t>;</w:t>
+      </w:r>
+    </w:p>
+    <w:p>
+      <w:pPr>
+        <w:autoSpaceDE w:val="0"/>
+        <w:autoSpaceDN w:val="0"/>
+        <w:adjustRightInd w:val="0"/>
+        <w:spacing w:after="0" w:line="240" w:lineRule="auto"/>
+        <w:rPr>
+          <w:rFonts w:ascii="Courier New" w:hAnsi="Courier New" w:cs="Courier New"/>
+          <w:color w:val="000000"/>
+          <w:kern w:val="0"/>
+          <w:sz w:val="20"/>
+          <w:szCs w:val="20"/>
+          <w:highlight w:val="white"/>
+          <w:lang w:val="en-US"/>
+        </w:rPr>
+      </w:pPr>
+    </w:p>
+    <w:p>
+      <w:pPr>
+        <w:autoSpaceDE w:val="0"/>
+        <w:autoSpaceDN w:val="0"/>
+        <w:adjustRightInd w:val="0"/>
+        <w:spacing w:after="0" w:line="240" w:lineRule="auto"/>
+        <w:rPr>
+          <w:rFonts w:ascii="Courier New" w:hAnsi="Courier New" w:cs="Courier New"/>
+          <w:color w:val="000000"/>
+          <w:kern w:val="0"/>
+          <w:sz w:val="20"/>
+          <w:szCs w:val="20"/>
+          <w:highlight w:val="white"/>
+          <w:lang w:val="en-US"/>
+        </w:rPr>
+      </w:pPr>
+      <w:r>
+        <w:rPr>
+          <w:rFonts w:ascii="Courier New" w:hAnsi="Courier New" w:cs="Courier New"/>
+          <w:color w:val="000000"/>
+          <w:kern w:val="0"/>
+          <w:sz w:val="20"/>
+          <w:szCs w:val="20"/>
+          <w:highlight w:val="white"/>
+          <w:lang w:val="en-US"/>
+        </w:rPr>
+        <w:t>@ApplicationScoped</w:t>
+      </w:r>
+    </w:p>
+    <w:p>
+      <w:pPr>
+        <w:autoSpaceDE w:val="0"/>
+        <w:autoSpaceDN w:val="0"/>
+        <w:adjustRightInd w:val="0"/>
+        <w:spacing w:after="0" w:line="240" w:lineRule="auto"/>
+        <w:rPr>
+          <w:rFonts w:ascii="Courier New" w:hAnsi="Courier New" w:cs="Courier New"/>
+          <w:color w:val="000000"/>
+          <w:kern w:val="0"/>
+          <w:sz w:val="20"/>
+          <w:szCs w:val="20"/>
+          <w:highlight w:val="white"/>
+          <w:lang w:val="en-US"/>
+        </w:rPr>
+      </w:pPr>
+      <w:r>
+        <w:rPr>
+          <w:rFonts w:ascii="Courier New" w:hAnsi="Courier New" w:cs="Courier New"/>
+          <w:color w:val="8000FF"/>
+          <w:kern w:val="0"/>
+          <w:sz w:val="20"/>
+          <w:szCs w:val="20"/>
+          <w:highlight w:val="white"/>
+          <w:lang w:val="en-US"/>
+        </w:rPr>
+        <w:t>public</w:t>
+      </w:r>
+      <w:r>
+        <w:rPr>
+          <w:rFonts w:ascii="Courier New" w:hAnsi="Courier New" w:cs="Courier New"/>
+          <w:color w:val="000000"/>
+          <w:kern w:val="0"/>
+          <w:sz w:val="20"/>
+          <w:szCs w:val="20"/>
+          <w:highlight w:val="white"/>
+          <w:lang w:val="en-US"/>
+        </w:rPr>
+        <w:t xml:space="preserve"> </w:t>
+      </w:r>
+      <w:r>
+        <w:rPr>
+          <w:rFonts w:ascii="Courier New" w:hAnsi="Courier New" w:cs="Courier New"/>
+          <w:color w:val="8000FF"/>
+          <w:kern w:val="0"/>
+          <w:sz w:val="20"/>
+          <w:szCs w:val="20"/>
+          <w:highlight w:val="white"/>
+          <w:lang w:val="en-US"/>
+        </w:rPr>
+        <w:t>class</w:t>
+      </w:r>
+      <w:r>
+        <w:rPr>
+          <w:rFonts w:ascii="Courier New" w:hAnsi="Courier New" w:cs="Courier New"/>
+          <w:color w:val="000000"/>
+          <w:kern w:val="0"/>
+          <w:sz w:val="20"/>
+          <w:szCs w:val="20"/>
+          <w:highlight w:val="white"/>
+          <w:lang w:val="en-US"/>
+        </w:rPr>
+        <w:t xml:space="preserve"> </w:t>
+      </w:r>
+      <w:proofErr w:type="spellStart"/>
+      <w:r>
+        <w:rPr>
+          <w:rFonts w:ascii="Courier New" w:hAnsi="Courier New" w:cs="Courier New"/>
+          <w:color w:val="000000"/>
+          <w:kern w:val="0"/>
+          <w:sz w:val="20"/>
+          <w:szCs w:val="20"/>
+          <w:highlight w:val="white"/>
+          <w:lang w:val="en-US"/>
+        </w:rPr>
+        <w:t>ClickInterval</w:t>
+      </w:r>
+      <w:proofErr w:type="spellEnd"/>
+      <w:r>
+        <w:rPr>
+          <w:rFonts w:ascii="Courier New" w:hAnsi="Courier New" w:cs="Courier New"/>
+          <w:color w:val="000000"/>
+          <w:kern w:val="0"/>
+          <w:sz w:val="20"/>
+          <w:szCs w:val="20"/>
+          <w:highlight w:val="white"/>
+          <w:lang w:val="en-US"/>
+        </w:rPr>
+        <w:t xml:space="preserve"> </w:t>
+      </w:r>
+      <w:r>
+        <w:rPr>
+          <w:rFonts w:ascii="Courier New" w:hAnsi="Courier New" w:cs="Courier New"/>
           <w:b/>
           <w:bCs/>
-        </w:rPr>
-        <w:t xml:space="preserve"> классов</w:t>
-      </w:r>
-      <w:r>
-        <w:rPr>
+          <w:color w:val="0000FF"/>
+          <w:kern w:val="0"/>
+          <w:sz w:val="20"/>
+          <w:szCs w:val="20"/>
+          <w:highlight w:val="white"/>
+          <w:lang w:val="en-US"/>
+        </w:rPr>
+        <w:t>implements</w:t>
+      </w:r>
+      <w:r>
+        <w:rPr>
+          <w:rFonts w:ascii="Courier New" w:hAnsi="Courier New" w:cs="Courier New"/>
+          <w:color w:val="000000"/>
+          <w:kern w:val="0"/>
+          <w:sz w:val="20"/>
+          <w:szCs w:val="20"/>
+          <w:highlight w:val="white"/>
+          <w:lang w:val="en-US"/>
+        </w:rPr>
+        <w:t xml:space="preserve"> </w:t>
+      </w:r>
+      <w:proofErr w:type="spellStart"/>
+      <w:r>
+        <w:rPr>
+          <w:rFonts w:ascii="Courier New" w:hAnsi="Courier New" w:cs="Courier New"/>
+          <w:color w:val="000000"/>
+          <w:kern w:val="0"/>
+          <w:sz w:val="20"/>
+          <w:szCs w:val="20"/>
+          <w:highlight w:val="white"/>
+          <w:lang w:val="en-US"/>
+        </w:rPr>
+        <w:t>ClickIntervalMBean</w:t>
+      </w:r>
+      <w:proofErr w:type="spellEnd"/>
+      <w:r>
+        <w:rPr>
+          <w:rFonts w:ascii="Courier New" w:hAnsi="Courier New" w:cs="Courier New"/>
+          <w:color w:val="000000"/>
+          <w:kern w:val="0"/>
+          <w:sz w:val="20"/>
+          <w:szCs w:val="20"/>
+          <w:highlight w:val="white"/>
+          <w:lang w:val="en-US"/>
+        </w:rPr>
+        <w:t xml:space="preserve"> </w:t>
+      </w:r>
+      <w:r>
+        <w:rPr>
+          <w:rFonts w:ascii="Courier New" w:hAnsi="Courier New" w:cs="Courier New"/>
           <w:b/>
           <w:bCs/>
-        </w:rPr>
-        <w:t xml:space="preserve"> и </w:t>
-      </w:r>
-      <w:r>
-        <w:rPr>
+          <w:color w:val="000080"/>
+          <w:kern w:val="0"/>
+          <w:sz w:val="20"/>
+          <w:szCs w:val="20"/>
+          <w:highlight w:val="white"/>
+          <w:lang w:val="en-US"/>
+        </w:rPr>
+        <w:t>{</w:t>
+      </w:r>
+    </w:p>
+    <w:p>
+      <w:pPr>
+        <w:autoSpaceDE w:val="0"/>
+        <w:autoSpaceDN w:val="0"/>
+        <w:adjustRightInd w:val="0"/>
+        <w:spacing w:after="0" w:line="240" w:lineRule="auto"/>
+        <w:rPr>
+          <w:rFonts w:ascii="Courier New" w:hAnsi="Courier New" w:cs="Courier New"/>
+          <w:color w:val="000000"/>
+          <w:kern w:val="0"/>
+          <w:sz w:val="20"/>
+          <w:szCs w:val="20"/>
+          <w:highlight w:val="white"/>
+          <w:lang w:val="en-US"/>
+        </w:rPr>
+      </w:pPr>
+      <w:r>
+        <w:rPr>
+          <w:rFonts w:ascii="Courier New" w:hAnsi="Courier New" w:cs="Courier New"/>
+          <w:color w:val="000000"/>
+          <w:kern w:val="0"/>
+          <w:sz w:val="20"/>
+          <w:szCs w:val="20"/>
+          <w:highlight w:val="white"/>
+          <w:lang w:val="en-US"/>
+        </w:rPr>
+        <w:t xml:space="preserve">    </w:t>
+      </w:r>
+      <w:r>
+        <w:rPr>
+          <w:rFonts w:ascii="Courier New" w:hAnsi="Courier New" w:cs="Courier New"/>
+          <w:color w:val="8000FF"/>
+          <w:kern w:val="0"/>
+          <w:sz w:val="20"/>
+          <w:szCs w:val="20"/>
+          <w:highlight w:val="white"/>
+          <w:lang w:val="en-US"/>
+        </w:rPr>
+        <w:t>private</w:t>
+      </w:r>
+      <w:r>
+        <w:rPr>
+          <w:rFonts w:ascii="Courier New" w:hAnsi="Courier New" w:cs="Courier New"/>
+          <w:color w:val="000000"/>
+          <w:kern w:val="0"/>
+          <w:sz w:val="20"/>
+          <w:szCs w:val="20"/>
+          <w:highlight w:val="white"/>
+          <w:lang w:val="en-US"/>
+        </w:rPr>
+        <w:t xml:space="preserve"> </w:t>
+      </w:r>
+      <w:r>
+        <w:rPr>
+          <w:rFonts w:ascii="Courier New" w:hAnsi="Courier New" w:cs="Courier New"/>
+          <w:color w:val="8000FF"/>
+          <w:kern w:val="0"/>
+          <w:sz w:val="20"/>
+          <w:szCs w:val="20"/>
+          <w:highlight w:val="white"/>
+          <w:lang w:val="en-US"/>
+        </w:rPr>
+        <w:t>long</w:t>
+      </w:r>
+      <w:r>
+        <w:rPr>
+          <w:rFonts w:ascii="Courier New" w:hAnsi="Courier New" w:cs="Courier New"/>
+          <w:color w:val="000000"/>
+          <w:kern w:val="0"/>
+          <w:sz w:val="20"/>
+          <w:szCs w:val="20"/>
+          <w:highlight w:val="white"/>
+          <w:lang w:val="en-US"/>
+        </w:rPr>
+        <w:t xml:space="preserve"> </w:t>
+      </w:r>
+      <w:proofErr w:type="spellStart"/>
+      <w:r>
+        <w:rPr>
+          <w:rFonts w:ascii="Courier New" w:hAnsi="Courier New" w:cs="Courier New"/>
+          <w:color w:val="000000"/>
+          <w:kern w:val="0"/>
+          <w:sz w:val="20"/>
+          <w:szCs w:val="20"/>
+          <w:highlight w:val="white"/>
+          <w:lang w:val="en-US"/>
+        </w:rPr>
+        <w:t>totalIntervalsSum</w:t>
+      </w:r>
+      <w:proofErr w:type="spellEnd"/>
+      <w:r>
+        <w:rPr>
+          <w:rFonts w:ascii="Courier New" w:hAnsi="Courier New" w:cs="Courier New"/>
+          <w:color w:val="000000"/>
+          <w:kern w:val="0"/>
+          <w:sz w:val="20"/>
+          <w:szCs w:val="20"/>
+          <w:highlight w:val="white"/>
+          <w:lang w:val="en-US"/>
+        </w:rPr>
+        <w:t xml:space="preserve"> </w:t>
+      </w:r>
+      <w:r>
+        <w:rPr>
+          <w:rFonts w:ascii="Courier New" w:hAnsi="Courier New" w:cs="Courier New"/>
           <w:b/>
           <w:bCs/>
-          <w:lang w:val="en-US"/>
-        </w:rPr>
-        <w:t>notifications</w:t>
-      </w:r>
-      <w:r>
-        <w:rPr>
+          <w:color w:val="000080"/>
+          <w:kern w:val="0"/>
+          <w:sz w:val="20"/>
+          <w:szCs w:val="20"/>
+          <w:highlight w:val="white"/>
+          <w:lang w:val="en-US"/>
+        </w:rPr>
+        <w:t>=</w:t>
+      </w:r>
+      <w:r>
+        <w:rPr>
+          <w:rFonts w:ascii="Courier New" w:hAnsi="Courier New" w:cs="Courier New"/>
+          <w:color w:val="000000"/>
+          <w:kern w:val="0"/>
+          <w:sz w:val="20"/>
+          <w:szCs w:val="20"/>
+          <w:highlight w:val="white"/>
+          <w:lang w:val="en-US"/>
+        </w:rPr>
+        <w:t xml:space="preserve"> </w:t>
+      </w:r>
+      <w:r>
+        <w:rPr>
+          <w:rFonts w:ascii="Courier New" w:hAnsi="Courier New" w:cs="Courier New"/>
+          <w:color w:val="FF8000"/>
+          <w:kern w:val="0"/>
+          <w:sz w:val="20"/>
+          <w:szCs w:val="20"/>
+          <w:highlight w:val="white"/>
+          <w:lang w:val="en-US"/>
+        </w:rPr>
+        <w:t>0</w:t>
+      </w:r>
+      <w:r>
+        <w:rPr>
+          <w:rFonts w:ascii="Courier New" w:hAnsi="Courier New" w:cs="Courier New"/>
           <w:b/>
           <w:bCs/>
+          <w:color w:val="000080"/>
+          <w:kern w:val="0"/>
+          <w:sz w:val="20"/>
+          <w:szCs w:val="20"/>
+          <w:highlight w:val="white"/>
+          <w:lang w:val="en-US"/>
+        </w:rPr>
+        <w:t>;</w:t>
+      </w:r>
+    </w:p>
+    <w:p>
+      <w:pPr>
+        <w:autoSpaceDE w:val="0"/>
+        <w:autoSpaceDN w:val="0"/>
+        <w:adjustRightInd w:val="0"/>
+        <w:spacing w:after="0" w:line="240" w:lineRule="auto"/>
+        <w:rPr>
+          <w:rFonts w:ascii="Courier New" w:hAnsi="Courier New" w:cs="Courier New"/>
+          <w:color w:val="000000"/>
+          <w:kern w:val="0"/>
+          <w:sz w:val="20"/>
+          <w:szCs w:val="20"/>
+          <w:highlight w:val="white"/>
+          <w:lang w:val="en-US"/>
+        </w:rPr>
+      </w:pPr>
+      <w:r>
+        <w:rPr>
+          <w:rFonts w:ascii="Courier New" w:hAnsi="Courier New" w:cs="Courier New"/>
+          <w:color w:val="000000"/>
+          <w:kern w:val="0"/>
+          <w:sz w:val="20"/>
+          <w:szCs w:val="20"/>
+          <w:highlight w:val="white"/>
+          <w:lang w:val="en-US"/>
+        </w:rPr>
+        <w:t xml:space="preserve">    </w:t>
+      </w:r>
+      <w:r>
+        <w:rPr>
+          <w:rFonts w:ascii="Courier New" w:hAnsi="Courier New" w:cs="Courier New"/>
+          <w:color w:val="8000FF"/>
+          <w:kern w:val="0"/>
+          <w:sz w:val="20"/>
+          <w:szCs w:val="20"/>
+          <w:highlight w:val="white"/>
+          <w:lang w:val="en-US"/>
+        </w:rPr>
+        <w:t>private</w:t>
+      </w:r>
+      <w:r>
+        <w:rPr>
+          <w:rFonts w:ascii="Courier New" w:hAnsi="Courier New" w:cs="Courier New"/>
+          <w:color w:val="000000"/>
+          <w:kern w:val="0"/>
+          <w:sz w:val="20"/>
+          <w:szCs w:val="20"/>
+          <w:highlight w:val="white"/>
+          <w:lang w:val="en-US"/>
         </w:rPr>
         <w:t xml:space="preserve"> </w:t>
       </w:r>
       <w:r>
         <w:rPr>
+          <w:rFonts w:ascii="Courier New" w:hAnsi="Courier New" w:cs="Courier New"/>
+          <w:color w:val="8000FF"/>
+          <w:kern w:val="0"/>
+          <w:sz w:val="20"/>
+          <w:szCs w:val="20"/>
+          <w:highlight w:val="white"/>
+          <w:lang w:val="en-US"/>
+        </w:rPr>
+        <w:t>int</w:t>
+      </w:r>
+      <w:r>
+        <w:rPr>
+          <w:rFonts w:ascii="Courier New" w:hAnsi="Courier New" w:cs="Courier New"/>
+          <w:color w:val="000000"/>
+          <w:kern w:val="0"/>
+          <w:sz w:val="20"/>
+          <w:szCs w:val="20"/>
+          <w:highlight w:val="white"/>
+          <w:lang w:val="en-US"/>
+        </w:rPr>
+        <w:t xml:space="preserve"> </w:t>
+      </w:r>
+      <w:proofErr w:type="spellStart"/>
+      <w:r>
+        <w:rPr>
+          <w:rFonts w:ascii="Courier New" w:hAnsi="Courier New" w:cs="Courier New"/>
+          <w:color w:val="000000"/>
+          <w:kern w:val="0"/>
+          <w:sz w:val="20"/>
+          <w:szCs w:val="20"/>
+          <w:highlight w:val="white"/>
+          <w:lang w:val="en-US"/>
+        </w:rPr>
+        <w:t>intervalsCount</w:t>
+      </w:r>
+      <w:proofErr w:type="spellEnd"/>
+      <w:r>
+        <w:rPr>
+          <w:rFonts w:ascii="Courier New" w:hAnsi="Courier New" w:cs="Courier New"/>
+          <w:color w:val="000000"/>
+          <w:kern w:val="0"/>
+          <w:sz w:val="20"/>
+          <w:szCs w:val="20"/>
+          <w:highlight w:val="white"/>
+          <w:lang w:val="en-US"/>
+        </w:rPr>
+        <w:t xml:space="preserve"> </w:t>
+      </w:r>
+      <w:r>
+        <w:rPr>
+          <w:rFonts w:ascii="Courier New" w:hAnsi="Courier New" w:cs="Courier New"/>
           <w:b/>
           <w:bCs/>
-        </w:rPr>
-        <w:t xml:space="preserve">от </w:t>
-      </w:r>
-      <w:r>
-        <w:rPr>
+          <w:color w:val="000080"/>
+          <w:kern w:val="0"/>
+          <w:sz w:val="20"/>
+          <w:szCs w:val="20"/>
+          <w:highlight w:val="white"/>
+          <w:lang w:val="en-US"/>
+        </w:rPr>
+        <w:t>=</w:t>
+      </w:r>
+      <w:r>
+        <w:rPr>
+          <w:rFonts w:ascii="Courier New" w:hAnsi="Courier New" w:cs="Courier New"/>
+          <w:color w:val="000000"/>
+          <w:kern w:val="0"/>
+          <w:sz w:val="20"/>
+          <w:szCs w:val="20"/>
+          <w:highlight w:val="white"/>
+          <w:lang w:val="en-US"/>
+        </w:rPr>
+        <w:t xml:space="preserve"> </w:t>
+      </w:r>
+      <w:r>
+        <w:rPr>
+          <w:rFonts w:ascii="Courier New" w:hAnsi="Courier New" w:cs="Courier New"/>
+          <w:color w:val="FF8000"/>
+          <w:kern w:val="0"/>
+          <w:sz w:val="20"/>
+          <w:szCs w:val="20"/>
+          <w:highlight w:val="white"/>
+          <w:lang w:val="en-US"/>
+        </w:rPr>
+        <w:t>0</w:t>
+      </w:r>
+      <w:r>
+        <w:rPr>
+          <w:rFonts w:ascii="Courier New" w:hAnsi="Courier New" w:cs="Courier New"/>
           <w:b/>
           <w:bCs/>
-          <w:lang w:val="en-US"/>
-        </w:rPr>
-        <w:t>HitsCounter</w:t>
-      </w:r>
-      <w:r>
-        <w:rPr>
+          <w:color w:val="000080"/>
+          <w:kern w:val="0"/>
+          <w:sz w:val="20"/>
+          <w:szCs w:val="20"/>
+          <w:highlight w:val="white"/>
+          <w:lang w:val="en-US"/>
+        </w:rPr>
+        <w:t>;</w:t>
+      </w:r>
+    </w:p>
+    <w:p>
+      <w:pPr>
+        <w:autoSpaceDE w:val="0"/>
+        <w:autoSpaceDN w:val="0"/>
+        <w:adjustRightInd w:val="0"/>
+        <w:spacing w:after="0" w:line="240" w:lineRule="auto"/>
+        <w:rPr>
+          <w:rFonts w:ascii="Courier New" w:hAnsi="Courier New" w:cs="Courier New"/>
+          <w:color w:val="000000"/>
+          <w:kern w:val="0"/>
+          <w:sz w:val="20"/>
+          <w:szCs w:val="20"/>
+          <w:highlight w:val="white"/>
+          <w:lang w:val="en-US"/>
+        </w:rPr>
+      </w:pPr>
+      <w:r>
+        <w:rPr>
+          <w:rFonts w:ascii="Courier New" w:hAnsi="Courier New" w:cs="Courier New"/>
+          <w:color w:val="000000"/>
+          <w:kern w:val="0"/>
+          <w:sz w:val="20"/>
+          <w:szCs w:val="20"/>
+          <w:highlight w:val="white"/>
+          <w:lang w:val="en-US"/>
+        </w:rPr>
+        <w:t xml:space="preserve">    </w:t>
+      </w:r>
+      <w:r>
+        <w:rPr>
+          <w:rFonts w:ascii="Courier New" w:hAnsi="Courier New" w:cs="Courier New"/>
+          <w:color w:val="8000FF"/>
+          <w:kern w:val="0"/>
+          <w:sz w:val="20"/>
+          <w:szCs w:val="20"/>
+          <w:highlight w:val="white"/>
+          <w:lang w:val="en-US"/>
+        </w:rPr>
+        <w:t>private</w:t>
+      </w:r>
+      <w:r>
+        <w:rPr>
+          <w:rFonts w:ascii="Courier New" w:hAnsi="Courier New" w:cs="Courier New"/>
+          <w:color w:val="000000"/>
+          <w:kern w:val="0"/>
+          <w:sz w:val="20"/>
+          <w:szCs w:val="20"/>
+          <w:highlight w:val="white"/>
+          <w:lang w:val="en-US"/>
+        </w:rPr>
+        <w:t xml:space="preserve"> Long </w:t>
+      </w:r>
+      <w:proofErr w:type="spellStart"/>
+      <w:r>
+        <w:rPr>
+          <w:rFonts w:ascii="Courier New" w:hAnsi="Courier New" w:cs="Courier New"/>
+          <w:color w:val="000000"/>
+          <w:kern w:val="0"/>
+          <w:sz w:val="20"/>
+          <w:szCs w:val="20"/>
+          <w:highlight w:val="white"/>
+          <w:lang w:val="en-US"/>
+        </w:rPr>
+        <w:t>lastClickTime</w:t>
+      </w:r>
+      <w:proofErr w:type="spellEnd"/>
+      <w:r>
+        <w:rPr>
+          <w:rFonts w:ascii="Courier New" w:hAnsi="Courier New" w:cs="Courier New"/>
+          <w:color w:val="000000"/>
+          <w:kern w:val="0"/>
+          <w:sz w:val="20"/>
+          <w:szCs w:val="20"/>
+          <w:highlight w:val="white"/>
+          <w:lang w:val="en-US"/>
+        </w:rPr>
+        <w:t xml:space="preserve"> </w:t>
+      </w:r>
+      <w:r>
+        <w:rPr>
+          <w:rFonts w:ascii="Courier New" w:hAnsi="Courier New" w:cs="Courier New"/>
           <w:b/>
           <w:bCs/>
+          <w:color w:val="000080"/>
+          <w:kern w:val="0"/>
+          <w:sz w:val="20"/>
+          <w:szCs w:val="20"/>
+          <w:highlight w:val="white"/>
+          <w:lang w:val="en-US"/>
+        </w:rPr>
+        <w:t>=</w:t>
+      </w:r>
+      <w:r>
+        <w:rPr>
+          <w:rFonts w:ascii="Courier New" w:hAnsi="Courier New" w:cs="Courier New"/>
+          <w:color w:val="000000"/>
+          <w:kern w:val="0"/>
+          <w:sz w:val="20"/>
+          <w:szCs w:val="20"/>
+          <w:highlight w:val="white"/>
+          <w:lang w:val="en-US"/>
         </w:rPr>
         <w:t xml:space="preserve"> </w:t>
       </w:r>
       <w:r>
         <w:rPr>
+          <w:rFonts w:ascii="Courier New" w:hAnsi="Courier New" w:cs="Courier New"/>
           <w:b/>
           <w:bCs/>
-        </w:rPr>
-        <w:t>бина</w:t>
-      </w:r>
-      <w:r>
-        <w:rPr>
+          <w:color w:val="0000FF"/>
+          <w:kern w:val="0"/>
+          <w:sz w:val="20"/>
+          <w:szCs w:val="20"/>
+          <w:highlight w:val="white"/>
+          <w:lang w:val="en-US"/>
+        </w:rPr>
+        <w:t>null</w:t>
+      </w:r>
+      <w:r>
+        <w:rPr>
+          <w:rFonts w:ascii="Courier New" w:hAnsi="Courier New" w:cs="Courier New"/>
           <w:b/>
           <w:bCs/>
-        </w:rPr>
-        <w:t>:</w:t>
-      </w:r>
-    </w:p>
-    <w:p>
-      <w:r>
+          <w:color w:val="000080"/>
+          <w:kern w:val="0"/>
+          <w:sz w:val="20"/>
+          <w:szCs w:val="20"/>
+          <w:highlight w:val="white"/>
+          <w:lang w:val="en-US"/>
+        </w:rPr>
+        <w:t>;</w:t>
+      </w:r>
+    </w:p>
+    <w:p>
+      <w:pPr>
+        <w:autoSpaceDE w:val="0"/>
+        <w:autoSpaceDN w:val="0"/>
+        <w:adjustRightInd w:val="0"/>
+        <w:spacing w:after="0" w:line="240" w:lineRule="auto"/>
+        <w:rPr>
+          <w:rFonts w:ascii="Courier New" w:hAnsi="Courier New" w:cs="Courier New"/>
+          <w:color w:val="000000"/>
+          <w:kern w:val="0"/>
+          <w:sz w:val="20"/>
+          <w:szCs w:val="20"/>
+          <w:highlight w:val="white"/>
+          <w:lang w:val="en-US"/>
+        </w:rPr>
+      </w:pPr>
+    </w:p>
+    <w:p>
+      <w:pPr>
+        <w:autoSpaceDE w:val="0"/>
+        <w:autoSpaceDN w:val="0"/>
+        <w:adjustRightInd w:val="0"/>
+        <w:spacing w:after="0" w:line="240" w:lineRule="auto"/>
+        <w:rPr>
+          <w:rFonts w:ascii="Courier New" w:hAnsi="Courier New" w:cs="Courier New"/>
+          <w:color w:val="000000"/>
+          <w:kern w:val="0"/>
+          <w:sz w:val="20"/>
+          <w:szCs w:val="20"/>
+          <w:highlight w:val="white"/>
+          <w:lang w:val="en-US"/>
+        </w:rPr>
+      </w:pPr>
+      <w:r>
+        <w:rPr>
+          <w:rFonts w:ascii="Courier New" w:hAnsi="Courier New" w:cs="Courier New"/>
+          <w:color w:val="000000"/>
+          <w:kern w:val="0"/>
+          <w:sz w:val="20"/>
+          <w:szCs w:val="20"/>
+          <w:highlight w:val="white"/>
+          <w:lang w:val="en-US"/>
+        </w:rPr>
+        <w:t xml:space="preserve">    </w:t>
+      </w:r>
+      <w:r>
+        <w:rPr>
+          <w:rFonts w:ascii="Courier New" w:hAnsi="Courier New" w:cs="Courier New"/>
+          <w:color w:val="8000FF"/>
+          <w:kern w:val="0"/>
+          <w:sz w:val="20"/>
+          <w:szCs w:val="20"/>
+          <w:highlight w:val="white"/>
+          <w:lang w:val="en-US"/>
+        </w:rPr>
+        <w:t>public</w:t>
+      </w:r>
+      <w:r>
+        <w:rPr>
+          <w:rFonts w:ascii="Courier New" w:hAnsi="Courier New" w:cs="Courier New"/>
+          <w:color w:val="000000"/>
+          <w:kern w:val="0"/>
+          <w:sz w:val="20"/>
+          <w:szCs w:val="20"/>
+          <w:highlight w:val="white"/>
+          <w:lang w:val="en-US"/>
+        </w:rPr>
+        <w:t xml:space="preserve"> </w:t>
+      </w:r>
+      <w:r>
+        <w:rPr>
+          <w:rFonts w:ascii="Courier New" w:hAnsi="Courier New" w:cs="Courier New"/>
+          <w:color w:val="8000FF"/>
+          <w:kern w:val="0"/>
+          <w:sz w:val="20"/>
+          <w:szCs w:val="20"/>
+          <w:highlight w:val="white"/>
+          <w:lang w:val="en-US"/>
+        </w:rPr>
+        <w:t>synchronized</w:t>
+      </w:r>
+      <w:r>
+        <w:rPr>
+          <w:rFonts w:ascii="Courier New" w:hAnsi="Courier New" w:cs="Courier New"/>
+          <w:color w:val="000000"/>
+          <w:kern w:val="0"/>
+          <w:sz w:val="20"/>
+          <w:szCs w:val="20"/>
+          <w:highlight w:val="white"/>
+          <w:lang w:val="en-US"/>
+        </w:rPr>
+        <w:t xml:space="preserve"> </w:t>
+      </w:r>
+      <w:r>
+        <w:rPr>
+          <w:rFonts w:ascii="Courier New" w:hAnsi="Courier New" w:cs="Courier New"/>
+          <w:color w:val="8000FF"/>
+          <w:kern w:val="0"/>
+          <w:sz w:val="20"/>
+          <w:szCs w:val="20"/>
+          <w:highlight w:val="white"/>
+          <w:lang w:val="en-US"/>
+        </w:rPr>
+        <w:t>void</w:t>
+      </w:r>
+      <w:r>
+        <w:rPr>
+          <w:rFonts w:ascii="Courier New" w:hAnsi="Courier New" w:cs="Courier New"/>
+          <w:color w:val="000000"/>
+          <w:kern w:val="0"/>
+          <w:sz w:val="20"/>
+          <w:szCs w:val="20"/>
+          <w:highlight w:val="white"/>
+          <w:lang w:val="en-US"/>
+        </w:rPr>
+        <w:t xml:space="preserve"> </w:t>
+      </w:r>
+      <w:proofErr w:type="spellStart"/>
+      <w:proofErr w:type="gramStart"/>
+      <w:r>
+        <w:rPr>
+          <w:rFonts w:ascii="Courier New" w:hAnsi="Courier New" w:cs="Courier New"/>
+          <w:color w:val="000000"/>
+          <w:kern w:val="0"/>
+          <w:sz w:val="20"/>
+          <w:szCs w:val="20"/>
+          <w:highlight w:val="white"/>
+          <w:lang w:val="en-US"/>
+        </w:rPr>
+        <w:t>recordClick</w:t>
+      </w:r>
+      <w:proofErr w:type="spellEnd"/>
+      <w:r>
+        <w:rPr>
+          <w:rFonts w:ascii="Courier New" w:hAnsi="Courier New" w:cs="Courier New"/>
+          <w:b/>
+          <w:bCs/>
+          <w:color w:val="000080"/>
+          <w:kern w:val="0"/>
+          <w:sz w:val="20"/>
+          <w:szCs w:val="20"/>
+          <w:highlight w:val="white"/>
+          <w:lang w:val="en-US"/>
+        </w:rPr>
+        <w:t>(</w:t>
+      </w:r>
+      <w:proofErr w:type="gramEnd"/>
+      <w:r>
+        <w:rPr>
+          <w:rFonts w:ascii="Courier New" w:hAnsi="Courier New" w:cs="Courier New"/>
+          <w:b/>
+          <w:bCs/>
+          <w:color w:val="000080"/>
+          <w:kern w:val="0"/>
+          <w:sz w:val="20"/>
+          <w:szCs w:val="20"/>
+          <w:highlight w:val="white"/>
+          <w:lang w:val="en-US"/>
+        </w:rPr>
+        <w:t>)</w:t>
+      </w:r>
+      <w:r>
+        <w:rPr>
+          <w:rFonts w:ascii="Courier New" w:hAnsi="Courier New" w:cs="Courier New"/>
+          <w:color w:val="000000"/>
+          <w:kern w:val="0"/>
+          <w:sz w:val="20"/>
+          <w:szCs w:val="20"/>
+          <w:highlight w:val="white"/>
+          <w:lang w:val="en-US"/>
+        </w:rPr>
+        <w:t xml:space="preserve"> </w:t>
+      </w:r>
+      <w:r>
+        <w:rPr>
+          <w:rFonts w:ascii="Courier New" w:hAnsi="Courier New" w:cs="Courier New"/>
+          <w:b/>
+          <w:bCs/>
+          <w:color w:val="000080"/>
+          <w:kern w:val="0"/>
+          <w:sz w:val="20"/>
+          <w:szCs w:val="20"/>
+          <w:highlight w:val="white"/>
+          <w:lang w:val="en-US"/>
+        </w:rPr>
+        <w:t>{</w:t>
+      </w:r>
+    </w:p>
+    <w:p>
+      <w:pPr>
+        <w:autoSpaceDE w:val="0"/>
+        <w:autoSpaceDN w:val="0"/>
+        <w:adjustRightInd w:val="0"/>
+        <w:spacing w:after="0" w:line="240" w:lineRule="auto"/>
+        <w:rPr>
+          <w:rFonts w:ascii="Courier New" w:hAnsi="Courier New" w:cs="Courier New"/>
+          <w:color w:val="000000"/>
+          <w:kern w:val="0"/>
+          <w:sz w:val="20"/>
+          <w:szCs w:val="20"/>
+          <w:highlight w:val="white"/>
+          <w:lang w:val="en-US"/>
+        </w:rPr>
+      </w:pPr>
+      <w:r>
+        <w:rPr>
+          <w:rFonts w:ascii="Courier New" w:hAnsi="Courier New" w:cs="Courier New"/>
+          <w:color w:val="000000"/>
+          <w:kern w:val="0"/>
+          <w:sz w:val="20"/>
+          <w:szCs w:val="20"/>
+          <w:highlight w:val="white"/>
+          <w:lang w:val="en-US"/>
+        </w:rPr>
+        <w:t xml:space="preserve">        </w:t>
+      </w:r>
+      <w:r>
+        <w:rPr>
+          <w:rFonts w:ascii="Courier New" w:hAnsi="Courier New" w:cs="Courier New"/>
+          <w:color w:val="8000FF"/>
+          <w:kern w:val="0"/>
+          <w:sz w:val="20"/>
+          <w:szCs w:val="20"/>
+          <w:highlight w:val="white"/>
+          <w:lang w:val="en-US"/>
+        </w:rPr>
+        <w:t>long</w:t>
+      </w:r>
+      <w:r>
+        <w:rPr>
+          <w:rFonts w:ascii="Courier New" w:hAnsi="Courier New" w:cs="Courier New"/>
+          <w:color w:val="000000"/>
+          <w:kern w:val="0"/>
+          <w:sz w:val="20"/>
+          <w:szCs w:val="20"/>
+          <w:highlight w:val="white"/>
+          <w:lang w:val="en-US"/>
+        </w:rPr>
+        <w:t xml:space="preserve"> </w:t>
+      </w:r>
+      <w:proofErr w:type="spellStart"/>
+      <w:r>
+        <w:rPr>
+          <w:rFonts w:ascii="Courier New" w:hAnsi="Courier New" w:cs="Courier New"/>
+          <w:color w:val="000000"/>
+          <w:kern w:val="0"/>
+          <w:sz w:val="20"/>
+          <w:szCs w:val="20"/>
+          <w:highlight w:val="white"/>
+          <w:lang w:val="en-US"/>
+        </w:rPr>
+        <w:t>currentTime</w:t>
+      </w:r>
+      <w:proofErr w:type="spellEnd"/>
+      <w:r>
+        <w:rPr>
+          <w:rFonts w:ascii="Courier New" w:hAnsi="Courier New" w:cs="Courier New"/>
+          <w:color w:val="000000"/>
+          <w:kern w:val="0"/>
+          <w:sz w:val="20"/>
+          <w:szCs w:val="20"/>
+          <w:highlight w:val="white"/>
+          <w:lang w:val="en-US"/>
+        </w:rPr>
+        <w:t xml:space="preserve"> </w:t>
+      </w:r>
+      <w:r>
+        <w:rPr>
+          <w:rFonts w:ascii="Courier New" w:hAnsi="Courier New" w:cs="Courier New"/>
+          <w:b/>
+          <w:bCs/>
+          <w:color w:val="000080"/>
+          <w:kern w:val="0"/>
+          <w:sz w:val="20"/>
+          <w:szCs w:val="20"/>
+          <w:highlight w:val="white"/>
+          <w:lang w:val="en-US"/>
+        </w:rPr>
+        <w:t>=</w:t>
+      </w:r>
+      <w:r>
+        <w:rPr>
+          <w:rFonts w:ascii="Courier New" w:hAnsi="Courier New" w:cs="Courier New"/>
+          <w:color w:val="000000"/>
+          <w:kern w:val="0"/>
+          <w:sz w:val="20"/>
+          <w:szCs w:val="20"/>
+          <w:highlight w:val="white"/>
+          <w:lang w:val="en-US"/>
+        </w:rPr>
+        <w:t xml:space="preserve"> </w:t>
+      </w:r>
+      <w:proofErr w:type="spellStart"/>
+      <w:r>
+        <w:rPr>
+          <w:rFonts w:ascii="Courier New" w:hAnsi="Courier New" w:cs="Courier New"/>
+          <w:color w:val="000000"/>
+          <w:kern w:val="0"/>
+          <w:sz w:val="20"/>
+          <w:szCs w:val="20"/>
+          <w:highlight w:val="white"/>
+          <w:lang w:val="en-US"/>
+        </w:rPr>
+        <w:t>System</w:t>
+      </w:r>
+      <w:r>
+        <w:rPr>
+          <w:rFonts w:ascii="Courier New" w:hAnsi="Courier New" w:cs="Courier New"/>
+          <w:b/>
+          <w:bCs/>
+          <w:color w:val="000080"/>
+          <w:kern w:val="0"/>
+          <w:sz w:val="20"/>
+          <w:szCs w:val="20"/>
+          <w:highlight w:val="white"/>
+          <w:lang w:val="en-US"/>
+        </w:rPr>
+        <w:t>.</w:t>
+      </w:r>
+      <w:r>
+        <w:rPr>
+          <w:rFonts w:ascii="Courier New" w:hAnsi="Courier New" w:cs="Courier New"/>
+          <w:color w:val="000000"/>
+          <w:kern w:val="0"/>
+          <w:sz w:val="20"/>
+          <w:szCs w:val="20"/>
+          <w:highlight w:val="white"/>
+          <w:lang w:val="en-US"/>
+        </w:rPr>
+        <w:t>currentTimeMillis</w:t>
+      </w:r>
+      <w:proofErr w:type="spellEnd"/>
+      <w:r>
+        <w:rPr>
+          <w:rFonts w:ascii="Courier New" w:hAnsi="Courier New" w:cs="Courier New"/>
+          <w:b/>
+          <w:bCs/>
+          <w:color w:val="000080"/>
+          <w:kern w:val="0"/>
+          <w:sz w:val="20"/>
+          <w:szCs w:val="20"/>
+          <w:highlight w:val="white"/>
+          <w:lang w:val="en-US"/>
+        </w:rPr>
+        <w:t>();</w:t>
+      </w:r>
+    </w:p>
+    <w:p>
+      <w:pPr>
+        <w:autoSpaceDE w:val="0"/>
+        <w:autoSpaceDN w:val="0"/>
+        <w:adjustRightInd w:val="0"/>
+        <w:spacing w:after="0" w:line="240" w:lineRule="auto"/>
+        <w:rPr>
+          <w:rFonts w:ascii="Courier New" w:hAnsi="Courier New" w:cs="Courier New"/>
+          <w:color w:val="000000"/>
+          <w:kern w:val="0"/>
+          <w:sz w:val="20"/>
+          <w:szCs w:val="20"/>
+          <w:highlight w:val="white"/>
+          <w:lang w:val="en-US"/>
+        </w:rPr>
+      </w:pPr>
+    </w:p>
+    <w:p>
+      <w:pPr>
+        <w:autoSpaceDE w:val="0"/>
+        <w:autoSpaceDN w:val="0"/>
+        <w:adjustRightInd w:val="0"/>
+        <w:spacing w:after="0" w:line="240" w:lineRule="auto"/>
+        <w:rPr>
+          <w:rFonts w:ascii="Courier New" w:hAnsi="Courier New" w:cs="Courier New"/>
+          <w:color w:val="000000"/>
+          <w:kern w:val="0"/>
+          <w:sz w:val="20"/>
+          <w:szCs w:val="20"/>
+          <w:highlight w:val="white"/>
+          <w:lang w:val="en-US"/>
+        </w:rPr>
+      </w:pPr>
+      <w:r>
+        <w:rPr>
+          <w:rFonts w:ascii="Courier New" w:hAnsi="Courier New" w:cs="Courier New"/>
+          <w:color w:val="000000"/>
+          <w:kern w:val="0"/>
+          <w:sz w:val="20"/>
+          <w:szCs w:val="20"/>
+          <w:highlight w:val="white"/>
+          <w:lang w:val="en-US"/>
+        </w:rPr>
+        <w:t xml:space="preserve">        </w:t>
+      </w:r>
+      <w:r>
+        <w:rPr>
+          <w:rFonts w:ascii="Courier New" w:hAnsi="Courier New" w:cs="Courier New"/>
+          <w:b/>
+          <w:bCs/>
+          <w:color w:val="0000FF"/>
+          <w:kern w:val="0"/>
+          <w:sz w:val="20"/>
+          <w:szCs w:val="20"/>
+          <w:highlight w:val="white"/>
+          <w:lang w:val="en-US"/>
+        </w:rPr>
+        <w:t>if</w:t>
+      </w:r>
+      <w:r>
+        <w:rPr>
+          <w:rFonts w:ascii="Courier New" w:hAnsi="Courier New" w:cs="Courier New"/>
+          <w:color w:val="000000"/>
+          <w:kern w:val="0"/>
+          <w:sz w:val="20"/>
+          <w:szCs w:val="20"/>
+          <w:highlight w:val="white"/>
+          <w:lang w:val="en-US"/>
+        </w:rPr>
+        <w:t xml:space="preserve"> </w:t>
+      </w:r>
+      <w:r>
+        <w:rPr>
+          <w:rFonts w:ascii="Courier New" w:hAnsi="Courier New" w:cs="Courier New"/>
+          <w:b/>
+          <w:bCs/>
+          <w:color w:val="000080"/>
+          <w:kern w:val="0"/>
+          <w:sz w:val="20"/>
+          <w:szCs w:val="20"/>
+          <w:highlight w:val="white"/>
+          <w:lang w:val="en-US"/>
+        </w:rPr>
+        <w:t>(</w:t>
+      </w:r>
+      <w:proofErr w:type="spellStart"/>
+      <w:proofErr w:type="gramStart"/>
+      <w:r>
+        <w:rPr>
+          <w:rFonts w:ascii="Courier New" w:hAnsi="Courier New" w:cs="Courier New"/>
+          <w:color w:val="000000"/>
+          <w:kern w:val="0"/>
+          <w:sz w:val="20"/>
+          <w:szCs w:val="20"/>
+          <w:highlight w:val="white"/>
+          <w:lang w:val="en-US"/>
+        </w:rPr>
+        <w:t>lastClickTime</w:t>
+      </w:r>
+      <w:proofErr w:type="spellEnd"/>
+      <w:r>
+        <w:rPr>
+          <w:rFonts w:ascii="Courier New" w:hAnsi="Courier New" w:cs="Courier New"/>
+          <w:color w:val="000000"/>
+          <w:kern w:val="0"/>
+          <w:sz w:val="20"/>
+          <w:szCs w:val="20"/>
+          <w:highlight w:val="white"/>
+          <w:lang w:val="en-US"/>
+        </w:rPr>
+        <w:t xml:space="preserve"> </w:t>
+      </w:r>
+      <w:r>
+        <w:rPr>
+          <w:rFonts w:ascii="Courier New" w:hAnsi="Courier New" w:cs="Courier New"/>
+          <w:b/>
+          <w:bCs/>
+          <w:color w:val="000080"/>
+          <w:kern w:val="0"/>
+          <w:sz w:val="20"/>
+          <w:szCs w:val="20"/>
+          <w:highlight w:val="white"/>
+          <w:lang w:val="en-US"/>
+        </w:rPr>
+        <w:t>!</w:t>
+      </w:r>
+      <w:proofErr w:type="gramEnd"/>
+      <w:r>
+        <w:rPr>
+          <w:rFonts w:ascii="Courier New" w:hAnsi="Courier New" w:cs="Courier New"/>
+          <w:b/>
+          <w:bCs/>
+          <w:color w:val="000080"/>
+          <w:kern w:val="0"/>
+          <w:sz w:val="20"/>
+          <w:szCs w:val="20"/>
+          <w:highlight w:val="white"/>
+          <w:lang w:val="en-US"/>
+        </w:rPr>
+        <w:t>=</w:t>
+      </w:r>
+      <w:r>
+        <w:rPr>
+          <w:rFonts w:ascii="Courier New" w:hAnsi="Courier New" w:cs="Courier New"/>
+          <w:color w:val="000000"/>
+          <w:kern w:val="0"/>
+          <w:sz w:val="20"/>
+          <w:szCs w:val="20"/>
+          <w:highlight w:val="white"/>
+          <w:lang w:val="en-US"/>
+        </w:rPr>
+        <w:t xml:space="preserve"> </w:t>
+      </w:r>
+      <w:r>
+        <w:rPr>
+          <w:rFonts w:ascii="Courier New" w:hAnsi="Courier New" w:cs="Courier New"/>
+          <w:b/>
+          <w:bCs/>
+          <w:color w:val="0000FF"/>
+          <w:kern w:val="0"/>
+          <w:sz w:val="20"/>
+          <w:szCs w:val="20"/>
+          <w:highlight w:val="white"/>
+          <w:lang w:val="en-US"/>
+        </w:rPr>
+        <w:t>null</w:t>
+      </w:r>
+      <w:r>
+        <w:rPr>
+          <w:rFonts w:ascii="Courier New" w:hAnsi="Courier New" w:cs="Courier New"/>
+          <w:b/>
+          <w:bCs/>
+          <w:color w:val="000080"/>
+          <w:kern w:val="0"/>
+          <w:sz w:val="20"/>
+          <w:szCs w:val="20"/>
+          <w:highlight w:val="white"/>
+          <w:lang w:val="en-US"/>
+        </w:rPr>
+        <w:t>)</w:t>
+      </w:r>
+      <w:r>
+        <w:rPr>
+          <w:rFonts w:ascii="Courier New" w:hAnsi="Courier New" w:cs="Courier New"/>
+          <w:color w:val="000000"/>
+          <w:kern w:val="0"/>
+          <w:sz w:val="20"/>
+          <w:szCs w:val="20"/>
+          <w:highlight w:val="white"/>
+          <w:lang w:val="en-US"/>
+        </w:rPr>
+        <w:t xml:space="preserve"> </w:t>
+      </w:r>
+      <w:r>
+        <w:rPr>
+          <w:rFonts w:ascii="Courier New" w:hAnsi="Courier New" w:cs="Courier New"/>
+          <w:b/>
+          <w:bCs/>
+          <w:color w:val="000080"/>
+          <w:kern w:val="0"/>
+          <w:sz w:val="20"/>
+          <w:szCs w:val="20"/>
+          <w:highlight w:val="white"/>
+          <w:lang w:val="en-US"/>
+        </w:rPr>
+        <w:t>{</w:t>
+      </w:r>
+    </w:p>
+    <w:p>
+      <w:pPr>
+        <w:autoSpaceDE w:val="0"/>
+        <w:autoSpaceDN w:val="0"/>
+        <w:adjustRightInd w:val="0"/>
+        <w:spacing w:after="0" w:line="240" w:lineRule="auto"/>
+        <w:rPr>
+          <w:rFonts w:ascii="Courier New" w:hAnsi="Courier New" w:cs="Courier New"/>
+          <w:color w:val="000000"/>
+          <w:kern w:val="0"/>
+          <w:sz w:val="20"/>
+          <w:szCs w:val="20"/>
+          <w:highlight w:val="white"/>
+          <w:lang w:val="en-US"/>
+        </w:rPr>
+      </w:pPr>
+      <w:r>
+        <w:rPr>
+          <w:rFonts w:ascii="Courier New" w:hAnsi="Courier New" w:cs="Courier New"/>
+          <w:color w:val="000000"/>
+          <w:kern w:val="0"/>
+          <w:sz w:val="20"/>
+          <w:szCs w:val="20"/>
+          <w:highlight w:val="white"/>
+          <w:lang w:val="en-US"/>
+        </w:rPr>
+        <w:t xml:space="preserve">            </w:t>
+      </w:r>
+      <w:r>
+        <w:rPr>
+          <w:rFonts w:ascii="Courier New" w:hAnsi="Courier New" w:cs="Courier New"/>
+          <w:color w:val="8000FF"/>
+          <w:kern w:val="0"/>
+          <w:sz w:val="20"/>
+          <w:szCs w:val="20"/>
+          <w:highlight w:val="white"/>
+          <w:lang w:val="en-US"/>
+        </w:rPr>
+        <w:t>long</w:t>
+      </w:r>
+      <w:r>
+        <w:rPr>
+          <w:rFonts w:ascii="Courier New" w:hAnsi="Courier New" w:cs="Courier New"/>
+          <w:color w:val="000000"/>
+          <w:kern w:val="0"/>
+          <w:sz w:val="20"/>
+          <w:szCs w:val="20"/>
+          <w:highlight w:val="white"/>
+          <w:lang w:val="en-US"/>
+        </w:rPr>
+        <w:t xml:space="preserve"> </w:t>
+      </w:r>
+      <w:proofErr w:type="spellStart"/>
+      <w:r>
+        <w:rPr>
+          <w:rFonts w:ascii="Courier New" w:hAnsi="Courier New" w:cs="Courier New"/>
+          <w:color w:val="000000"/>
+          <w:kern w:val="0"/>
+          <w:sz w:val="20"/>
+          <w:szCs w:val="20"/>
+          <w:highlight w:val="white"/>
+          <w:lang w:val="en-US"/>
+        </w:rPr>
+        <w:t>currentInterval</w:t>
+      </w:r>
+      <w:proofErr w:type="spellEnd"/>
+      <w:r>
+        <w:rPr>
+          <w:rFonts w:ascii="Courier New" w:hAnsi="Courier New" w:cs="Courier New"/>
+          <w:color w:val="000000"/>
+          <w:kern w:val="0"/>
+          <w:sz w:val="20"/>
+          <w:szCs w:val="20"/>
+          <w:highlight w:val="white"/>
+          <w:lang w:val="en-US"/>
+        </w:rPr>
+        <w:t xml:space="preserve"> </w:t>
+      </w:r>
+      <w:r>
+        <w:rPr>
+          <w:rFonts w:ascii="Courier New" w:hAnsi="Courier New" w:cs="Courier New"/>
+          <w:b/>
+          <w:bCs/>
+          <w:color w:val="000080"/>
+          <w:kern w:val="0"/>
+          <w:sz w:val="20"/>
+          <w:szCs w:val="20"/>
+          <w:highlight w:val="white"/>
+          <w:lang w:val="en-US"/>
+        </w:rPr>
+        <w:t>=</w:t>
+      </w:r>
+      <w:r>
+        <w:rPr>
+          <w:rFonts w:ascii="Courier New" w:hAnsi="Courier New" w:cs="Courier New"/>
+          <w:color w:val="000000"/>
+          <w:kern w:val="0"/>
+          <w:sz w:val="20"/>
+          <w:szCs w:val="20"/>
+          <w:highlight w:val="white"/>
+          <w:lang w:val="en-US"/>
+        </w:rPr>
+        <w:t xml:space="preserve"> </w:t>
+      </w:r>
+      <w:proofErr w:type="spellStart"/>
+      <w:r>
+        <w:rPr>
+          <w:rFonts w:ascii="Courier New" w:hAnsi="Courier New" w:cs="Courier New"/>
+          <w:color w:val="000000"/>
+          <w:kern w:val="0"/>
+          <w:sz w:val="20"/>
+          <w:szCs w:val="20"/>
+          <w:highlight w:val="white"/>
+          <w:lang w:val="en-US"/>
+        </w:rPr>
+        <w:t>currentTime</w:t>
+      </w:r>
+      <w:proofErr w:type="spellEnd"/>
+      <w:r>
+        <w:rPr>
+          <w:rFonts w:ascii="Courier New" w:hAnsi="Courier New" w:cs="Courier New"/>
+          <w:color w:val="000000"/>
+          <w:kern w:val="0"/>
+          <w:sz w:val="20"/>
+          <w:szCs w:val="20"/>
+          <w:highlight w:val="white"/>
+          <w:lang w:val="en-US"/>
+        </w:rPr>
+        <w:t xml:space="preserve"> </w:t>
+      </w:r>
+      <w:r>
+        <w:rPr>
+          <w:rFonts w:ascii="Courier New" w:hAnsi="Courier New" w:cs="Courier New"/>
+          <w:b/>
+          <w:bCs/>
+          <w:color w:val="000080"/>
+          <w:kern w:val="0"/>
+          <w:sz w:val="20"/>
+          <w:szCs w:val="20"/>
+          <w:highlight w:val="white"/>
+          <w:lang w:val="en-US"/>
+        </w:rPr>
+        <w:t>-</w:t>
+      </w:r>
+      <w:r>
+        <w:rPr>
+          <w:rFonts w:ascii="Courier New" w:hAnsi="Courier New" w:cs="Courier New"/>
+          <w:color w:val="000000"/>
+          <w:kern w:val="0"/>
+          <w:sz w:val="20"/>
+          <w:szCs w:val="20"/>
+          <w:highlight w:val="white"/>
+          <w:lang w:val="en-US"/>
+        </w:rPr>
+        <w:t xml:space="preserve"> </w:t>
+      </w:r>
+      <w:proofErr w:type="spellStart"/>
+      <w:r>
+        <w:rPr>
+          <w:rFonts w:ascii="Courier New" w:hAnsi="Courier New" w:cs="Courier New"/>
+          <w:color w:val="000000"/>
+          <w:kern w:val="0"/>
+          <w:sz w:val="20"/>
+          <w:szCs w:val="20"/>
+          <w:highlight w:val="white"/>
+          <w:lang w:val="en-US"/>
+        </w:rPr>
+        <w:t>lastClickTime</w:t>
+      </w:r>
+      <w:proofErr w:type="spellEnd"/>
+      <w:r>
+        <w:rPr>
+          <w:rFonts w:ascii="Courier New" w:hAnsi="Courier New" w:cs="Courier New"/>
+          <w:b/>
+          <w:bCs/>
+          <w:color w:val="000080"/>
+          <w:kern w:val="0"/>
+          <w:sz w:val="20"/>
+          <w:szCs w:val="20"/>
+          <w:highlight w:val="white"/>
+          <w:lang w:val="en-US"/>
+        </w:rPr>
+        <w:t>;</w:t>
+      </w:r>
+    </w:p>
+    <w:p>
+      <w:pPr>
+        <w:autoSpaceDE w:val="0"/>
+        <w:autoSpaceDN w:val="0"/>
+        <w:adjustRightInd w:val="0"/>
+        <w:spacing w:after="0" w:line="240" w:lineRule="auto"/>
+        <w:rPr>
+          <w:rFonts w:ascii="Courier New" w:hAnsi="Courier New" w:cs="Courier New"/>
+          <w:color w:val="000000"/>
+          <w:kern w:val="0"/>
+          <w:sz w:val="20"/>
+          <w:szCs w:val="20"/>
+          <w:highlight w:val="white"/>
+          <w:lang w:val="en-US"/>
+        </w:rPr>
+      </w:pPr>
+      <w:r>
+        <w:rPr>
+          <w:rFonts w:ascii="Courier New" w:hAnsi="Courier New" w:cs="Courier New"/>
+          <w:color w:val="000000"/>
+          <w:kern w:val="0"/>
+          <w:sz w:val="20"/>
+          <w:szCs w:val="20"/>
+          <w:highlight w:val="white"/>
+          <w:lang w:val="en-US"/>
+        </w:rPr>
+        <w:t xml:space="preserve">            </w:t>
+      </w:r>
+      <w:proofErr w:type="spellStart"/>
+      <w:r>
+        <w:rPr>
+          <w:rFonts w:ascii="Courier New" w:hAnsi="Courier New" w:cs="Courier New"/>
+          <w:color w:val="000000"/>
+          <w:kern w:val="0"/>
+          <w:sz w:val="20"/>
+          <w:szCs w:val="20"/>
+          <w:highlight w:val="white"/>
+          <w:lang w:val="en-US"/>
+        </w:rPr>
+        <w:t>totalIntervalsSum</w:t>
+      </w:r>
+      <w:proofErr w:type="spellEnd"/>
+      <w:r>
+        <w:rPr>
+          <w:rFonts w:ascii="Courier New" w:hAnsi="Courier New" w:cs="Courier New"/>
+          <w:color w:val="000000"/>
+          <w:kern w:val="0"/>
+          <w:sz w:val="20"/>
+          <w:szCs w:val="20"/>
+          <w:highlight w:val="white"/>
+          <w:lang w:val="en-US"/>
+        </w:rPr>
+        <w:t xml:space="preserve"> </w:t>
+      </w:r>
+      <w:r>
+        <w:rPr>
+          <w:rFonts w:ascii="Courier New" w:hAnsi="Courier New" w:cs="Courier New"/>
+          <w:b/>
+          <w:bCs/>
+          <w:color w:val="000080"/>
+          <w:kern w:val="0"/>
+          <w:sz w:val="20"/>
+          <w:szCs w:val="20"/>
+          <w:highlight w:val="white"/>
+          <w:lang w:val="en-US"/>
+        </w:rPr>
+        <w:t>+=</w:t>
+      </w:r>
+      <w:r>
+        <w:rPr>
+          <w:rFonts w:ascii="Courier New" w:hAnsi="Courier New" w:cs="Courier New"/>
+          <w:color w:val="000000"/>
+          <w:kern w:val="0"/>
+          <w:sz w:val="20"/>
+          <w:szCs w:val="20"/>
+          <w:highlight w:val="white"/>
+          <w:lang w:val="en-US"/>
+        </w:rPr>
+        <w:t xml:space="preserve"> </w:t>
+      </w:r>
+      <w:proofErr w:type="spellStart"/>
+      <w:r>
+        <w:rPr>
+          <w:rFonts w:ascii="Courier New" w:hAnsi="Courier New" w:cs="Courier New"/>
+          <w:color w:val="000000"/>
+          <w:kern w:val="0"/>
+          <w:sz w:val="20"/>
+          <w:szCs w:val="20"/>
+          <w:highlight w:val="white"/>
+          <w:lang w:val="en-US"/>
+        </w:rPr>
+        <w:t>currentInterval</w:t>
+      </w:r>
+      <w:proofErr w:type="spellEnd"/>
+      <w:r>
+        <w:rPr>
+          <w:rFonts w:ascii="Courier New" w:hAnsi="Courier New" w:cs="Courier New"/>
+          <w:b/>
+          <w:bCs/>
+          <w:color w:val="000080"/>
+          <w:kern w:val="0"/>
+          <w:sz w:val="20"/>
+          <w:szCs w:val="20"/>
+          <w:highlight w:val="white"/>
+          <w:lang w:val="en-US"/>
+        </w:rPr>
+        <w:t>;</w:t>
+      </w:r>
+    </w:p>
+    <w:p>
+      <w:pPr>
+        <w:autoSpaceDE w:val="0"/>
+        <w:autoSpaceDN w:val="0"/>
+        <w:adjustRightInd w:val="0"/>
+        <w:spacing w:after="0" w:line="240" w:lineRule="auto"/>
+        <w:rPr>
+          <w:rFonts w:ascii="Courier New" w:hAnsi="Courier New" w:cs="Courier New"/>
+          <w:color w:val="000000"/>
+          <w:kern w:val="0"/>
+          <w:sz w:val="20"/>
+          <w:szCs w:val="20"/>
+          <w:highlight w:val="white"/>
+          <w:lang w:val="en-US"/>
+        </w:rPr>
+      </w:pPr>
+      <w:r>
+        <w:rPr>
+          <w:rFonts w:ascii="Courier New" w:hAnsi="Courier New" w:cs="Courier New"/>
+          <w:color w:val="000000"/>
+          <w:kern w:val="0"/>
+          <w:sz w:val="20"/>
+          <w:szCs w:val="20"/>
+          <w:highlight w:val="white"/>
+          <w:lang w:val="en-US"/>
+        </w:rPr>
+        <w:t xml:space="preserve">            </w:t>
+      </w:r>
+      <w:proofErr w:type="spellStart"/>
+      <w:r>
+        <w:rPr>
+          <w:rFonts w:ascii="Courier New" w:hAnsi="Courier New" w:cs="Courier New"/>
+          <w:color w:val="000000"/>
+          <w:kern w:val="0"/>
+          <w:sz w:val="20"/>
+          <w:szCs w:val="20"/>
+          <w:highlight w:val="white"/>
+          <w:lang w:val="en-US"/>
+        </w:rPr>
+        <w:t>intervalsCount</w:t>
+      </w:r>
+      <w:proofErr w:type="spellEnd"/>
+      <w:r>
+        <w:rPr>
+          <w:rFonts w:ascii="Courier New" w:hAnsi="Courier New" w:cs="Courier New"/>
+          <w:b/>
+          <w:bCs/>
+          <w:color w:val="000080"/>
+          <w:kern w:val="0"/>
+          <w:sz w:val="20"/>
+          <w:szCs w:val="20"/>
+          <w:highlight w:val="white"/>
+          <w:lang w:val="en-US"/>
+        </w:rPr>
+        <w:t>++;</w:t>
+      </w:r>
+    </w:p>
+    <w:p>
+      <w:pPr>
+        <w:autoSpaceDE w:val="0"/>
+        <w:autoSpaceDN w:val="0"/>
+        <w:adjustRightInd w:val="0"/>
+        <w:spacing w:after="0" w:line="240" w:lineRule="auto"/>
+        <w:rPr>
+          <w:rFonts w:ascii="Courier New" w:hAnsi="Courier New" w:cs="Courier New"/>
+          <w:color w:val="000000"/>
+          <w:kern w:val="0"/>
+          <w:sz w:val="20"/>
+          <w:szCs w:val="20"/>
+          <w:highlight w:val="white"/>
+          <w:lang w:val="en-US"/>
+        </w:rPr>
+      </w:pPr>
+      <w:r>
+        <w:rPr>
+          <w:rFonts w:ascii="Courier New" w:hAnsi="Courier New" w:cs="Courier New"/>
+          <w:color w:val="000000"/>
+          <w:kern w:val="0"/>
+          <w:sz w:val="20"/>
+          <w:szCs w:val="20"/>
+          <w:highlight w:val="white"/>
+          <w:lang w:val="en-US"/>
+        </w:rPr>
+        <w:t xml:space="preserve">        </w:t>
+      </w:r>
+      <w:r>
+        <w:rPr>
+          <w:rFonts w:ascii="Courier New" w:hAnsi="Courier New" w:cs="Courier New"/>
+          <w:b/>
+          <w:bCs/>
+          <w:color w:val="000080"/>
+          <w:kern w:val="0"/>
+          <w:sz w:val="20"/>
+          <w:szCs w:val="20"/>
+          <w:highlight w:val="white"/>
+          <w:lang w:val="en-US"/>
+        </w:rPr>
+        <w:t>}</w:t>
+      </w:r>
+    </w:p>
+    <w:p>
+      <w:pPr>
+        <w:autoSpaceDE w:val="0"/>
+        <w:autoSpaceDN w:val="0"/>
+        <w:adjustRightInd w:val="0"/>
+        <w:spacing w:after="0" w:line="240" w:lineRule="auto"/>
+        <w:rPr>
+          <w:rFonts w:ascii="Courier New" w:hAnsi="Courier New" w:cs="Courier New"/>
+          <w:color w:val="000000"/>
+          <w:kern w:val="0"/>
+          <w:sz w:val="20"/>
+          <w:szCs w:val="20"/>
+          <w:highlight w:val="white"/>
+          <w:lang w:val="en-US"/>
+        </w:rPr>
+      </w:pPr>
+    </w:p>
+    <w:p>
+      <w:pPr>
+        <w:autoSpaceDE w:val="0"/>
+        <w:autoSpaceDN w:val="0"/>
+        <w:adjustRightInd w:val="0"/>
+        <w:spacing w:after="0" w:line="240" w:lineRule="auto"/>
+        <w:rPr>
+          <w:rFonts w:ascii="Courier New" w:hAnsi="Courier New" w:cs="Courier New"/>
+          <w:color w:val="000000"/>
+          <w:kern w:val="0"/>
+          <w:sz w:val="20"/>
+          <w:szCs w:val="20"/>
+          <w:highlight w:val="white"/>
+          <w:lang w:val="en-US"/>
+        </w:rPr>
+      </w:pPr>
+      <w:r>
+        <w:rPr>
+          <w:rFonts w:ascii="Courier New" w:hAnsi="Courier New" w:cs="Courier New"/>
+          <w:color w:val="000000"/>
+          <w:kern w:val="0"/>
+          <w:sz w:val="20"/>
+          <w:szCs w:val="20"/>
+          <w:highlight w:val="white"/>
+          <w:lang w:val="en-US"/>
+        </w:rPr>
+        <w:t xml:space="preserve">        </w:t>
+      </w:r>
+      <w:proofErr w:type="spellStart"/>
+      <w:r>
+        <w:rPr>
+          <w:rFonts w:ascii="Courier New" w:hAnsi="Courier New" w:cs="Courier New"/>
+          <w:color w:val="000000"/>
+          <w:kern w:val="0"/>
+          <w:sz w:val="20"/>
+          <w:szCs w:val="20"/>
+          <w:highlight w:val="white"/>
+          <w:lang w:val="en-US"/>
+        </w:rPr>
+        <w:t>lastClickTime</w:t>
+      </w:r>
+      <w:proofErr w:type="spellEnd"/>
+      <w:r>
+        <w:rPr>
+          <w:rFonts w:ascii="Courier New" w:hAnsi="Courier New" w:cs="Courier New"/>
+          <w:color w:val="000000"/>
+          <w:kern w:val="0"/>
+          <w:sz w:val="20"/>
+          <w:szCs w:val="20"/>
+          <w:highlight w:val="white"/>
+          <w:lang w:val="en-US"/>
+        </w:rPr>
+        <w:t xml:space="preserve"> </w:t>
+      </w:r>
+      <w:r>
+        <w:rPr>
+          <w:rFonts w:ascii="Courier New" w:hAnsi="Courier New" w:cs="Courier New"/>
+          <w:b/>
+          <w:bCs/>
+          <w:color w:val="000080"/>
+          <w:kern w:val="0"/>
+          <w:sz w:val="20"/>
+          <w:szCs w:val="20"/>
+          <w:highlight w:val="white"/>
+          <w:lang w:val="en-US"/>
+        </w:rPr>
+        <w:t>=</w:t>
+      </w:r>
+      <w:r>
+        <w:rPr>
+          <w:rFonts w:ascii="Courier New" w:hAnsi="Courier New" w:cs="Courier New"/>
+          <w:color w:val="000000"/>
+          <w:kern w:val="0"/>
+          <w:sz w:val="20"/>
+          <w:szCs w:val="20"/>
+          <w:highlight w:val="white"/>
+          <w:lang w:val="en-US"/>
+        </w:rPr>
+        <w:t xml:space="preserve"> </w:t>
+      </w:r>
+      <w:proofErr w:type="spellStart"/>
+      <w:r>
+        <w:rPr>
+          <w:rFonts w:ascii="Courier New" w:hAnsi="Courier New" w:cs="Courier New"/>
+          <w:color w:val="000000"/>
+          <w:kern w:val="0"/>
+          <w:sz w:val="20"/>
+          <w:szCs w:val="20"/>
+          <w:highlight w:val="white"/>
+          <w:lang w:val="en-US"/>
+        </w:rPr>
+        <w:t>currentTime</w:t>
+      </w:r>
+      <w:proofErr w:type="spellEnd"/>
+      <w:r>
+        <w:rPr>
+          <w:rFonts w:ascii="Courier New" w:hAnsi="Courier New" w:cs="Courier New"/>
+          <w:b/>
+          <w:bCs/>
+          <w:color w:val="000080"/>
+          <w:kern w:val="0"/>
+          <w:sz w:val="20"/>
+          <w:szCs w:val="20"/>
+          <w:highlight w:val="white"/>
+          <w:lang w:val="en-US"/>
+        </w:rPr>
+        <w:t>;</w:t>
+      </w:r>
+    </w:p>
+    <w:p>
+      <w:pPr>
+        <w:autoSpaceDE w:val="0"/>
+        <w:autoSpaceDN w:val="0"/>
+        <w:adjustRightInd w:val="0"/>
+        <w:spacing w:after="0" w:line="240" w:lineRule="auto"/>
+        <w:rPr>
+          <w:rFonts w:ascii="Courier New" w:hAnsi="Courier New" w:cs="Courier New"/>
+          <w:color w:val="000000"/>
+          <w:kern w:val="0"/>
+          <w:sz w:val="20"/>
+          <w:szCs w:val="20"/>
+          <w:highlight w:val="white"/>
+          <w:lang w:val="en-US"/>
+        </w:rPr>
+      </w:pPr>
+      <w:r>
+        <w:rPr>
+          <w:rFonts w:ascii="Courier New" w:hAnsi="Courier New" w:cs="Courier New"/>
+          <w:color w:val="000000"/>
+          <w:kern w:val="0"/>
+          <w:sz w:val="20"/>
+          <w:szCs w:val="20"/>
+          <w:highlight w:val="white"/>
+          <w:lang w:val="en-US"/>
+        </w:rPr>
+        <w:t xml:space="preserve">    </w:t>
+      </w:r>
+      <w:r>
+        <w:rPr>
+          <w:rFonts w:ascii="Courier New" w:hAnsi="Courier New" w:cs="Courier New"/>
+          <w:b/>
+          <w:bCs/>
+          <w:color w:val="000080"/>
+          <w:kern w:val="0"/>
+          <w:sz w:val="20"/>
+          <w:szCs w:val="20"/>
+          <w:highlight w:val="white"/>
+          <w:lang w:val="en-US"/>
+        </w:rPr>
+        <w:t>}</w:t>
+      </w:r>
+    </w:p>
+    <w:p>
+      <w:pPr>
+        <w:autoSpaceDE w:val="0"/>
+        <w:autoSpaceDN w:val="0"/>
+        <w:adjustRightInd w:val="0"/>
+        <w:spacing w:after="0" w:line="240" w:lineRule="auto"/>
+        <w:rPr>
+          <w:rFonts w:ascii="Courier New" w:hAnsi="Courier New" w:cs="Courier New"/>
+          <w:color w:val="000000"/>
+          <w:kern w:val="0"/>
+          <w:sz w:val="20"/>
+          <w:szCs w:val="20"/>
+          <w:highlight w:val="white"/>
+          <w:lang w:val="en-US"/>
+        </w:rPr>
+      </w:pPr>
+    </w:p>
+    <w:p>
+      <w:pPr>
+        <w:autoSpaceDE w:val="0"/>
+        <w:autoSpaceDN w:val="0"/>
+        <w:adjustRightInd w:val="0"/>
+        <w:spacing w:after="0" w:line="240" w:lineRule="auto"/>
+        <w:rPr>
+          <w:rFonts w:ascii="Courier New" w:hAnsi="Courier New" w:cs="Courier New"/>
+          <w:color w:val="000000"/>
+          <w:kern w:val="0"/>
+          <w:sz w:val="20"/>
+          <w:szCs w:val="20"/>
+          <w:highlight w:val="white"/>
+          <w:lang w:val="en-US"/>
+        </w:rPr>
+      </w:pPr>
+      <w:r>
+        <w:rPr>
+          <w:rFonts w:ascii="Courier New" w:hAnsi="Courier New" w:cs="Courier New"/>
+          <w:color w:val="000000"/>
+          <w:kern w:val="0"/>
+          <w:sz w:val="20"/>
+          <w:szCs w:val="20"/>
+          <w:highlight w:val="white"/>
+          <w:lang w:val="en-US"/>
+        </w:rPr>
+        <w:t xml:space="preserve">    @Override</w:t>
+      </w:r>
+    </w:p>
+    <w:p>
+      <w:pPr>
+        <w:autoSpaceDE w:val="0"/>
+        <w:autoSpaceDN w:val="0"/>
+        <w:adjustRightInd w:val="0"/>
+        <w:spacing w:after="0" w:line="240" w:lineRule="auto"/>
+        <w:rPr>
+          <w:rFonts w:ascii="Courier New" w:hAnsi="Courier New" w:cs="Courier New"/>
+          <w:color w:val="000000"/>
+          <w:kern w:val="0"/>
+          <w:sz w:val="20"/>
+          <w:szCs w:val="20"/>
+          <w:highlight w:val="white"/>
+          <w:lang w:val="en-US"/>
+        </w:rPr>
+      </w:pPr>
+      <w:r>
+        <w:rPr>
+          <w:rFonts w:ascii="Courier New" w:hAnsi="Courier New" w:cs="Courier New"/>
+          <w:color w:val="000000"/>
+          <w:kern w:val="0"/>
+          <w:sz w:val="20"/>
+          <w:szCs w:val="20"/>
+          <w:highlight w:val="white"/>
+          <w:lang w:val="en-US"/>
+        </w:rPr>
+        <w:t xml:space="preserve">    </w:t>
+      </w:r>
+      <w:r>
+        <w:rPr>
+          <w:rFonts w:ascii="Courier New" w:hAnsi="Courier New" w:cs="Courier New"/>
+          <w:color w:val="8000FF"/>
+          <w:kern w:val="0"/>
+          <w:sz w:val="20"/>
+          <w:szCs w:val="20"/>
+          <w:highlight w:val="white"/>
+          <w:lang w:val="en-US"/>
+        </w:rPr>
+        <w:t>public</w:t>
+      </w:r>
+      <w:r>
+        <w:rPr>
+          <w:rFonts w:ascii="Courier New" w:hAnsi="Courier New" w:cs="Courier New"/>
+          <w:color w:val="000000"/>
+          <w:kern w:val="0"/>
+          <w:sz w:val="20"/>
+          <w:szCs w:val="20"/>
+          <w:highlight w:val="white"/>
+          <w:lang w:val="en-US"/>
+        </w:rPr>
+        <w:t xml:space="preserve"> </w:t>
+      </w:r>
+      <w:r>
+        <w:rPr>
+          <w:rFonts w:ascii="Courier New" w:hAnsi="Courier New" w:cs="Courier New"/>
+          <w:color w:val="8000FF"/>
+          <w:kern w:val="0"/>
+          <w:sz w:val="20"/>
+          <w:szCs w:val="20"/>
+          <w:highlight w:val="white"/>
+          <w:lang w:val="en-US"/>
+        </w:rPr>
+        <w:t>long</w:t>
+      </w:r>
+      <w:r>
+        <w:rPr>
+          <w:rFonts w:ascii="Courier New" w:hAnsi="Courier New" w:cs="Courier New"/>
+          <w:color w:val="000000"/>
+          <w:kern w:val="0"/>
+          <w:sz w:val="20"/>
+          <w:szCs w:val="20"/>
+          <w:highlight w:val="white"/>
+          <w:lang w:val="en-US"/>
+        </w:rPr>
+        <w:t xml:space="preserve"> </w:t>
+      </w:r>
+      <w:proofErr w:type="spellStart"/>
+      <w:proofErr w:type="gramStart"/>
+      <w:r>
+        <w:rPr>
+          <w:rFonts w:ascii="Courier New" w:hAnsi="Courier New" w:cs="Courier New"/>
+          <w:color w:val="000000"/>
+          <w:kern w:val="0"/>
+          <w:sz w:val="20"/>
+          <w:szCs w:val="20"/>
+          <w:highlight w:val="white"/>
+          <w:lang w:val="en-US"/>
+        </w:rPr>
+        <w:t>getAverageInterval</w:t>
+      </w:r>
+      <w:proofErr w:type="spellEnd"/>
+      <w:r>
+        <w:rPr>
+          <w:rFonts w:ascii="Courier New" w:hAnsi="Courier New" w:cs="Courier New"/>
+          <w:b/>
+          <w:bCs/>
+          <w:color w:val="000080"/>
+          <w:kern w:val="0"/>
+          <w:sz w:val="20"/>
+          <w:szCs w:val="20"/>
+          <w:highlight w:val="white"/>
+          <w:lang w:val="en-US"/>
+        </w:rPr>
+        <w:t>(</w:t>
+      </w:r>
+      <w:proofErr w:type="gramEnd"/>
+      <w:r>
+        <w:rPr>
+          <w:rFonts w:ascii="Courier New" w:hAnsi="Courier New" w:cs="Courier New"/>
+          <w:b/>
+          <w:bCs/>
+          <w:color w:val="000080"/>
+          <w:kern w:val="0"/>
+          <w:sz w:val="20"/>
+          <w:szCs w:val="20"/>
+          <w:highlight w:val="white"/>
+          <w:lang w:val="en-US"/>
+        </w:rPr>
+        <w:t>)</w:t>
+      </w:r>
+      <w:r>
+        <w:rPr>
+          <w:rFonts w:ascii="Courier New" w:hAnsi="Courier New" w:cs="Courier New"/>
+          <w:color w:val="000000"/>
+          <w:kern w:val="0"/>
+          <w:sz w:val="20"/>
+          <w:szCs w:val="20"/>
+          <w:highlight w:val="white"/>
+          <w:lang w:val="en-US"/>
+        </w:rPr>
+        <w:t xml:space="preserve"> </w:t>
+      </w:r>
+      <w:r>
+        <w:rPr>
+          <w:rFonts w:ascii="Courier New" w:hAnsi="Courier New" w:cs="Courier New"/>
+          <w:b/>
+          <w:bCs/>
+          <w:color w:val="000080"/>
+          <w:kern w:val="0"/>
+          <w:sz w:val="20"/>
+          <w:szCs w:val="20"/>
+          <w:highlight w:val="white"/>
+          <w:lang w:val="en-US"/>
+        </w:rPr>
+        <w:t>{</w:t>
+      </w:r>
+    </w:p>
+    <w:p>
+      <w:pPr>
+        <w:autoSpaceDE w:val="0"/>
+        <w:autoSpaceDN w:val="0"/>
+        <w:adjustRightInd w:val="0"/>
+        <w:spacing w:after="0" w:line="240" w:lineRule="auto"/>
+        <w:rPr>
+          <w:rFonts w:ascii="Courier New" w:hAnsi="Courier New" w:cs="Courier New"/>
+          <w:color w:val="000000"/>
+          <w:kern w:val="0"/>
+          <w:sz w:val="20"/>
+          <w:szCs w:val="20"/>
+          <w:highlight w:val="white"/>
+          <w:lang w:val="en-US"/>
+        </w:rPr>
+      </w:pPr>
+      <w:r>
+        <w:rPr>
+          <w:rFonts w:ascii="Courier New" w:hAnsi="Courier New" w:cs="Courier New"/>
+          <w:color w:val="000000"/>
+          <w:kern w:val="0"/>
+          <w:sz w:val="20"/>
+          <w:szCs w:val="20"/>
+          <w:highlight w:val="white"/>
+          <w:lang w:val="en-US"/>
+        </w:rPr>
+        <w:t xml:space="preserve">        </w:t>
+      </w:r>
+      <w:r>
+        <w:rPr>
+          <w:rFonts w:ascii="Courier New" w:hAnsi="Courier New" w:cs="Courier New"/>
+          <w:b/>
+          <w:bCs/>
+          <w:color w:val="0000FF"/>
+          <w:kern w:val="0"/>
+          <w:sz w:val="20"/>
+          <w:szCs w:val="20"/>
+          <w:highlight w:val="white"/>
+          <w:lang w:val="en-US"/>
+        </w:rPr>
+        <w:t>if</w:t>
+      </w:r>
+      <w:r>
+        <w:rPr>
+          <w:rFonts w:ascii="Courier New" w:hAnsi="Courier New" w:cs="Courier New"/>
+          <w:color w:val="000000"/>
+          <w:kern w:val="0"/>
+          <w:sz w:val="20"/>
+          <w:szCs w:val="20"/>
+          <w:highlight w:val="white"/>
+          <w:lang w:val="en-US"/>
+        </w:rPr>
+        <w:t xml:space="preserve"> </w:t>
+      </w:r>
+      <w:r>
+        <w:rPr>
+          <w:rFonts w:ascii="Courier New" w:hAnsi="Courier New" w:cs="Courier New"/>
+          <w:b/>
+          <w:bCs/>
+          <w:color w:val="000080"/>
+          <w:kern w:val="0"/>
+          <w:sz w:val="20"/>
+          <w:szCs w:val="20"/>
+          <w:highlight w:val="white"/>
+          <w:lang w:val="en-US"/>
+        </w:rPr>
+        <w:t>(</w:t>
+      </w:r>
+      <w:proofErr w:type="spellStart"/>
+      <w:r>
+        <w:rPr>
+          <w:rFonts w:ascii="Courier New" w:hAnsi="Courier New" w:cs="Courier New"/>
+          <w:color w:val="000000"/>
+          <w:kern w:val="0"/>
+          <w:sz w:val="20"/>
+          <w:szCs w:val="20"/>
+          <w:highlight w:val="white"/>
+          <w:lang w:val="en-US"/>
+        </w:rPr>
+        <w:t>intervalsCount</w:t>
+      </w:r>
+      <w:proofErr w:type="spellEnd"/>
+      <w:r>
+        <w:rPr>
+          <w:rFonts w:ascii="Courier New" w:hAnsi="Courier New" w:cs="Courier New"/>
+          <w:color w:val="000000"/>
+          <w:kern w:val="0"/>
+          <w:sz w:val="20"/>
+          <w:szCs w:val="20"/>
+          <w:highlight w:val="white"/>
+          <w:lang w:val="en-US"/>
+        </w:rPr>
+        <w:t xml:space="preserve"> </w:t>
+      </w:r>
+      <w:r>
+        <w:rPr>
+          <w:rFonts w:ascii="Courier New" w:hAnsi="Courier New" w:cs="Courier New"/>
+          <w:b/>
+          <w:bCs/>
+          <w:color w:val="000080"/>
+          <w:kern w:val="0"/>
+          <w:sz w:val="20"/>
+          <w:szCs w:val="20"/>
+          <w:highlight w:val="white"/>
+          <w:lang w:val="en-US"/>
+        </w:rPr>
+        <w:t>==</w:t>
+      </w:r>
+      <w:r>
+        <w:rPr>
+          <w:rFonts w:ascii="Courier New" w:hAnsi="Courier New" w:cs="Courier New"/>
+          <w:color w:val="000000"/>
+          <w:kern w:val="0"/>
+          <w:sz w:val="20"/>
+          <w:szCs w:val="20"/>
+          <w:highlight w:val="white"/>
+          <w:lang w:val="en-US"/>
+        </w:rPr>
+        <w:t xml:space="preserve"> </w:t>
+      </w:r>
+      <w:r>
+        <w:rPr>
+          <w:rFonts w:ascii="Courier New" w:hAnsi="Courier New" w:cs="Courier New"/>
+          <w:color w:val="FF8000"/>
+          <w:kern w:val="0"/>
+          <w:sz w:val="20"/>
+          <w:szCs w:val="20"/>
+          <w:highlight w:val="white"/>
+          <w:lang w:val="en-US"/>
+        </w:rPr>
+        <w:t>0</w:t>
+      </w:r>
+      <w:r>
+        <w:rPr>
+          <w:rFonts w:ascii="Courier New" w:hAnsi="Courier New" w:cs="Courier New"/>
+          <w:b/>
+          <w:bCs/>
+          <w:color w:val="000080"/>
+          <w:kern w:val="0"/>
+          <w:sz w:val="20"/>
+          <w:szCs w:val="20"/>
+          <w:highlight w:val="white"/>
+          <w:lang w:val="en-US"/>
+        </w:rPr>
+        <w:t>)</w:t>
+      </w:r>
+      <w:r>
+        <w:rPr>
+          <w:rFonts w:ascii="Courier New" w:hAnsi="Courier New" w:cs="Courier New"/>
+          <w:color w:val="000000"/>
+          <w:kern w:val="0"/>
+          <w:sz w:val="20"/>
+          <w:szCs w:val="20"/>
+          <w:highlight w:val="white"/>
+          <w:lang w:val="en-US"/>
+        </w:rPr>
+        <w:t xml:space="preserve"> </w:t>
+      </w:r>
+      <w:r>
+        <w:rPr>
+          <w:rFonts w:ascii="Courier New" w:hAnsi="Courier New" w:cs="Courier New"/>
+          <w:b/>
+          <w:bCs/>
+          <w:color w:val="0000FF"/>
+          <w:kern w:val="0"/>
+          <w:sz w:val="20"/>
+          <w:szCs w:val="20"/>
+          <w:highlight w:val="white"/>
+          <w:lang w:val="en-US"/>
+        </w:rPr>
+        <w:t>return</w:t>
+      </w:r>
+      <w:r>
+        <w:rPr>
+          <w:rFonts w:ascii="Courier New" w:hAnsi="Courier New" w:cs="Courier New"/>
+          <w:color w:val="000000"/>
+          <w:kern w:val="0"/>
+          <w:sz w:val="20"/>
+          <w:szCs w:val="20"/>
+          <w:highlight w:val="white"/>
+          <w:lang w:val="en-US"/>
+        </w:rPr>
+        <w:t xml:space="preserve"> </w:t>
+      </w:r>
+      <w:r>
+        <w:rPr>
+          <w:rFonts w:ascii="Courier New" w:hAnsi="Courier New" w:cs="Courier New"/>
+          <w:color w:val="FF8000"/>
+          <w:kern w:val="0"/>
+          <w:sz w:val="20"/>
+          <w:szCs w:val="20"/>
+          <w:highlight w:val="white"/>
+          <w:lang w:val="en-US"/>
+        </w:rPr>
+        <w:t>0</w:t>
+      </w:r>
+      <w:r>
+        <w:rPr>
+          <w:rFonts w:ascii="Courier New" w:hAnsi="Courier New" w:cs="Courier New"/>
+          <w:b/>
+          <w:bCs/>
+          <w:color w:val="000080"/>
+          <w:kern w:val="0"/>
+          <w:sz w:val="20"/>
+          <w:szCs w:val="20"/>
+          <w:highlight w:val="white"/>
+          <w:lang w:val="en-US"/>
+        </w:rPr>
+        <w:t>;</w:t>
+      </w:r>
+    </w:p>
+    <w:p>
+      <w:pPr>
+        <w:autoSpaceDE w:val="0"/>
+        <w:autoSpaceDN w:val="0"/>
+        <w:adjustRightInd w:val="0"/>
+        <w:spacing w:after="0" w:line="240" w:lineRule="auto"/>
+        <w:rPr>
+          <w:rFonts w:ascii="Courier New" w:hAnsi="Courier New" w:cs="Courier New"/>
+          <w:color w:val="000000"/>
+          <w:kern w:val="0"/>
+          <w:sz w:val="20"/>
+          <w:szCs w:val="20"/>
+          <w:highlight w:val="white"/>
+          <w:lang w:val="en-US"/>
+        </w:rPr>
+      </w:pPr>
+      <w:r>
+        <w:rPr>
+          <w:rFonts w:ascii="Courier New" w:hAnsi="Courier New" w:cs="Courier New"/>
+          <w:color w:val="000000"/>
+          <w:kern w:val="0"/>
+          <w:sz w:val="20"/>
+          <w:szCs w:val="20"/>
+          <w:highlight w:val="white"/>
+          <w:lang w:val="en-US"/>
+        </w:rPr>
+        <w:t xml:space="preserve">        </w:t>
+      </w:r>
+      <w:r>
+        <w:rPr>
+          <w:rFonts w:ascii="Courier New" w:hAnsi="Courier New" w:cs="Courier New"/>
+          <w:b/>
+          <w:bCs/>
+          <w:color w:val="0000FF"/>
+          <w:kern w:val="0"/>
+          <w:sz w:val="20"/>
+          <w:szCs w:val="20"/>
+          <w:highlight w:val="white"/>
+          <w:lang w:val="en-US"/>
+        </w:rPr>
+        <w:t>return</w:t>
+      </w:r>
+      <w:r>
+        <w:rPr>
+          <w:rFonts w:ascii="Courier New" w:hAnsi="Courier New" w:cs="Courier New"/>
+          <w:color w:val="000000"/>
+          <w:kern w:val="0"/>
+          <w:sz w:val="20"/>
+          <w:szCs w:val="20"/>
+          <w:highlight w:val="white"/>
+          <w:lang w:val="en-US"/>
+        </w:rPr>
+        <w:t xml:space="preserve"> </w:t>
+      </w:r>
+      <w:proofErr w:type="spellStart"/>
+      <w:r>
+        <w:rPr>
+          <w:rFonts w:ascii="Courier New" w:hAnsi="Courier New" w:cs="Courier New"/>
+          <w:color w:val="000000"/>
+          <w:kern w:val="0"/>
+          <w:sz w:val="20"/>
+          <w:szCs w:val="20"/>
+          <w:highlight w:val="white"/>
+          <w:lang w:val="en-US"/>
+        </w:rPr>
+        <w:t>totalIntervalsSum</w:t>
+      </w:r>
+      <w:proofErr w:type="spellEnd"/>
+      <w:r>
+        <w:rPr>
+          <w:rFonts w:ascii="Courier New" w:hAnsi="Courier New" w:cs="Courier New"/>
+          <w:color w:val="000000"/>
+          <w:kern w:val="0"/>
+          <w:sz w:val="20"/>
+          <w:szCs w:val="20"/>
+          <w:highlight w:val="white"/>
+          <w:lang w:val="en-US"/>
+        </w:rPr>
+        <w:t xml:space="preserve"> </w:t>
+      </w:r>
+      <w:r>
+        <w:rPr>
+          <w:rFonts w:ascii="Courier New" w:hAnsi="Courier New" w:cs="Courier New"/>
+          <w:b/>
+          <w:bCs/>
+          <w:color w:val="000080"/>
+          <w:kern w:val="0"/>
+          <w:sz w:val="20"/>
+          <w:szCs w:val="20"/>
+          <w:highlight w:val="white"/>
+          <w:lang w:val="en-US"/>
+        </w:rPr>
+        <w:t>/</w:t>
+      </w:r>
+      <w:r>
+        <w:rPr>
+          <w:rFonts w:ascii="Courier New" w:hAnsi="Courier New" w:cs="Courier New"/>
+          <w:color w:val="000000"/>
+          <w:kern w:val="0"/>
+          <w:sz w:val="20"/>
+          <w:szCs w:val="20"/>
+          <w:highlight w:val="white"/>
+          <w:lang w:val="en-US"/>
+        </w:rPr>
+        <w:t xml:space="preserve"> </w:t>
+      </w:r>
+      <w:proofErr w:type="spellStart"/>
+      <w:r>
+        <w:rPr>
+          <w:rFonts w:ascii="Courier New" w:hAnsi="Courier New" w:cs="Courier New"/>
+          <w:color w:val="000000"/>
+          <w:kern w:val="0"/>
+          <w:sz w:val="20"/>
+          <w:szCs w:val="20"/>
+          <w:highlight w:val="white"/>
+          <w:lang w:val="en-US"/>
+        </w:rPr>
+        <w:t>intervalsCount</w:t>
+      </w:r>
+      <w:proofErr w:type="spellEnd"/>
+      <w:r>
+        <w:rPr>
+          <w:rFonts w:ascii="Courier New" w:hAnsi="Courier New" w:cs="Courier New"/>
+          <w:b/>
+          <w:bCs/>
+          <w:color w:val="000080"/>
+          <w:kern w:val="0"/>
+          <w:sz w:val="20"/>
+          <w:szCs w:val="20"/>
+          <w:highlight w:val="white"/>
+          <w:lang w:val="en-US"/>
+        </w:rPr>
+        <w:t>;</w:t>
+      </w:r>
+    </w:p>
+    <w:p>
+      <w:pPr>
+        <w:autoSpaceDE w:val="0"/>
+        <w:autoSpaceDN w:val="0"/>
+        <w:adjustRightInd w:val="0"/>
+        <w:spacing w:after="0" w:line="240" w:lineRule="auto"/>
+        <w:rPr>
+          <w:rFonts w:ascii="Courier New" w:hAnsi="Courier New" w:cs="Courier New"/>
+          <w:color w:val="000000"/>
+          <w:kern w:val="0"/>
+          <w:sz w:val="20"/>
+          <w:szCs w:val="20"/>
+          <w:highlight w:val="white"/>
+          <w:lang w:val="en-US"/>
+        </w:rPr>
+      </w:pPr>
+      <w:r>
+        <w:rPr>
+          <w:rFonts w:ascii="Courier New" w:hAnsi="Courier New" w:cs="Courier New"/>
+          <w:color w:val="000000"/>
+          <w:kern w:val="0"/>
+          <w:sz w:val="20"/>
+          <w:szCs w:val="20"/>
+          <w:highlight w:val="white"/>
+          <w:lang w:val="en-US"/>
+        </w:rPr>
+        <w:t xml:space="preserve">    </w:t>
+      </w:r>
+      <w:r>
+        <w:rPr>
+          <w:rFonts w:ascii="Courier New" w:hAnsi="Courier New" w:cs="Courier New"/>
+          <w:b/>
+          <w:bCs/>
+          <w:color w:val="000080"/>
+          <w:kern w:val="0"/>
+          <w:sz w:val="20"/>
+          <w:szCs w:val="20"/>
+          <w:highlight w:val="white"/>
+          <w:lang w:val="en-US"/>
+        </w:rPr>
+        <w:t>}</w:t>
+      </w:r>
+    </w:p>
+    <w:p>
+      <w:pPr>
+        <w:autoSpaceDE w:val="0"/>
+        <w:autoSpaceDN w:val="0"/>
+        <w:adjustRightInd w:val="0"/>
+        <w:spacing w:after="0" w:line="240" w:lineRule="auto"/>
+        <w:rPr>
+          <w:rFonts w:ascii="Courier New" w:hAnsi="Courier New" w:cs="Courier New"/>
+          <w:color w:val="000000"/>
+          <w:kern w:val="0"/>
+          <w:sz w:val="20"/>
+          <w:szCs w:val="20"/>
+          <w:highlight w:val="white"/>
+          <w:lang w:val="en-US"/>
+        </w:rPr>
+      </w:pPr>
+      <w:r>
+        <w:rPr>
+          <w:rFonts w:ascii="Courier New" w:hAnsi="Courier New" w:cs="Courier New"/>
+          <w:bCs/>
+          <w:color w:val="000080"/>
+          <w:kern w:val="0"/>
+          <w:sz w:val="20"/>
+          <w:szCs w:val="20"/>
+          <w:highlight w:val="white"/>
+          <w:lang w:val="en-US"/>
+        </w:rPr>
+        <w:t>}</w:t>
+      </w:r>
+    </w:p>
+    <w:p>
+      <w:pPr>
+        <w:rPr>
+          <w:lang w:val="en-US"/>
+        </w:rPr>
+      </w:pPr>
+    </w:p>
+    <w:p>
+      <w:pPr>
+        <w:pStyle w:val="Heading2"/>
+        <w:rPr>
+          <w:lang w:val="en-US"/>
+        </w:rPr>
+      </w:pPr>
+      <w:bookmarkStart w:id="10" w:name="_Toc232291608"/>
+      <w:r>
+        <w:t>Бин</w:t>
+      </w:r>
+      <w:r>
+        <w:rPr>
+          <w:lang w:val="en-US"/>
+        </w:rPr>
+        <w:t xml:space="preserve"> </w:t>
+      </w:r>
+      <w:r>
+        <w:t>считающий</w:t>
+      </w:r>
+      <w:r>
+        <w:rPr>
+          <w:lang w:val="en-US"/>
+        </w:rPr>
+        <w:t xml:space="preserve"> </w:t>
+      </w:r>
+      <w:r>
+        <w:t>число</w:t>
+      </w:r>
+      <w:r>
+        <w:rPr>
+          <w:lang w:val="en-US"/>
+        </w:rPr>
+        <w:t xml:space="preserve"> </w:t>
+      </w:r>
+      <w:r>
+        <w:t>точек</w:t>
+      </w:r>
+      <w:bookmarkEnd w:id="10"/>
+    </w:p>
+    <w:p>
+      <w:pPr>
+        <w:rPr>
+          <w:lang w:val="en-US"/>
+        </w:rPr>
+      </w:pPr>
+    </w:p>
+    <w:p>
+      <w:pPr>
+        <w:autoSpaceDE w:val="0"/>
+        <w:autoSpaceDN w:val="0"/>
+        <w:adjustRightInd w:val="0"/>
+        <w:spacing w:after="0" w:line="240" w:lineRule="auto"/>
+        <w:rPr>
+          <w:rFonts w:ascii="Courier New" w:hAnsi="Courier New" w:cs="Courier New"/>
+          <w:color w:val="000000"/>
+          <w:kern w:val="0"/>
+          <w:sz w:val="20"/>
+          <w:szCs w:val="20"/>
+          <w:highlight w:val="white"/>
+          <w:lang w:val="en-US"/>
+        </w:rPr>
+      </w:pPr>
+      <w:r>
+        <w:rPr>
+          <w:rFonts w:ascii="Courier New" w:hAnsi="Courier New" w:cs="Courier New"/>
+          <w:color w:val="8000FF"/>
+          <w:kern w:val="0"/>
+          <w:sz w:val="20"/>
+          <w:szCs w:val="20"/>
+          <w:highlight w:val="white"/>
+          <w:lang w:val="en-US"/>
+        </w:rPr>
+        <w:t>package</w:t>
+      </w:r>
+      <w:r>
+        <w:rPr>
+          <w:rFonts w:ascii="Courier New" w:hAnsi="Courier New" w:cs="Courier New"/>
+          <w:color w:val="000000"/>
+          <w:kern w:val="0"/>
+          <w:sz w:val="20"/>
+          <w:szCs w:val="20"/>
+          <w:highlight w:val="white"/>
+          <w:lang w:val="en-US"/>
+        </w:rPr>
+        <w:t xml:space="preserve"> </w:t>
+      </w:r>
+      <w:proofErr w:type="gramStart"/>
+      <w:r>
+        <w:rPr>
+          <w:rFonts w:ascii="Courier New" w:hAnsi="Courier New" w:cs="Courier New"/>
+          <w:color w:val="000000"/>
+          <w:kern w:val="0"/>
+          <w:sz w:val="20"/>
+          <w:szCs w:val="20"/>
+          <w:highlight w:val="white"/>
+          <w:lang w:val="en-US"/>
+        </w:rPr>
+        <w:t>lab4</w:t>
+      </w:r>
+      <w:r>
+        <w:rPr>
+          <w:rFonts w:ascii="Courier New" w:hAnsi="Courier New" w:cs="Courier New"/>
+          <w:b/>
+          <w:bCs/>
+          <w:color w:val="000080"/>
+          <w:kern w:val="0"/>
+          <w:sz w:val="20"/>
+          <w:szCs w:val="20"/>
+          <w:highlight w:val="white"/>
+          <w:lang w:val="en-US"/>
+        </w:rPr>
+        <w:t>.</w:t>
+      </w:r>
+      <w:r>
+        <w:rPr>
+          <w:rFonts w:ascii="Courier New" w:hAnsi="Courier New" w:cs="Courier New"/>
+          <w:color w:val="000000"/>
+          <w:kern w:val="0"/>
+          <w:sz w:val="20"/>
+          <w:szCs w:val="20"/>
+          <w:highlight w:val="white"/>
+          <w:lang w:val="en-US"/>
+        </w:rPr>
+        <w:t>backend</w:t>
+      </w:r>
+      <w:r>
+        <w:rPr>
+          <w:rFonts w:ascii="Courier New" w:hAnsi="Courier New" w:cs="Courier New"/>
+          <w:b/>
+          <w:bCs/>
+          <w:color w:val="000080"/>
+          <w:kern w:val="0"/>
+          <w:sz w:val="20"/>
+          <w:szCs w:val="20"/>
+          <w:highlight w:val="white"/>
+          <w:lang w:val="en-US"/>
+        </w:rPr>
+        <w:t>.</w:t>
+      </w:r>
+      <w:r>
+        <w:rPr>
+          <w:rFonts w:ascii="Courier New" w:hAnsi="Courier New" w:cs="Courier New"/>
+          <w:color w:val="000000"/>
+          <w:kern w:val="0"/>
+          <w:sz w:val="20"/>
+          <w:szCs w:val="20"/>
+          <w:highlight w:val="white"/>
+          <w:lang w:val="en-US"/>
+        </w:rPr>
+        <w:t>utils</w:t>
+      </w:r>
+      <w:proofErr w:type="gramEnd"/>
+      <w:r>
+        <w:rPr>
+          <w:rFonts w:ascii="Courier New" w:hAnsi="Courier New" w:cs="Courier New"/>
+          <w:b/>
+          <w:bCs/>
+          <w:color w:val="000080"/>
+          <w:kern w:val="0"/>
+          <w:sz w:val="20"/>
+          <w:szCs w:val="20"/>
+          <w:highlight w:val="white"/>
+          <w:lang w:val="en-US"/>
+        </w:rPr>
+        <w:t>;</w:t>
+      </w:r>
+    </w:p>
+    <w:p>
+      <w:pPr>
+        <w:autoSpaceDE w:val="0"/>
+        <w:autoSpaceDN w:val="0"/>
+        <w:adjustRightInd w:val="0"/>
+        <w:spacing w:after="0" w:line="240" w:lineRule="auto"/>
+        <w:rPr>
+          <w:rFonts w:ascii="Courier New" w:hAnsi="Courier New" w:cs="Courier New"/>
+          <w:color w:val="000000"/>
+          <w:kern w:val="0"/>
+          <w:sz w:val="20"/>
+          <w:szCs w:val="20"/>
+          <w:highlight w:val="white"/>
+          <w:lang w:val="en-US"/>
+        </w:rPr>
+      </w:pPr>
+    </w:p>
+    <w:p>
+      <w:pPr>
+        <w:autoSpaceDE w:val="0"/>
+        <w:autoSpaceDN w:val="0"/>
+        <w:adjustRightInd w:val="0"/>
+        <w:spacing w:after="0" w:line="240" w:lineRule="auto"/>
+        <w:rPr>
+          <w:rFonts w:ascii="Courier New" w:hAnsi="Courier New" w:cs="Courier New"/>
+          <w:color w:val="000000"/>
+          <w:kern w:val="0"/>
+          <w:sz w:val="20"/>
+          <w:szCs w:val="20"/>
+          <w:highlight w:val="white"/>
+          <w:lang w:val="en-US"/>
+        </w:rPr>
+      </w:pPr>
+      <w:r>
+        <w:rPr>
+          <w:rFonts w:ascii="Courier New" w:hAnsi="Courier New" w:cs="Courier New"/>
+          <w:b/>
+          <w:bCs/>
+          <w:color w:val="0000FF"/>
+          <w:kern w:val="0"/>
+          <w:sz w:val="20"/>
+          <w:szCs w:val="20"/>
+          <w:highlight w:val="white"/>
+          <w:lang w:val="en-US"/>
+        </w:rPr>
+        <w:t>import</w:t>
+      </w:r>
+      <w:r>
+        <w:rPr>
+          <w:rFonts w:ascii="Courier New" w:hAnsi="Courier New" w:cs="Courier New"/>
+          <w:color w:val="000000"/>
+          <w:kern w:val="0"/>
+          <w:sz w:val="20"/>
+          <w:szCs w:val="20"/>
+          <w:highlight w:val="white"/>
+          <w:lang w:val="en-US"/>
+        </w:rPr>
+        <w:t xml:space="preserve"> </w:t>
+      </w:r>
+      <w:proofErr w:type="spellStart"/>
+      <w:proofErr w:type="gramStart"/>
+      <w:r>
+        <w:rPr>
+          <w:rFonts w:ascii="Courier New" w:hAnsi="Courier New" w:cs="Courier New"/>
+          <w:color w:val="000000"/>
+          <w:kern w:val="0"/>
+          <w:sz w:val="20"/>
+          <w:szCs w:val="20"/>
+          <w:highlight w:val="white"/>
+          <w:lang w:val="en-US"/>
+        </w:rPr>
+        <w:t>jakarta</w:t>
+      </w:r>
+      <w:r>
+        <w:rPr>
+          <w:rFonts w:ascii="Courier New" w:hAnsi="Courier New" w:cs="Courier New"/>
+          <w:b/>
+          <w:bCs/>
+          <w:color w:val="000080"/>
+          <w:kern w:val="0"/>
+          <w:sz w:val="20"/>
+          <w:szCs w:val="20"/>
+          <w:highlight w:val="white"/>
+          <w:lang w:val="en-US"/>
+        </w:rPr>
+        <w:t>.</w:t>
+      </w:r>
+      <w:r>
+        <w:rPr>
+          <w:rFonts w:ascii="Courier New" w:hAnsi="Courier New" w:cs="Courier New"/>
+          <w:color w:val="000000"/>
+          <w:kern w:val="0"/>
+          <w:sz w:val="20"/>
+          <w:szCs w:val="20"/>
+          <w:highlight w:val="white"/>
+          <w:lang w:val="en-US"/>
+        </w:rPr>
+        <w:t>enterprise</w:t>
+      </w:r>
+      <w:proofErr w:type="gramEnd"/>
+      <w:r>
+        <w:rPr>
+          <w:rFonts w:ascii="Courier New" w:hAnsi="Courier New" w:cs="Courier New"/>
+          <w:b/>
+          <w:bCs/>
+          <w:color w:val="000080"/>
+          <w:kern w:val="0"/>
+          <w:sz w:val="20"/>
+          <w:szCs w:val="20"/>
+          <w:highlight w:val="white"/>
+          <w:lang w:val="en-US"/>
+        </w:rPr>
+        <w:t>.</w:t>
+      </w:r>
+      <w:r>
+        <w:rPr>
+          <w:rFonts w:ascii="Courier New" w:hAnsi="Courier New" w:cs="Courier New"/>
+          <w:color w:val="000000"/>
+          <w:kern w:val="0"/>
+          <w:sz w:val="20"/>
+          <w:szCs w:val="20"/>
+          <w:highlight w:val="white"/>
+          <w:lang w:val="en-US"/>
+        </w:rPr>
+        <w:t>context</w:t>
+      </w:r>
+      <w:r>
+        <w:rPr>
+          <w:rFonts w:ascii="Courier New" w:hAnsi="Courier New" w:cs="Courier New"/>
+          <w:b/>
+          <w:bCs/>
+          <w:color w:val="000080"/>
+          <w:kern w:val="0"/>
+          <w:sz w:val="20"/>
+          <w:szCs w:val="20"/>
+          <w:highlight w:val="white"/>
+          <w:lang w:val="en-US"/>
+        </w:rPr>
+        <w:t>.</w:t>
+      </w:r>
+      <w:r>
+        <w:rPr>
+          <w:rFonts w:ascii="Courier New" w:hAnsi="Courier New" w:cs="Courier New"/>
+          <w:color w:val="000000"/>
+          <w:kern w:val="0"/>
+          <w:sz w:val="20"/>
+          <w:szCs w:val="20"/>
+          <w:highlight w:val="white"/>
+          <w:lang w:val="en-US"/>
+        </w:rPr>
+        <w:t>ApplicationScoped</w:t>
+      </w:r>
+      <w:proofErr w:type="spellEnd"/>
+      <w:r>
+        <w:rPr>
+          <w:rFonts w:ascii="Courier New" w:hAnsi="Courier New" w:cs="Courier New"/>
+          <w:b/>
+          <w:bCs/>
+          <w:color w:val="000080"/>
+          <w:kern w:val="0"/>
+          <w:sz w:val="20"/>
+          <w:szCs w:val="20"/>
+          <w:highlight w:val="white"/>
+          <w:lang w:val="en-US"/>
+        </w:rPr>
+        <w:t>;</w:t>
+      </w:r>
+    </w:p>
+    <w:p>
+      <w:pPr>
+        <w:autoSpaceDE w:val="0"/>
+        <w:autoSpaceDN w:val="0"/>
+        <w:adjustRightInd w:val="0"/>
+        <w:spacing w:after="0" w:line="240" w:lineRule="auto"/>
+        <w:rPr>
+          <w:rFonts w:ascii="Courier New" w:hAnsi="Courier New" w:cs="Courier New"/>
+          <w:color w:val="000000"/>
+          <w:kern w:val="0"/>
+          <w:sz w:val="20"/>
+          <w:szCs w:val="20"/>
+          <w:highlight w:val="white"/>
+          <w:lang w:val="en-US"/>
+        </w:rPr>
+      </w:pPr>
+    </w:p>
+    <w:p>
+      <w:pPr>
+        <w:autoSpaceDE w:val="0"/>
+        <w:autoSpaceDN w:val="0"/>
+        <w:adjustRightInd w:val="0"/>
+        <w:spacing w:after="0" w:line="240" w:lineRule="auto"/>
+        <w:rPr>
+          <w:rFonts w:ascii="Courier New" w:hAnsi="Courier New" w:cs="Courier New"/>
+          <w:color w:val="000000"/>
+          <w:kern w:val="0"/>
+          <w:sz w:val="20"/>
+          <w:szCs w:val="20"/>
+          <w:highlight w:val="white"/>
+          <w:lang w:val="en-US"/>
+        </w:rPr>
+      </w:pPr>
+      <w:r>
+        <w:rPr>
+          <w:rFonts w:ascii="Courier New" w:hAnsi="Courier New" w:cs="Courier New"/>
+          <w:b/>
+          <w:bCs/>
+          <w:color w:val="0000FF"/>
+          <w:kern w:val="0"/>
+          <w:sz w:val="20"/>
+          <w:szCs w:val="20"/>
+          <w:highlight w:val="white"/>
+          <w:lang w:val="en-US"/>
+        </w:rPr>
+        <w:t>import</w:t>
+      </w:r>
+      <w:r>
+        <w:rPr>
+          <w:rFonts w:ascii="Courier New" w:hAnsi="Courier New" w:cs="Courier New"/>
+          <w:color w:val="000000"/>
+          <w:kern w:val="0"/>
+          <w:sz w:val="20"/>
+          <w:szCs w:val="20"/>
+          <w:highlight w:val="white"/>
+          <w:lang w:val="en-US"/>
+        </w:rPr>
+        <w:t xml:space="preserve"> </w:t>
+      </w:r>
+      <w:proofErr w:type="spellStart"/>
+      <w:proofErr w:type="gramStart"/>
+      <w:r>
+        <w:rPr>
+          <w:rFonts w:ascii="Courier New" w:hAnsi="Courier New" w:cs="Courier New"/>
+          <w:color w:val="000000"/>
+          <w:kern w:val="0"/>
+          <w:sz w:val="20"/>
+          <w:szCs w:val="20"/>
+          <w:highlight w:val="white"/>
+          <w:lang w:val="en-US"/>
+        </w:rPr>
+        <w:t>javax</w:t>
+      </w:r>
+      <w:r>
+        <w:rPr>
+          <w:rFonts w:ascii="Courier New" w:hAnsi="Courier New" w:cs="Courier New"/>
+          <w:b/>
+          <w:bCs/>
+          <w:color w:val="000080"/>
+          <w:kern w:val="0"/>
+          <w:sz w:val="20"/>
+          <w:szCs w:val="20"/>
+          <w:highlight w:val="white"/>
+          <w:lang w:val="en-US"/>
+        </w:rPr>
+        <w:t>.</w:t>
+      </w:r>
+      <w:r>
+        <w:rPr>
+          <w:rFonts w:ascii="Courier New" w:hAnsi="Courier New" w:cs="Courier New"/>
+          <w:color w:val="000000"/>
+          <w:kern w:val="0"/>
+          <w:sz w:val="20"/>
+          <w:szCs w:val="20"/>
+          <w:highlight w:val="white"/>
+          <w:lang w:val="en-US"/>
+        </w:rPr>
+        <w:t>management</w:t>
+      </w:r>
+      <w:proofErr w:type="gramEnd"/>
+      <w:r>
+        <w:rPr>
+          <w:rFonts w:ascii="Courier New" w:hAnsi="Courier New" w:cs="Courier New"/>
+          <w:b/>
+          <w:bCs/>
+          <w:color w:val="000080"/>
+          <w:kern w:val="0"/>
+          <w:sz w:val="20"/>
+          <w:szCs w:val="20"/>
+          <w:highlight w:val="white"/>
+          <w:lang w:val="en-US"/>
+        </w:rPr>
+        <w:t>.</w:t>
+      </w:r>
+      <w:r>
+        <w:rPr>
+          <w:rFonts w:ascii="Courier New" w:hAnsi="Courier New" w:cs="Courier New"/>
+          <w:color w:val="000000"/>
+          <w:kern w:val="0"/>
+          <w:sz w:val="20"/>
+          <w:szCs w:val="20"/>
+          <w:highlight w:val="white"/>
+          <w:lang w:val="en-US"/>
+        </w:rPr>
+        <w:t>Notification</w:t>
+      </w:r>
+      <w:proofErr w:type="spellEnd"/>
+      <w:r>
+        <w:rPr>
+          <w:rFonts w:ascii="Courier New" w:hAnsi="Courier New" w:cs="Courier New"/>
+          <w:b/>
+          <w:bCs/>
+          <w:color w:val="000080"/>
+          <w:kern w:val="0"/>
+          <w:sz w:val="20"/>
+          <w:szCs w:val="20"/>
+          <w:highlight w:val="white"/>
+          <w:lang w:val="en-US"/>
+        </w:rPr>
+        <w:t>;</w:t>
+      </w:r>
+    </w:p>
+    <w:p>
+      <w:pPr>
+        <w:autoSpaceDE w:val="0"/>
+        <w:autoSpaceDN w:val="0"/>
+        <w:adjustRightInd w:val="0"/>
+        <w:spacing w:after="0" w:line="240" w:lineRule="auto"/>
+        <w:rPr>
+          <w:rFonts w:ascii="Courier New" w:hAnsi="Courier New" w:cs="Courier New"/>
+          <w:color w:val="000000"/>
+          <w:kern w:val="0"/>
+          <w:sz w:val="20"/>
+          <w:szCs w:val="20"/>
+          <w:highlight w:val="white"/>
+          <w:lang w:val="en-US"/>
+        </w:rPr>
+      </w:pPr>
+      <w:r>
+        <w:rPr>
+          <w:rFonts w:ascii="Courier New" w:hAnsi="Courier New" w:cs="Courier New"/>
+          <w:b/>
+          <w:bCs/>
+          <w:color w:val="0000FF"/>
+          <w:kern w:val="0"/>
+          <w:sz w:val="20"/>
+          <w:szCs w:val="20"/>
+          <w:highlight w:val="white"/>
+          <w:lang w:val="en-US"/>
+        </w:rPr>
+        <w:t>import</w:t>
+      </w:r>
+      <w:r>
+        <w:rPr>
+          <w:rFonts w:ascii="Courier New" w:hAnsi="Courier New" w:cs="Courier New"/>
+          <w:color w:val="000000"/>
+          <w:kern w:val="0"/>
+          <w:sz w:val="20"/>
+          <w:szCs w:val="20"/>
+          <w:highlight w:val="white"/>
+          <w:lang w:val="en-US"/>
+        </w:rPr>
+        <w:t xml:space="preserve"> </w:t>
+      </w:r>
+      <w:proofErr w:type="spellStart"/>
+      <w:proofErr w:type="gramStart"/>
+      <w:r>
+        <w:rPr>
+          <w:rFonts w:ascii="Courier New" w:hAnsi="Courier New" w:cs="Courier New"/>
+          <w:color w:val="000000"/>
+          <w:kern w:val="0"/>
+          <w:sz w:val="20"/>
+          <w:szCs w:val="20"/>
+          <w:highlight w:val="white"/>
+          <w:lang w:val="en-US"/>
+        </w:rPr>
+        <w:t>javax</w:t>
+      </w:r>
+      <w:r>
+        <w:rPr>
+          <w:rFonts w:ascii="Courier New" w:hAnsi="Courier New" w:cs="Courier New"/>
+          <w:b/>
+          <w:bCs/>
+          <w:color w:val="000080"/>
+          <w:kern w:val="0"/>
+          <w:sz w:val="20"/>
+          <w:szCs w:val="20"/>
+          <w:highlight w:val="white"/>
+          <w:lang w:val="en-US"/>
+        </w:rPr>
+        <w:t>.</w:t>
+      </w:r>
+      <w:r>
+        <w:rPr>
+          <w:rFonts w:ascii="Courier New" w:hAnsi="Courier New" w:cs="Courier New"/>
+          <w:color w:val="000000"/>
+          <w:kern w:val="0"/>
+          <w:sz w:val="20"/>
+          <w:szCs w:val="20"/>
+          <w:highlight w:val="white"/>
+          <w:lang w:val="en-US"/>
+        </w:rPr>
+        <w:t>management</w:t>
+      </w:r>
+      <w:proofErr w:type="gramEnd"/>
+      <w:r>
+        <w:rPr>
+          <w:rFonts w:ascii="Courier New" w:hAnsi="Courier New" w:cs="Courier New"/>
+          <w:b/>
+          <w:bCs/>
+          <w:color w:val="000080"/>
+          <w:kern w:val="0"/>
+          <w:sz w:val="20"/>
+          <w:szCs w:val="20"/>
+          <w:highlight w:val="white"/>
+          <w:lang w:val="en-US"/>
+        </w:rPr>
+        <w:t>.</w:t>
+      </w:r>
+      <w:r>
+        <w:rPr>
+          <w:rFonts w:ascii="Courier New" w:hAnsi="Courier New" w:cs="Courier New"/>
+          <w:color w:val="000000"/>
+          <w:kern w:val="0"/>
+          <w:sz w:val="20"/>
+          <w:szCs w:val="20"/>
+          <w:highlight w:val="white"/>
+          <w:lang w:val="en-US"/>
+        </w:rPr>
+        <w:t>NotificationBroadcasterSupport</w:t>
+      </w:r>
+      <w:proofErr w:type="spellEnd"/>
+      <w:r>
+        <w:rPr>
+          <w:rFonts w:ascii="Courier New" w:hAnsi="Courier New" w:cs="Courier New"/>
+          <w:b/>
+          <w:bCs/>
+          <w:color w:val="000080"/>
+          <w:kern w:val="0"/>
+          <w:sz w:val="20"/>
+          <w:szCs w:val="20"/>
+          <w:highlight w:val="white"/>
+          <w:lang w:val="en-US"/>
+        </w:rPr>
+        <w:t>;</w:t>
+      </w:r>
+    </w:p>
+    <w:p>
+      <w:pPr>
+        <w:autoSpaceDE w:val="0"/>
+        <w:autoSpaceDN w:val="0"/>
+        <w:adjustRightInd w:val="0"/>
+        <w:spacing w:after="0" w:line="240" w:lineRule="auto"/>
+        <w:rPr>
+          <w:rFonts w:ascii="Courier New" w:hAnsi="Courier New" w:cs="Courier New"/>
+          <w:color w:val="000000"/>
+          <w:kern w:val="0"/>
+          <w:sz w:val="20"/>
+          <w:szCs w:val="20"/>
+          <w:highlight w:val="white"/>
+          <w:lang w:val="en-US"/>
+        </w:rPr>
+      </w:pPr>
+    </w:p>
+    <w:p>
+      <w:pPr>
+        <w:autoSpaceDE w:val="0"/>
+        <w:autoSpaceDN w:val="0"/>
+        <w:adjustRightInd w:val="0"/>
+        <w:spacing w:after="0" w:line="240" w:lineRule="auto"/>
+        <w:rPr>
+          <w:rFonts w:ascii="Courier New" w:hAnsi="Courier New" w:cs="Courier New"/>
+          <w:color w:val="000000"/>
+          <w:kern w:val="0"/>
+          <w:sz w:val="20"/>
+          <w:szCs w:val="20"/>
+          <w:highlight w:val="white"/>
+          <w:lang w:val="en-US"/>
+        </w:rPr>
+      </w:pPr>
+      <w:r>
+        <w:rPr>
+          <w:rFonts w:ascii="Courier New" w:hAnsi="Courier New" w:cs="Courier New"/>
+          <w:color w:val="000000"/>
+          <w:kern w:val="0"/>
+          <w:sz w:val="20"/>
+          <w:szCs w:val="20"/>
+          <w:highlight w:val="white"/>
+          <w:lang w:val="en-US"/>
+        </w:rPr>
+        <w:t>@ApplicationScoped</w:t>
+      </w:r>
+    </w:p>
+    <w:p>
+      <w:pPr>
+        <w:autoSpaceDE w:val="0"/>
+        <w:autoSpaceDN w:val="0"/>
+        <w:adjustRightInd w:val="0"/>
+        <w:spacing w:after="0" w:line="240" w:lineRule="auto"/>
+        <w:rPr>
+          <w:rFonts w:ascii="Courier New" w:hAnsi="Courier New" w:cs="Courier New"/>
+          <w:color w:val="000000"/>
+          <w:kern w:val="0"/>
+          <w:sz w:val="20"/>
+          <w:szCs w:val="20"/>
+          <w:highlight w:val="white"/>
+          <w:lang w:val="en-US"/>
+        </w:rPr>
+      </w:pPr>
+      <w:r>
+        <w:rPr>
+          <w:rFonts w:ascii="Courier New" w:hAnsi="Courier New" w:cs="Courier New"/>
+          <w:color w:val="8000FF"/>
+          <w:kern w:val="0"/>
+          <w:sz w:val="20"/>
+          <w:szCs w:val="20"/>
+          <w:highlight w:val="white"/>
+          <w:lang w:val="en-US"/>
+        </w:rPr>
+        <w:t>public</w:t>
+      </w:r>
+      <w:r>
+        <w:rPr>
+          <w:rFonts w:ascii="Courier New" w:hAnsi="Courier New" w:cs="Courier New"/>
+          <w:color w:val="000000"/>
+          <w:kern w:val="0"/>
+          <w:sz w:val="20"/>
+          <w:szCs w:val="20"/>
+          <w:highlight w:val="white"/>
+          <w:lang w:val="en-US"/>
+        </w:rPr>
+        <w:t xml:space="preserve"> </w:t>
+      </w:r>
+      <w:r>
+        <w:rPr>
+          <w:rFonts w:ascii="Courier New" w:hAnsi="Courier New" w:cs="Courier New"/>
+          <w:color w:val="8000FF"/>
+          <w:kern w:val="0"/>
+          <w:sz w:val="20"/>
+          <w:szCs w:val="20"/>
+          <w:highlight w:val="white"/>
+          <w:lang w:val="en-US"/>
+        </w:rPr>
+        <w:t>class</w:t>
+      </w:r>
+      <w:r>
+        <w:rPr>
+          <w:rFonts w:ascii="Courier New" w:hAnsi="Courier New" w:cs="Courier New"/>
+          <w:color w:val="000000"/>
+          <w:kern w:val="0"/>
+          <w:sz w:val="20"/>
+          <w:szCs w:val="20"/>
+          <w:highlight w:val="white"/>
+          <w:lang w:val="en-US"/>
+        </w:rPr>
+        <w:t xml:space="preserve"> </w:t>
+      </w:r>
+      <w:proofErr w:type="spellStart"/>
+      <w:r>
+        <w:rPr>
+          <w:rFonts w:ascii="Courier New" w:hAnsi="Courier New" w:cs="Courier New"/>
+          <w:color w:val="000000"/>
+          <w:kern w:val="0"/>
+          <w:sz w:val="20"/>
+          <w:szCs w:val="20"/>
+          <w:highlight w:val="white"/>
+          <w:lang w:val="en-US"/>
+        </w:rPr>
+        <w:t>HitsCounter</w:t>
+      </w:r>
+      <w:proofErr w:type="spellEnd"/>
+      <w:r>
+        <w:rPr>
+          <w:rFonts w:ascii="Courier New" w:hAnsi="Courier New" w:cs="Courier New"/>
+          <w:color w:val="000000"/>
+          <w:kern w:val="0"/>
+          <w:sz w:val="20"/>
+          <w:szCs w:val="20"/>
+          <w:highlight w:val="white"/>
+          <w:lang w:val="en-US"/>
+        </w:rPr>
+        <w:t xml:space="preserve"> </w:t>
+      </w:r>
+      <w:r>
+        <w:rPr>
+          <w:rFonts w:ascii="Courier New" w:hAnsi="Courier New" w:cs="Courier New"/>
+          <w:b/>
+          <w:bCs/>
+          <w:color w:val="0000FF"/>
+          <w:kern w:val="0"/>
+          <w:sz w:val="20"/>
+          <w:szCs w:val="20"/>
+          <w:highlight w:val="white"/>
+          <w:lang w:val="en-US"/>
+        </w:rPr>
+        <w:t>extends</w:t>
+      </w:r>
+      <w:r>
+        <w:rPr>
+          <w:rFonts w:ascii="Courier New" w:hAnsi="Courier New" w:cs="Courier New"/>
+          <w:color w:val="000000"/>
+          <w:kern w:val="0"/>
+          <w:sz w:val="20"/>
+          <w:szCs w:val="20"/>
+          <w:highlight w:val="white"/>
+          <w:lang w:val="en-US"/>
+        </w:rPr>
+        <w:t xml:space="preserve"> </w:t>
+      </w:r>
+      <w:proofErr w:type="spellStart"/>
+      <w:r>
+        <w:rPr>
+          <w:rFonts w:ascii="Courier New" w:hAnsi="Courier New" w:cs="Courier New"/>
+          <w:color w:val="000000"/>
+          <w:kern w:val="0"/>
+          <w:sz w:val="20"/>
+          <w:szCs w:val="20"/>
+          <w:highlight w:val="white"/>
+          <w:lang w:val="en-US"/>
+        </w:rPr>
+        <w:t>NotificationBroadcasterSupport</w:t>
+      </w:r>
+      <w:proofErr w:type="spellEnd"/>
+      <w:r>
+        <w:rPr>
+          <w:rFonts w:ascii="Courier New" w:hAnsi="Courier New" w:cs="Courier New"/>
+          <w:color w:val="000000"/>
+          <w:kern w:val="0"/>
+          <w:sz w:val="20"/>
+          <w:szCs w:val="20"/>
+          <w:highlight w:val="white"/>
+          <w:lang w:val="en-US"/>
+        </w:rPr>
+        <w:t xml:space="preserve"> </w:t>
+      </w:r>
+      <w:r>
+        <w:rPr>
+          <w:rFonts w:ascii="Courier New" w:hAnsi="Courier New" w:cs="Courier New"/>
+          <w:b/>
+          <w:bCs/>
+          <w:color w:val="0000FF"/>
+          <w:kern w:val="0"/>
+          <w:sz w:val="20"/>
+          <w:szCs w:val="20"/>
+          <w:highlight w:val="white"/>
+          <w:lang w:val="en-US"/>
+        </w:rPr>
+        <w:t>implements</w:t>
+      </w:r>
+      <w:r>
+        <w:rPr>
+          <w:rFonts w:ascii="Courier New" w:hAnsi="Courier New" w:cs="Courier New"/>
+          <w:color w:val="000000"/>
+          <w:kern w:val="0"/>
+          <w:sz w:val="20"/>
+          <w:szCs w:val="20"/>
+          <w:highlight w:val="white"/>
+          <w:lang w:val="en-US"/>
+        </w:rPr>
+        <w:t xml:space="preserve"> </w:t>
+      </w:r>
+      <w:proofErr w:type="spellStart"/>
+      <w:r>
+        <w:rPr>
+          <w:rFonts w:ascii="Courier New" w:hAnsi="Courier New" w:cs="Courier New"/>
+          <w:color w:val="000000"/>
+          <w:kern w:val="0"/>
+          <w:sz w:val="20"/>
+          <w:szCs w:val="20"/>
+          <w:highlight w:val="white"/>
+          <w:lang w:val="en-US"/>
+        </w:rPr>
+        <w:t>HitsCounterMBean</w:t>
+      </w:r>
+      <w:proofErr w:type="spellEnd"/>
+      <w:r>
+        <w:rPr>
+          <w:rFonts w:ascii="Courier New" w:hAnsi="Courier New" w:cs="Courier New"/>
+          <w:color w:val="000000"/>
+          <w:kern w:val="0"/>
+          <w:sz w:val="20"/>
+          <w:szCs w:val="20"/>
+          <w:highlight w:val="white"/>
+          <w:lang w:val="en-US"/>
+        </w:rPr>
+        <w:t xml:space="preserve"> </w:t>
+      </w:r>
+      <w:r>
+        <w:rPr>
+          <w:rFonts w:ascii="Courier New" w:hAnsi="Courier New" w:cs="Courier New"/>
+          <w:b/>
+          <w:bCs/>
+          <w:color w:val="000080"/>
+          <w:kern w:val="0"/>
+          <w:sz w:val="20"/>
+          <w:szCs w:val="20"/>
+          <w:highlight w:val="white"/>
+          <w:lang w:val="en-US"/>
+        </w:rPr>
+        <w:t>{</w:t>
+      </w:r>
+    </w:p>
+    <w:p>
+      <w:pPr>
+        <w:autoSpaceDE w:val="0"/>
+        <w:autoSpaceDN w:val="0"/>
+        <w:adjustRightInd w:val="0"/>
+        <w:spacing w:after="0" w:line="240" w:lineRule="auto"/>
+        <w:rPr>
+          <w:rFonts w:ascii="Courier New" w:hAnsi="Courier New" w:cs="Courier New"/>
+          <w:color w:val="000000"/>
+          <w:kern w:val="0"/>
+          <w:sz w:val="20"/>
+          <w:szCs w:val="20"/>
+          <w:highlight w:val="white"/>
+          <w:lang w:val="en-US"/>
+        </w:rPr>
+      </w:pPr>
+      <w:r>
+        <w:rPr>
+          <w:rFonts w:ascii="Courier New" w:hAnsi="Courier New" w:cs="Courier New"/>
+          <w:color w:val="000000"/>
+          <w:kern w:val="0"/>
+          <w:sz w:val="20"/>
+          <w:szCs w:val="20"/>
+          <w:highlight w:val="white"/>
+          <w:lang w:val="en-US"/>
+        </w:rPr>
+        <w:t xml:space="preserve">    </w:t>
+      </w:r>
+      <w:r>
+        <w:rPr>
+          <w:rFonts w:ascii="Courier New" w:hAnsi="Courier New" w:cs="Courier New"/>
+          <w:color w:val="8000FF"/>
+          <w:kern w:val="0"/>
+          <w:sz w:val="20"/>
+          <w:szCs w:val="20"/>
+          <w:highlight w:val="white"/>
+          <w:lang w:val="en-US"/>
+        </w:rPr>
+        <w:t>private</w:t>
+      </w:r>
+      <w:r>
+        <w:rPr>
+          <w:rFonts w:ascii="Courier New" w:hAnsi="Courier New" w:cs="Courier New"/>
+          <w:color w:val="000000"/>
+          <w:kern w:val="0"/>
+          <w:sz w:val="20"/>
+          <w:szCs w:val="20"/>
+          <w:highlight w:val="white"/>
+          <w:lang w:val="en-US"/>
+        </w:rPr>
+        <w:t xml:space="preserve"> </w:t>
+      </w:r>
+      <w:r>
+        <w:rPr>
+          <w:rFonts w:ascii="Courier New" w:hAnsi="Courier New" w:cs="Courier New"/>
+          <w:color w:val="8000FF"/>
+          <w:kern w:val="0"/>
+          <w:sz w:val="20"/>
+          <w:szCs w:val="20"/>
+          <w:highlight w:val="white"/>
+          <w:lang w:val="en-US"/>
+        </w:rPr>
+        <w:t>int</w:t>
+      </w:r>
+      <w:r>
+        <w:rPr>
+          <w:rFonts w:ascii="Courier New" w:hAnsi="Courier New" w:cs="Courier New"/>
+          <w:color w:val="000000"/>
+          <w:kern w:val="0"/>
+          <w:sz w:val="20"/>
+          <w:szCs w:val="20"/>
+          <w:highlight w:val="white"/>
+          <w:lang w:val="en-US"/>
+        </w:rPr>
+        <w:t xml:space="preserve"> total </w:t>
+      </w:r>
+      <w:r>
+        <w:rPr>
+          <w:rFonts w:ascii="Courier New" w:hAnsi="Courier New" w:cs="Courier New"/>
+          <w:b/>
+          <w:bCs/>
+          <w:color w:val="000080"/>
+          <w:kern w:val="0"/>
+          <w:sz w:val="20"/>
+          <w:szCs w:val="20"/>
+          <w:highlight w:val="white"/>
+          <w:lang w:val="en-US"/>
+        </w:rPr>
+        <w:t>=</w:t>
+      </w:r>
+      <w:r>
+        <w:rPr>
+          <w:rFonts w:ascii="Courier New" w:hAnsi="Courier New" w:cs="Courier New"/>
+          <w:color w:val="000000"/>
+          <w:kern w:val="0"/>
+          <w:sz w:val="20"/>
+          <w:szCs w:val="20"/>
+          <w:highlight w:val="white"/>
+          <w:lang w:val="en-US"/>
+        </w:rPr>
+        <w:t xml:space="preserve"> </w:t>
+      </w:r>
+      <w:r>
+        <w:rPr>
+          <w:rFonts w:ascii="Courier New" w:hAnsi="Courier New" w:cs="Courier New"/>
+          <w:color w:val="FF8000"/>
+          <w:kern w:val="0"/>
+          <w:sz w:val="20"/>
+          <w:szCs w:val="20"/>
+          <w:highlight w:val="white"/>
+          <w:lang w:val="en-US"/>
+        </w:rPr>
+        <w:t>0</w:t>
+      </w:r>
+      <w:r>
+        <w:rPr>
+          <w:rFonts w:ascii="Courier New" w:hAnsi="Courier New" w:cs="Courier New"/>
+          <w:b/>
+          <w:bCs/>
+          <w:color w:val="000080"/>
+          <w:kern w:val="0"/>
+          <w:sz w:val="20"/>
+          <w:szCs w:val="20"/>
+          <w:highlight w:val="white"/>
+          <w:lang w:val="en-US"/>
+        </w:rPr>
+        <w:t>;</w:t>
+      </w:r>
+    </w:p>
+    <w:p>
+      <w:pPr>
+        <w:autoSpaceDE w:val="0"/>
+        <w:autoSpaceDN w:val="0"/>
+        <w:adjustRightInd w:val="0"/>
+        <w:spacing w:after="0" w:line="240" w:lineRule="auto"/>
+        <w:rPr>
+          <w:rFonts w:ascii="Courier New" w:hAnsi="Courier New" w:cs="Courier New"/>
+          <w:color w:val="000000"/>
+          <w:kern w:val="0"/>
+          <w:sz w:val="20"/>
+          <w:szCs w:val="20"/>
+          <w:highlight w:val="white"/>
+          <w:lang w:val="en-US"/>
+        </w:rPr>
+      </w:pPr>
+      <w:r>
+        <w:rPr>
+          <w:rFonts w:ascii="Courier New" w:hAnsi="Courier New" w:cs="Courier New"/>
+          <w:color w:val="000000"/>
+          <w:kern w:val="0"/>
+          <w:sz w:val="20"/>
+          <w:szCs w:val="20"/>
+          <w:highlight w:val="white"/>
+          <w:lang w:val="en-US"/>
+        </w:rPr>
+        <w:t xml:space="preserve">    </w:t>
+      </w:r>
+      <w:r>
+        <w:rPr>
+          <w:rFonts w:ascii="Courier New" w:hAnsi="Courier New" w:cs="Courier New"/>
+          <w:color w:val="8000FF"/>
+          <w:kern w:val="0"/>
+          <w:sz w:val="20"/>
+          <w:szCs w:val="20"/>
+          <w:highlight w:val="white"/>
+          <w:lang w:val="en-US"/>
+        </w:rPr>
+        <w:t>private</w:t>
+      </w:r>
+      <w:r>
+        <w:rPr>
+          <w:rFonts w:ascii="Courier New" w:hAnsi="Courier New" w:cs="Courier New"/>
+          <w:color w:val="000000"/>
+          <w:kern w:val="0"/>
+          <w:sz w:val="20"/>
+          <w:szCs w:val="20"/>
+          <w:highlight w:val="white"/>
+          <w:lang w:val="en-US"/>
+        </w:rPr>
+        <w:t xml:space="preserve"> </w:t>
+      </w:r>
+      <w:r>
+        <w:rPr>
+          <w:rFonts w:ascii="Courier New" w:hAnsi="Courier New" w:cs="Courier New"/>
+          <w:color w:val="8000FF"/>
+          <w:kern w:val="0"/>
+          <w:sz w:val="20"/>
+          <w:szCs w:val="20"/>
+          <w:highlight w:val="white"/>
+          <w:lang w:val="en-US"/>
+        </w:rPr>
+        <w:t>int</w:t>
+      </w:r>
+      <w:r>
+        <w:rPr>
+          <w:rFonts w:ascii="Courier New" w:hAnsi="Courier New" w:cs="Courier New"/>
+          <w:color w:val="000000"/>
+          <w:kern w:val="0"/>
+          <w:sz w:val="20"/>
+          <w:szCs w:val="20"/>
+          <w:highlight w:val="white"/>
+          <w:lang w:val="en-US"/>
+        </w:rPr>
+        <w:t xml:space="preserve"> hits </w:t>
+      </w:r>
+      <w:r>
+        <w:rPr>
+          <w:rFonts w:ascii="Courier New" w:hAnsi="Courier New" w:cs="Courier New"/>
+          <w:b/>
+          <w:bCs/>
+          <w:color w:val="000080"/>
+          <w:kern w:val="0"/>
+          <w:sz w:val="20"/>
+          <w:szCs w:val="20"/>
+          <w:highlight w:val="white"/>
+          <w:lang w:val="en-US"/>
+        </w:rPr>
+        <w:t>=</w:t>
+      </w:r>
+      <w:r>
+        <w:rPr>
+          <w:rFonts w:ascii="Courier New" w:hAnsi="Courier New" w:cs="Courier New"/>
+          <w:color w:val="000000"/>
+          <w:kern w:val="0"/>
+          <w:sz w:val="20"/>
+          <w:szCs w:val="20"/>
+          <w:highlight w:val="white"/>
+          <w:lang w:val="en-US"/>
+        </w:rPr>
+        <w:t xml:space="preserve"> </w:t>
+      </w:r>
+      <w:r>
+        <w:rPr>
+          <w:rFonts w:ascii="Courier New" w:hAnsi="Courier New" w:cs="Courier New"/>
+          <w:color w:val="FF8000"/>
+          <w:kern w:val="0"/>
+          <w:sz w:val="20"/>
+          <w:szCs w:val="20"/>
+          <w:highlight w:val="white"/>
+          <w:lang w:val="en-US"/>
+        </w:rPr>
+        <w:t>0</w:t>
+      </w:r>
+      <w:r>
+        <w:rPr>
+          <w:rFonts w:ascii="Courier New" w:hAnsi="Courier New" w:cs="Courier New"/>
+          <w:b/>
+          <w:bCs/>
+          <w:color w:val="000080"/>
+          <w:kern w:val="0"/>
+          <w:sz w:val="20"/>
+          <w:szCs w:val="20"/>
+          <w:highlight w:val="white"/>
+          <w:lang w:val="en-US"/>
+        </w:rPr>
+        <w:t>;</w:t>
+      </w:r>
+    </w:p>
+    <w:p>
+      <w:pPr>
+        <w:autoSpaceDE w:val="0"/>
+        <w:autoSpaceDN w:val="0"/>
+        <w:adjustRightInd w:val="0"/>
+        <w:spacing w:after="0" w:line="240" w:lineRule="auto"/>
+        <w:rPr>
+          <w:rFonts w:ascii="Courier New" w:hAnsi="Courier New" w:cs="Courier New"/>
+          <w:color w:val="000000"/>
+          <w:kern w:val="0"/>
+          <w:sz w:val="20"/>
+          <w:szCs w:val="20"/>
+          <w:highlight w:val="white"/>
+          <w:lang w:val="en-US"/>
+        </w:rPr>
+      </w:pPr>
+      <w:r>
+        <w:rPr>
+          <w:rFonts w:ascii="Courier New" w:hAnsi="Courier New" w:cs="Courier New"/>
+          <w:color w:val="000000"/>
+          <w:kern w:val="0"/>
+          <w:sz w:val="20"/>
+          <w:szCs w:val="20"/>
+          <w:highlight w:val="white"/>
+          <w:lang w:val="en-US"/>
+        </w:rPr>
+        <w:t xml:space="preserve">    </w:t>
+      </w:r>
+      <w:r>
+        <w:rPr>
+          <w:rFonts w:ascii="Courier New" w:hAnsi="Courier New" w:cs="Courier New"/>
+          <w:color w:val="8000FF"/>
+          <w:kern w:val="0"/>
+          <w:sz w:val="20"/>
+          <w:szCs w:val="20"/>
+          <w:highlight w:val="white"/>
+          <w:lang w:val="en-US"/>
+        </w:rPr>
+        <w:t>private</w:t>
+      </w:r>
+      <w:r>
+        <w:rPr>
+          <w:rFonts w:ascii="Courier New" w:hAnsi="Courier New" w:cs="Courier New"/>
+          <w:color w:val="000000"/>
+          <w:kern w:val="0"/>
+          <w:sz w:val="20"/>
+          <w:szCs w:val="20"/>
+          <w:highlight w:val="white"/>
+          <w:lang w:val="en-US"/>
+        </w:rPr>
+        <w:t xml:space="preserve"> </w:t>
+      </w:r>
+      <w:r>
+        <w:rPr>
+          <w:rFonts w:ascii="Courier New" w:hAnsi="Courier New" w:cs="Courier New"/>
+          <w:color w:val="8000FF"/>
+          <w:kern w:val="0"/>
+          <w:sz w:val="20"/>
+          <w:szCs w:val="20"/>
+          <w:highlight w:val="white"/>
+          <w:lang w:val="en-US"/>
+        </w:rPr>
+        <w:t>int</w:t>
+      </w:r>
+      <w:r>
+        <w:rPr>
+          <w:rFonts w:ascii="Courier New" w:hAnsi="Courier New" w:cs="Courier New"/>
+          <w:color w:val="000000"/>
+          <w:kern w:val="0"/>
+          <w:sz w:val="20"/>
+          <w:szCs w:val="20"/>
+          <w:highlight w:val="white"/>
+          <w:lang w:val="en-US"/>
+        </w:rPr>
+        <w:t xml:space="preserve"> </w:t>
+      </w:r>
+      <w:proofErr w:type="spellStart"/>
+      <w:r>
+        <w:rPr>
+          <w:rFonts w:ascii="Courier New" w:hAnsi="Courier New" w:cs="Courier New"/>
+          <w:color w:val="000000"/>
+          <w:kern w:val="0"/>
+          <w:sz w:val="20"/>
+          <w:szCs w:val="20"/>
+          <w:highlight w:val="white"/>
+          <w:lang w:val="en-US"/>
+        </w:rPr>
+        <w:t>missCount</w:t>
+      </w:r>
+      <w:proofErr w:type="spellEnd"/>
+      <w:r>
+        <w:rPr>
+          <w:rFonts w:ascii="Courier New" w:hAnsi="Courier New" w:cs="Courier New"/>
+          <w:color w:val="000000"/>
+          <w:kern w:val="0"/>
+          <w:sz w:val="20"/>
+          <w:szCs w:val="20"/>
+          <w:highlight w:val="white"/>
+          <w:lang w:val="en-US"/>
+        </w:rPr>
+        <w:t xml:space="preserve"> </w:t>
+      </w:r>
+      <w:r>
+        <w:rPr>
+          <w:rFonts w:ascii="Courier New" w:hAnsi="Courier New" w:cs="Courier New"/>
+          <w:b/>
+          <w:bCs/>
+          <w:color w:val="000080"/>
+          <w:kern w:val="0"/>
+          <w:sz w:val="20"/>
+          <w:szCs w:val="20"/>
+          <w:highlight w:val="white"/>
+          <w:lang w:val="en-US"/>
+        </w:rPr>
+        <w:t>=</w:t>
+      </w:r>
+      <w:r>
+        <w:rPr>
+          <w:rFonts w:ascii="Courier New" w:hAnsi="Courier New" w:cs="Courier New"/>
+          <w:color w:val="000000"/>
+          <w:kern w:val="0"/>
+          <w:sz w:val="20"/>
+          <w:szCs w:val="20"/>
+          <w:highlight w:val="white"/>
+          <w:lang w:val="en-US"/>
+        </w:rPr>
+        <w:t xml:space="preserve"> </w:t>
+      </w:r>
+      <w:r>
+        <w:rPr>
+          <w:rFonts w:ascii="Courier New" w:hAnsi="Courier New" w:cs="Courier New"/>
+          <w:color w:val="FF8000"/>
+          <w:kern w:val="0"/>
+          <w:sz w:val="20"/>
+          <w:szCs w:val="20"/>
+          <w:highlight w:val="white"/>
+          <w:lang w:val="en-US"/>
+        </w:rPr>
+        <w:t>0</w:t>
+      </w:r>
+      <w:r>
+        <w:rPr>
+          <w:rFonts w:ascii="Courier New" w:hAnsi="Courier New" w:cs="Courier New"/>
+          <w:b/>
+          <w:bCs/>
+          <w:color w:val="000080"/>
+          <w:kern w:val="0"/>
+          <w:sz w:val="20"/>
+          <w:szCs w:val="20"/>
+          <w:highlight w:val="white"/>
+          <w:lang w:val="en-US"/>
+        </w:rPr>
+        <w:t>;</w:t>
+      </w:r>
+    </w:p>
+    <w:p>
+      <w:pPr>
+        <w:autoSpaceDE w:val="0"/>
+        <w:autoSpaceDN w:val="0"/>
+        <w:adjustRightInd w:val="0"/>
+        <w:spacing w:after="0" w:line="240" w:lineRule="auto"/>
+        <w:rPr>
+          <w:rFonts w:ascii="Courier New" w:hAnsi="Courier New" w:cs="Courier New"/>
+          <w:color w:val="000000"/>
+          <w:kern w:val="0"/>
+          <w:sz w:val="20"/>
+          <w:szCs w:val="20"/>
+          <w:highlight w:val="white"/>
+          <w:lang w:val="en-US"/>
+        </w:rPr>
+      </w:pPr>
+      <w:r>
+        <w:rPr>
+          <w:rFonts w:ascii="Courier New" w:hAnsi="Courier New" w:cs="Courier New"/>
+          <w:color w:val="000000"/>
+          <w:kern w:val="0"/>
+          <w:sz w:val="20"/>
+          <w:szCs w:val="20"/>
+          <w:highlight w:val="white"/>
+          <w:lang w:val="en-US"/>
+        </w:rPr>
+        <w:t xml:space="preserve">    </w:t>
+      </w:r>
+      <w:r>
+        <w:rPr>
+          <w:rFonts w:ascii="Courier New" w:hAnsi="Courier New" w:cs="Courier New"/>
+          <w:color w:val="8000FF"/>
+          <w:kern w:val="0"/>
+          <w:sz w:val="20"/>
+          <w:szCs w:val="20"/>
+          <w:highlight w:val="white"/>
+          <w:lang w:val="en-US"/>
+        </w:rPr>
+        <w:t>private</w:t>
+      </w:r>
+      <w:r>
+        <w:rPr>
+          <w:rFonts w:ascii="Courier New" w:hAnsi="Courier New" w:cs="Courier New"/>
+          <w:color w:val="000000"/>
+          <w:kern w:val="0"/>
+          <w:sz w:val="20"/>
+          <w:szCs w:val="20"/>
+          <w:highlight w:val="white"/>
+          <w:lang w:val="en-US"/>
+        </w:rPr>
+        <w:t xml:space="preserve"> </w:t>
+      </w:r>
+      <w:r>
+        <w:rPr>
+          <w:rFonts w:ascii="Courier New" w:hAnsi="Courier New" w:cs="Courier New"/>
+          <w:color w:val="8000FF"/>
+          <w:kern w:val="0"/>
+          <w:sz w:val="20"/>
+          <w:szCs w:val="20"/>
+          <w:highlight w:val="white"/>
+          <w:lang w:val="en-US"/>
+        </w:rPr>
+        <w:t>long</w:t>
+      </w:r>
+      <w:r>
+        <w:rPr>
+          <w:rFonts w:ascii="Courier New" w:hAnsi="Courier New" w:cs="Courier New"/>
+          <w:color w:val="000000"/>
+          <w:kern w:val="0"/>
+          <w:sz w:val="20"/>
+          <w:szCs w:val="20"/>
+          <w:highlight w:val="white"/>
+          <w:lang w:val="en-US"/>
+        </w:rPr>
+        <w:t xml:space="preserve"> </w:t>
+      </w:r>
+      <w:proofErr w:type="spellStart"/>
+      <w:r>
+        <w:rPr>
+          <w:rFonts w:ascii="Courier New" w:hAnsi="Courier New" w:cs="Courier New"/>
+          <w:color w:val="000000"/>
+          <w:kern w:val="0"/>
+          <w:sz w:val="20"/>
+          <w:szCs w:val="20"/>
+          <w:highlight w:val="white"/>
+          <w:lang w:val="en-US"/>
+        </w:rPr>
+        <w:t>notificationSequence</w:t>
+      </w:r>
+      <w:proofErr w:type="spellEnd"/>
+      <w:r>
+        <w:rPr>
+          <w:rFonts w:ascii="Courier New" w:hAnsi="Courier New" w:cs="Courier New"/>
+          <w:color w:val="000000"/>
+          <w:kern w:val="0"/>
+          <w:sz w:val="20"/>
+          <w:szCs w:val="20"/>
+          <w:highlight w:val="white"/>
+          <w:lang w:val="en-US"/>
+        </w:rPr>
+        <w:t xml:space="preserve"> </w:t>
+      </w:r>
+      <w:r>
+        <w:rPr>
+          <w:rFonts w:ascii="Courier New" w:hAnsi="Courier New" w:cs="Courier New"/>
+          <w:b/>
+          <w:bCs/>
+          <w:color w:val="000080"/>
+          <w:kern w:val="0"/>
+          <w:sz w:val="20"/>
+          <w:szCs w:val="20"/>
+          <w:highlight w:val="white"/>
+          <w:lang w:val="en-US"/>
+        </w:rPr>
+        <w:t>=</w:t>
+      </w:r>
+      <w:r>
+        <w:rPr>
+          <w:rFonts w:ascii="Courier New" w:hAnsi="Courier New" w:cs="Courier New"/>
+          <w:color w:val="000000"/>
+          <w:kern w:val="0"/>
+          <w:sz w:val="20"/>
+          <w:szCs w:val="20"/>
+          <w:highlight w:val="white"/>
+          <w:lang w:val="en-US"/>
+        </w:rPr>
+        <w:t xml:space="preserve"> </w:t>
+      </w:r>
+      <w:r>
+        <w:rPr>
+          <w:rFonts w:ascii="Courier New" w:hAnsi="Courier New" w:cs="Courier New"/>
+          <w:color w:val="FF8000"/>
+          <w:kern w:val="0"/>
+          <w:sz w:val="20"/>
+          <w:szCs w:val="20"/>
+          <w:highlight w:val="white"/>
+          <w:lang w:val="en-US"/>
+        </w:rPr>
+        <w:t>1</w:t>
+      </w:r>
+      <w:r>
+        <w:rPr>
+          <w:rFonts w:ascii="Courier New" w:hAnsi="Courier New" w:cs="Courier New"/>
+          <w:b/>
+          <w:bCs/>
+          <w:color w:val="000080"/>
+          <w:kern w:val="0"/>
+          <w:sz w:val="20"/>
+          <w:szCs w:val="20"/>
+          <w:highlight w:val="white"/>
+          <w:lang w:val="en-US"/>
+        </w:rPr>
+        <w:t>;</w:t>
+      </w:r>
+    </w:p>
+    <w:p>
+      <w:pPr>
+        <w:autoSpaceDE w:val="0"/>
+        <w:autoSpaceDN w:val="0"/>
+        <w:adjustRightInd w:val="0"/>
+        <w:spacing w:after="0" w:line="240" w:lineRule="auto"/>
+        <w:rPr>
+          <w:rFonts w:ascii="Courier New" w:hAnsi="Courier New" w:cs="Courier New"/>
+          <w:color w:val="000000"/>
+          <w:kern w:val="0"/>
+          <w:sz w:val="20"/>
+          <w:szCs w:val="20"/>
+          <w:highlight w:val="white"/>
+          <w:lang w:val="en-US"/>
+        </w:rPr>
+      </w:pPr>
+    </w:p>
+    <w:p>
+      <w:pPr>
+        <w:autoSpaceDE w:val="0"/>
+        <w:autoSpaceDN w:val="0"/>
+        <w:adjustRightInd w:val="0"/>
+        <w:spacing w:after="0" w:line="240" w:lineRule="auto"/>
+        <w:rPr>
+          <w:rFonts w:ascii="Courier New" w:hAnsi="Courier New" w:cs="Courier New"/>
+          <w:color w:val="000000"/>
+          <w:kern w:val="0"/>
+          <w:sz w:val="20"/>
+          <w:szCs w:val="20"/>
+          <w:highlight w:val="white"/>
+          <w:lang w:val="en-US"/>
+        </w:rPr>
+      </w:pPr>
+      <w:r>
+        <w:rPr>
+          <w:rFonts w:ascii="Courier New" w:hAnsi="Courier New" w:cs="Courier New"/>
+          <w:color w:val="000000"/>
+          <w:kern w:val="0"/>
+          <w:sz w:val="20"/>
+          <w:szCs w:val="20"/>
+          <w:highlight w:val="white"/>
+          <w:lang w:val="en-US"/>
+        </w:rPr>
+        <w:t xml:space="preserve">    </w:t>
+      </w:r>
+      <w:r>
+        <w:rPr>
+          <w:rFonts w:ascii="Courier New" w:hAnsi="Courier New" w:cs="Courier New"/>
+          <w:color w:val="8000FF"/>
+          <w:kern w:val="0"/>
+          <w:sz w:val="20"/>
+          <w:szCs w:val="20"/>
+          <w:highlight w:val="white"/>
+          <w:lang w:val="en-US"/>
+        </w:rPr>
+        <w:t>public</w:t>
+      </w:r>
+      <w:r>
+        <w:rPr>
+          <w:rFonts w:ascii="Courier New" w:hAnsi="Courier New" w:cs="Courier New"/>
+          <w:color w:val="000000"/>
+          <w:kern w:val="0"/>
+          <w:sz w:val="20"/>
+          <w:szCs w:val="20"/>
+          <w:highlight w:val="white"/>
+          <w:lang w:val="en-US"/>
+        </w:rPr>
+        <w:t xml:space="preserve"> </w:t>
+      </w:r>
+      <w:r>
+        <w:rPr>
+          <w:rFonts w:ascii="Courier New" w:hAnsi="Courier New" w:cs="Courier New"/>
+          <w:color w:val="8000FF"/>
+          <w:kern w:val="0"/>
+          <w:sz w:val="20"/>
+          <w:szCs w:val="20"/>
+          <w:highlight w:val="white"/>
+          <w:lang w:val="en-US"/>
+        </w:rPr>
+        <w:t>void</w:t>
+      </w:r>
+      <w:r>
+        <w:rPr>
+          <w:rFonts w:ascii="Courier New" w:hAnsi="Courier New" w:cs="Courier New"/>
+          <w:color w:val="000000"/>
+          <w:kern w:val="0"/>
+          <w:sz w:val="20"/>
+          <w:szCs w:val="20"/>
+          <w:highlight w:val="white"/>
+          <w:lang w:val="en-US"/>
+        </w:rPr>
+        <w:t xml:space="preserve"> </w:t>
+      </w:r>
+      <w:proofErr w:type="spellStart"/>
+      <w:proofErr w:type="gramStart"/>
+      <w:r>
+        <w:rPr>
+          <w:rFonts w:ascii="Courier New" w:hAnsi="Courier New" w:cs="Courier New"/>
+          <w:color w:val="000000"/>
+          <w:kern w:val="0"/>
+          <w:sz w:val="20"/>
+          <w:szCs w:val="20"/>
+          <w:highlight w:val="white"/>
+          <w:lang w:val="en-US"/>
+        </w:rPr>
+        <w:t>addPoint</w:t>
+      </w:r>
+      <w:proofErr w:type="spellEnd"/>
+      <w:r>
+        <w:rPr>
+          <w:rFonts w:ascii="Courier New" w:hAnsi="Courier New" w:cs="Courier New"/>
+          <w:b/>
+          <w:bCs/>
+          <w:color w:val="000080"/>
+          <w:kern w:val="0"/>
+          <w:sz w:val="20"/>
+          <w:szCs w:val="20"/>
+          <w:highlight w:val="white"/>
+          <w:lang w:val="en-US"/>
+        </w:rPr>
+        <w:t>(</w:t>
+      </w:r>
+      <w:proofErr w:type="spellStart"/>
+      <w:proofErr w:type="gramEnd"/>
+      <w:r>
+        <w:rPr>
+          <w:rFonts w:ascii="Courier New" w:hAnsi="Courier New" w:cs="Courier New"/>
+          <w:color w:val="8000FF"/>
+          <w:kern w:val="0"/>
+          <w:sz w:val="20"/>
+          <w:szCs w:val="20"/>
+          <w:highlight w:val="white"/>
+          <w:lang w:val="en-US"/>
+        </w:rPr>
+        <w:t>boolean</w:t>
+      </w:r>
+      <w:proofErr w:type="spellEnd"/>
+      <w:r>
+        <w:rPr>
+          <w:rFonts w:ascii="Courier New" w:hAnsi="Courier New" w:cs="Courier New"/>
+          <w:color w:val="000000"/>
+          <w:kern w:val="0"/>
+          <w:sz w:val="20"/>
+          <w:szCs w:val="20"/>
+          <w:highlight w:val="white"/>
+          <w:lang w:val="en-US"/>
+        </w:rPr>
+        <w:t xml:space="preserve"> </w:t>
+      </w:r>
+      <w:proofErr w:type="spellStart"/>
+      <w:r>
+        <w:rPr>
+          <w:rFonts w:ascii="Courier New" w:hAnsi="Courier New" w:cs="Courier New"/>
+          <w:color w:val="000000"/>
+          <w:kern w:val="0"/>
+          <w:sz w:val="20"/>
+          <w:szCs w:val="20"/>
+          <w:highlight w:val="white"/>
+          <w:lang w:val="en-US"/>
+        </w:rPr>
+        <w:t>isHit</w:t>
+      </w:r>
+      <w:proofErr w:type="spellEnd"/>
+      <w:r>
+        <w:rPr>
+          <w:rFonts w:ascii="Courier New" w:hAnsi="Courier New" w:cs="Courier New"/>
+          <w:b/>
+          <w:bCs/>
+          <w:color w:val="000080"/>
+          <w:kern w:val="0"/>
+          <w:sz w:val="20"/>
+          <w:szCs w:val="20"/>
+          <w:highlight w:val="white"/>
+          <w:lang w:val="en-US"/>
+        </w:rPr>
+        <w:t>)</w:t>
+      </w:r>
+      <w:r>
+        <w:rPr>
+          <w:rFonts w:ascii="Courier New" w:hAnsi="Courier New" w:cs="Courier New"/>
+          <w:color w:val="000000"/>
+          <w:kern w:val="0"/>
+          <w:sz w:val="20"/>
+          <w:szCs w:val="20"/>
+          <w:highlight w:val="white"/>
+          <w:lang w:val="en-US"/>
+        </w:rPr>
+        <w:t xml:space="preserve"> </w:t>
+      </w:r>
+      <w:r>
+        <w:rPr>
+          <w:rFonts w:ascii="Courier New" w:hAnsi="Courier New" w:cs="Courier New"/>
+          <w:b/>
+          <w:bCs/>
+          <w:color w:val="000080"/>
+          <w:kern w:val="0"/>
+          <w:sz w:val="20"/>
+          <w:szCs w:val="20"/>
+          <w:highlight w:val="white"/>
+          <w:lang w:val="en-US"/>
+        </w:rPr>
+        <w:t>{</w:t>
+      </w:r>
+    </w:p>
+    <w:p>
+      <w:pPr>
+        <w:autoSpaceDE w:val="0"/>
+        <w:autoSpaceDN w:val="0"/>
+        <w:adjustRightInd w:val="0"/>
+        <w:spacing w:after="0" w:line="240" w:lineRule="auto"/>
+        <w:rPr>
+          <w:rFonts w:ascii="Courier New" w:hAnsi="Courier New" w:cs="Courier New"/>
+          <w:color w:val="000000"/>
+          <w:kern w:val="0"/>
+          <w:sz w:val="20"/>
+          <w:szCs w:val="20"/>
+          <w:highlight w:val="white"/>
+          <w:lang w:val="en-US"/>
+        </w:rPr>
+      </w:pPr>
+      <w:r>
+        <w:rPr>
+          <w:rFonts w:ascii="Courier New" w:hAnsi="Courier New" w:cs="Courier New"/>
+          <w:color w:val="000000"/>
+          <w:kern w:val="0"/>
+          <w:sz w:val="20"/>
+          <w:szCs w:val="20"/>
+          <w:highlight w:val="white"/>
+          <w:lang w:val="en-US"/>
+        </w:rPr>
+        <w:t xml:space="preserve">        total</w:t>
+      </w:r>
+      <w:r>
+        <w:rPr>
+          <w:rFonts w:ascii="Courier New" w:hAnsi="Courier New" w:cs="Courier New"/>
+          <w:b/>
+          <w:bCs/>
+          <w:color w:val="000080"/>
+          <w:kern w:val="0"/>
+          <w:sz w:val="20"/>
+          <w:szCs w:val="20"/>
+          <w:highlight w:val="white"/>
+          <w:lang w:val="en-US"/>
+        </w:rPr>
+        <w:t>++;</w:t>
+      </w:r>
+    </w:p>
+    <w:p>
+      <w:pPr>
+        <w:autoSpaceDE w:val="0"/>
+        <w:autoSpaceDN w:val="0"/>
+        <w:adjustRightInd w:val="0"/>
+        <w:spacing w:after="0" w:line="240" w:lineRule="auto"/>
+        <w:rPr>
+          <w:rFonts w:ascii="Courier New" w:hAnsi="Courier New" w:cs="Courier New"/>
+          <w:color w:val="000000"/>
+          <w:kern w:val="0"/>
+          <w:sz w:val="20"/>
+          <w:szCs w:val="20"/>
+          <w:highlight w:val="white"/>
+          <w:lang w:val="en-US"/>
+        </w:rPr>
+      </w:pPr>
+      <w:r>
+        <w:rPr>
+          <w:rFonts w:ascii="Courier New" w:hAnsi="Courier New" w:cs="Courier New"/>
+          <w:color w:val="000000"/>
+          <w:kern w:val="0"/>
+          <w:sz w:val="20"/>
+          <w:szCs w:val="20"/>
+          <w:highlight w:val="white"/>
+          <w:lang w:val="en-US"/>
+        </w:rPr>
+        <w:t xml:space="preserve">        </w:t>
+      </w:r>
+      <w:r>
+        <w:rPr>
+          <w:rFonts w:ascii="Courier New" w:hAnsi="Courier New" w:cs="Courier New"/>
+          <w:b/>
+          <w:bCs/>
+          <w:color w:val="0000FF"/>
+          <w:kern w:val="0"/>
+          <w:sz w:val="20"/>
+          <w:szCs w:val="20"/>
+          <w:highlight w:val="white"/>
+          <w:lang w:val="en-US"/>
+        </w:rPr>
+        <w:t>if</w:t>
+      </w:r>
+      <w:r>
+        <w:rPr>
+          <w:rFonts w:ascii="Courier New" w:hAnsi="Courier New" w:cs="Courier New"/>
+          <w:color w:val="000000"/>
+          <w:kern w:val="0"/>
+          <w:sz w:val="20"/>
+          <w:szCs w:val="20"/>
+          <w:highlight w:val="white"/>
+          <w:lang w:val="en-US"/>
+        </w:rPr>
+        <w:t xml:space="preserve"> </w:t>
+      </w:r>
+      <w:r>
+        <w:rPr>
+          <w:rFonts w:ascii="Courier New" w:hAnsi="Courier New" w:cs="Courier New"/>
+          <w:b/>
+          <w:bCs/>
+          <w:color w:val="000080"/>
+          <w:kern w:val="0"/>
+          <w:sz w:val="20"/>
+          <w:szCs w:val="20"/>
+          <w:highlight w:val="white"/>
+          <w:lang w:val="en-US"/>
+        </w:rPr>
+        <w:t>(</w:t>
+      </w:r>
+      <w:proofErr w:type="spellStart"/>
+      <w:r>
+        <w:rPr>
+          <w:rFonts w:ascii="Courier New" w:hAnsi="Courier New" w:cs="Courier New"/>
+          <w:color w:val="000000"/>
+          <w:kern w:val="0"/>
+          <w:sz w:val="20"/>
+          <w:szCs w:val="20"/>
+          <w:highlight w:val="white"/>
+          <w:lang w:val="en-US"/>
+        </w:rPr>
+        <w:t>isHit</w:t>
+      </w:r>
+      <w:proofErr w:type="spellEnd"/>
+      <w:r>
+        <w:rPr>
+          <w:rFonts w:ascii="Courier New" w:hAnsi="Courier New" w:cs="Courier New"/>
+          <w:b/>
+          <w:bCs/>
+          <w:color w:val="000080"/>
+          <w:kern w:val="0"/>
+          <w:sz w:val="20"/>
+          <w:szCs w:val="20"/>
+          <w:highlight w:val="white"/>
+          <w:lang w:val="en-US"/>
+        </w:rPr>
+        <w:t>)</w:t>
+      </w:r>
+      <w:r>
+        <w:rPr>
+          <w:rFonts w:ascii="Courier New" w:hAnsi="Courier New" w:cs="Courier New"/>
+          <w:color w:val="000000"/>
+          <w:kern w:val="0"/>
+          <w:sz w:val="20"/>
+          <w:szCs w:val="20"/>
+          <w:highlight w:val="white"/>
+          <w:lang w:val="en-US"/>
+        </w:rPr>
+        <w:t xml:space="preserve"> </w:t>
+      </w:r>
+      <w:r>
+        <w:rPr>
+          <w:rFonts w:ascii="Courier New" w:hAnsi="Courier New" w:cs="Courier New"/>
+          <w:b/>
+          <w:bCs/>
+          <w:color w:val="000080"/>
+          <w:kern w:val="0"/>
+          <w:sz w:val="20"/>
+          <w:szCs w:val="20"/>
+          <w:highlight w:val="white"/>
+          <w:lang w:val="en-US"/>
+        </w:rPr>
+        <w:t>{</w:t>
+      </w:r>
+    </w:p>
+    <w:p>
+      <w:pPr>
+        <w:autoSpaceDE w:val="0"/>
+        <w:autoSpaceDN w:val="0"/>
+        <w:adjustRightInd w:val="0"/>
+        <w:spacing w:after="0" w:line="240" w:lineRule="auto"/>
+        <w:rPr>
+          <w:rFonts w:ascii="Courier New" w:hAnsi="Courier New" w:cs="Courier New"/>
+          <w:color w:val="000000"/>
+          <w:kern w:val="0"/>
+          <w:sz w:val="20"/>
+          <w:szCs w:val="20"/>
+          <w:highlight w:val="white"/>
+          <w:lang w:val="en-US"/>
+        </w:rPr>
+      </w:pPr>
+      <w:r>
+        <w:rPr>
+          <w:rFonts w:ascii="Courier New" w:hAnsi="Courier New" w:cs="Courier New"/>
+          <w:color w:val="000000"/>
+          <w:kern w:val="0"/>
+          <w:sz w:val="20"/>
+          <w:szCs w:val="20"/>
+          <w:highlight w:val="white"/>
+          <w:lang w:val="en-US"/>
+        </w:rPr>
+        <w:t xml:space="preserve">            hits</w:t>
+      </w:r>
+      <w:r>
+        <w:rPr>
+          <w:rFonts w:ascii="Courier New" w:hAnsi="Courier New" w:cs="Courier New"/>
+          <w:b/>
+          <w:bCs/>
+          <w:color w:val="000080"/>
+          <w:kern w:val="0"/>
+          <w:sz w:val="20"/>
+          <w:szCs w:val="20"/>
+          <w:highlight w:val="white"/>
+          <w:lang w:val="en-US"/>
+        </w:rPr>
+        <w:t>++;</w:t>
+      </w:r>
+    </w:p>
+    <w:p>
+      <w:pPr>
+        <w:autoSpaceDE w:val="0"/>
+        <w:autoSpaceDN w:val="0"/>
+        <w:adjustRightInd w:val="0"/>
+        <w:spacing w:after="0" w:line="240" w:lineRule="auto"/>
+        <w:rPr>
+          <w:rFonts w:ascii="Courier New" w:hAnsi="Courier New" w:cs="Courier New"/>
+          <w:color w:val="000000"/>
+          <w:kern w:val="0"/>
+          <w:sz w:val="20"/>
+          <w:szCs w:val="20"/>
+          <w:highlight w:val="white"/>
+          <w:lang w:val="en-US"/>
+        </w:rPr>
+      </w:pPr>
+      <w:r>
+        <w:rPr>
+          <w:rFonts w:ascii="Courier New" w:hAnsi="Courier New" w:cs="Courier New"/>
+          <w:color w:val="000000"/>
+          <w:kern w:val="0"/>
+          <w:sz w:val="20"/>
+          <w:szCs w:val="20"/>
+          <w:highlight w:val="white"/>
+          <w:lang w:val="en-US"/>
+        </w:rPr>
+        <w:t xml:space="preserve">            </w:t>
+      </w:r>
+      <w:proofErr w:type="spellStart"/>
+      <w:r>
+        <w:rPr>
+          <w:rFonts w:ascii="Courier New" w:hAnsi="Courier New" w:cs="Courier New"/>
+          <w:color w:val="000000"/>
+          <w:kern w:val="0"/>
+          <w:sz w:val="20"/>
+          <w:szCs w:val="20"/>
+          <w:highlight w:val="white"/>
+          <w:lang w:val="en-US"/>
+        </w:rPr>
+        <w:t>missCount</w:t>
+      </w:r>
+      <w:proofErr w:type="spellEnd"/>
+      <w:r>
+        <w:rPr>
+          <w:rFonts w:ascii="Courier New" w:hAnsi="Courier New" w:cs="Courier New"/>
+          <w:color w:val="000000"/>
+          <w:kern w:val="0"/>
+          <w:sz w:val="20"/>
+          <w:szCs w:val="20"/>
+          <w:highlight w:val="white"/>
+          <w:lang w:val="en-US"/>
+        </w:rPr>
+        <w:t xml:space="preserve"> </w:t>
+      </w:r>
+      <w:r>
+        <w:rPr>
+          <w:rFonts w:ascii="Courier New" w:hAnsi="Courier New" w:cs="Courier New"/>
+          <w:b/>
+          <w:bCs/>
+          <w:color w:val="000080"/>
+          <w:kern w:val="0"/>
+          <w:sz w:val="20"/>
+          <w:szCs w:val="20"/>
+          <w:highlight w:val="white"/>
+          <w:lang w:val="en-US"/>
+        </w:rPr>
+        <w:t>=</w:t>
+      </w:r>
+      <w:r>
+        <w:rPr>
+          <w:rFonts w:ascii="Courier New" w:hAnsi="Courier New" w:cs="Courier New"/>
+          <w:color w:val="000000"/>
+          <w:kern w:val="0"/>
+          <w:sz w:val="20"/>
+          <w:szCs w:val="20"/>
+          <w:highlight w:val="white"/>
+          <w:lang w:val="en-US"/>
+        </w:rPr>
+        <w:t xml:space="preserve"> </w:t>
+      </w:r>
+      <w:r>
+        <w:rPr>
+          <w:rFonts w:ascii="Courier New" w:hAnsi="Courier New" w:cs="Courier New"/>
+          <w:color w:val="FF8000"/>
+          <w:kern w:val="0"/>
+          <w:sz w:val="20"/>
+          <w:szCs w:val="20"/>
+          <w:highlight w:val="white"/>
+          <w:lang w:val="en-US"/>
+        </w:rPr>
+        <w:t>0</w:t>
+      </w:r>
+      <w:r>
+        <w:rPr>
+          <w:rFonts w:ascii="Courier New" w:hAnsi="Courier New" w:cs="Courier New"/>
+          <w:b/>
+          <w:bCs/>
+          <w:color w:val="000080"/>
+          <w:kern w:val="0"/>
+          <w:sz w:val="20"/>
+          <w:szCs w:val="20"/>
+          <w:highlight w:val="white"/>
+          <w:lang w:val="en-US"/>
+        </w:rPr>
+        <w:t>;</w:t>
+      </w:r>
+    </w:p>
+    <w:p>
+      <w:pPr>
+        <w:autoSpaceDE w:val="0"/>
+        <w:autoSpaceDN w:val="0"/>
+        <w:adjustRightInd w:val="0"/>
+        <w:spacing w:after="0" w:line="240" w:lineRule="auto"/>
+        <w:rPr>
+          <w:rFonts w:ascii="Courier New" w:hAnsi="Courier New" w:cs="Courier New"/>
+          <w:color w:val="000000"/>
+          <w:kern w:val="0"/>
+          <w:sz w:val="20"/>
+          <w:szCs w:val="20"/>
+          <w:highlight w:val="white"/>
+          <w:lang w:val="en-US"/>
+        </w:rPr>
+      </w:pPr>
+      <w:r>
+        <w:rPr>
+          <w:rFonts w:ascii="Courier New" w:hAnsi="Courier New" w:cs="Courier New"/>
+          <w:color w:val="000000"/>
+          <w:kern w:val="0"/>
+          <w:sz w:val="20"/>
+          <w:szCs w:val="20"/>
+          <w:highlight w:val="white"/>
+          <w:lang w:val="en-US"/>
+        </w:rPr>
+        <w:t xml:space="preserve">        </w:t>
+      </w:r>
+      <w:r>
+        <w:rPr>
+          <w:rFonts w:ascii="Courier New" w:hAnsi="Courier New" w:cs="Courier New"/>
+          <w:b/>
+          <w:bCs/>
+          <w:color w:val="000080"/>
+          <w:kern w:val="0"/>
+          <w:sz w:val="20"/>
+          <w:szCs w:val="20"/>
+          <w:highlight w:val="white"/>
+          <w:lang w:val="en-US"/>
+        </w:rPr>
+        <w:t>}</w:t>
+      </w:r>
+      <w:r>
+        <w:rPr>
+          <w:rFonts w:ascii="Courier New" w:hAnsi="Courier New" w:cs="Courier New"/>
+          <w:color w:val="000000"/>
+          <w:kern w:val="0"/>
+          <w:sz w:val="20"/>
+          <w:szCs w:val="20"/>
+          <w:highlight w:val="white"/>
+          <w:lang w:val="en-US"/>
+        </w:rPr>
+        <w:t xml:space="preserve"> </w:t>
+      </w:r>
+      <w:r>
+        <w:rPr>
+          <w:rFonts w:ascii="Courier New" w:hAnsi="Courier New" w:cs="Courier New"/>
+          <w:b/>
+          <w:bCs/>
+          <w:color w:val="0000FF"/>
+          <w:kern w:val="0"/>
+          <w:sz w:val="20"/>
+          <w:szCs w:val="20"/>
+          <w:highlight w:val="white"/>
+          <w:lang w:val="en-US"/>
+        </w:rPr>
+        <w:t>else</w:t>
+      </w:r>
+      <w:r>
+        <w:rPr>
+          <w:rFonts w:ascii="Courier New" w:hAnsi="Courier New" w:cs="Courier New"/>
+          <w:color w:val="000000"/>
+          <w:kern w:val="0"/>
+          <w:sz w:val="20"/>
+          <w:szCs w:val="20"/>
+          <w:highlight w:val="white"/>
+          <w:lang w:val="en-US"/>
+        </w:rPr>
+        <w:t xml:space="preserve"> </w:t>
+      </w:r>
+      <w:r>
+        <w:rPr>
+          <w:rFonts w:ascii="Courier New" w:hAnsi="Courier New" w:cs="Courier New"/>
+          <w:b/>
+          <w:bCs/>
+          <w:color w:val="000080"/>
+          <w:kern w:val="0"/>
+          <w:sz w:val="20"/>
+          <w:szCs w:val="20"/>
+          <w:highlight w:val="white"/>
+          <w:lang w:val="en-US"/>
+        </w:rPr>
+        <w:t>{</w:t>
+      </w:r>
+    </w:p>
+    <w:p>
+      <w:pPr>
+        <w:autoSpaceDE w:val="0"/>
+        <w:autoSpaceDN w:val="0"/>
+        <w:adjustRightInd w:val="0"/>
+        <w:spacing w:after="0" w:line="240" w:lineRule="auto"/>
+        <w:rPr>
+          <w:rFonts w:ascii="Courier New" w:hAnsi="Courier New" w:cs="Courier New"/>
+          <w:color w:val="000000"/>
+          <w:kern w:val="0"/>
+          <w:sz w:val="20"/>
+          <w:szCs w:val="20"/>
+          <w:highlight w:val="white"/>
+          <w:lang w:val="en-US"/>
+        </w:rPr>
+      </w:pPr>
+      <w:r>
+        <w:rPr>
+          <w:rFonts w:ascii="Courier New" w:hAnsi="Courier New" w:cs="Courier New"/>
+          <w:color w:val="000000"/>
+          <w:kern w:val="0"/>
+          <w:sz w:val="20"/>
+          <w:szCs w:val="20"/>
+          <w:highlight w:val="white"/>
+          <w:lang w:val="en-US"/>
+        </w:rPr>
+        <w:t xml:space="preserve">            </w:t>
+      </w:r>
+      <w:proofErr w:type="spellStart"/>
+      <w:r>
+        <w:rPr>
+          <w:rFonts w:ascii="Courier New" w:hAnsi="Courier New" w:cs="Courier New"/>
+          <w:color w:val="000000"/>
+          <w:kern w:val="0"/>
+          <w:sz w:val="20"/>
+          <w:szCs w:val="20"/>
+          <w:highlight w:val="white"/>
+          <w:lang w:val="en-US"/>
+        </w:rPr>
+        <w:t>missCount</w:t>
+      </w:r>
+      <w:proofErr w:type="spellEnd"/>
+      <w:r>
+        <w:rPr>
+          <w:rFonts w:ascii="Courier New" w:hAnsi="Courier New" w:cs="Courier New"/>
+          <w:b/>
+          <w:bCs/>
+          <w:color w:val="000080"/>
+          <w:kern w:val="0"/>
+          <w:sz w:val="20"/>
+          <w:szCs w:val="20"/>
+          <w:highlight w:val="white"/>
+          <w:lang w:val="en-US"/>
+        </w:rPr>
+        <w:t>++;</w:t>
+      </w:r>
+    </w:p>
+    <w:p>
+      <w:pPr>
+        <w:autoSpaceDE w:val="0"/>
+        <w:autoSpaceDN w:val="0"/>
+        <w:adjustRightInd w:val="0"/>
+        <w:spacing w:after="0" w:line="240" w:lineRule="auto"/>
+        <w:rPr>
+          <w:rFonts w:ascii="Courier New" w:hAnsi="Courier New" w:cs="Courier New"/>
+          <w:color w:val="000000"/>
+          <w:kern w:val="0"/>
+          <w:sz w:val="20"/>
+          <w:szCs w:val="20"/>
+          <w:highlight w:val="white"/>
+          <w:lang w:val="en-US"/>
+        </w:rPr>
+      </w:pPr>
+      <w:r>
+        <w:rPr>
+          <w:rFonts w:ascii="Courier New" w:hAnsi="Courier New" w:cs="Courier New"/>
+          <w:color w:val="000000"/>
+          <w:kern w:val="0"/>
+          <w:sz w:val="20"/>
+          <w:szCs w:val="20"/>
+          <w:highlight w:val="white"/>
+          <w:lang w:val="en-US"/>
+        </w:rPr>
+        <w:t xml:space="preserve">            </w:t>
+      </w:r>
+      <w:r>
+        <w:rPr>
+          <w:rFonts w:ascii="Courier New" w:hAnsi="Courier New" w:cs="Courier New"/>
+          <w:b/>
+          <w:bCs/>
+          <w:color w:val="0000FF"/>
+          <w:kern w:val="0"/>
+          <w:sz w:val="20"/>
+          <w:szCs w:val="20"/>
+          <w:highlight w:val="white"/>
+          <w:lang w:val="en-US"/>
+        </w:rPr>
+        <w:t>if</w:t>
+      </w:r>
+      <w:r>
+        <w:rPr>
+          <w:rFonts w:ascii="Courier New" w:hAnsi="Courier New" w:cs="Courier New"/>
+          <w:color w:val="000000"/>
+          <w:kern w:val="0"/>
+          <w:sz w:val="20"/>
+          <w:szCs w:val="20"/>
+          <w:highlight w:val="white"/>
+          <w:lang w:val="en-US"/>
+        </w:rPr>
+        <w:t xml:space="preserve"> </w:t>
+      </w:r>
+      <w:r>
+        <w:rPr>
+          <w:rFonts w:ascii="Courier New" w:hAnsi="Courier New" w:cs="Courier New"/>
+          <w:b/>
+          <w:bCs/>
+          <w:color w:val="000080"/>
+          <w:kern w:val="0"/>
+          <w:sz w:val="20"/>
+          <w:szCs w:val="20"/>
+          <w:highlight w:val="white"/>
+          <w:lang w:val="en-US"/>
+        </w:rPr>
+        <w:t>(</w:t>
+      </w:r>
+      <w:proofErr w:type="spellStart"/>
+      <w:r>
+        <w:rPr>
+          <w:rFonts w:ascii="Courier New" w:hAnsi="Courier New" w:cs="Courier New"/>
+          <w:color w:val="000000"/>
+          <w:kern w:val="0"/>
+          <w:sz w:val="20"/>
+          <w:szCs w:val="20"/>
+          <w:highlight w:val="white"/>
+          <w:lang w:val="en-US"/>
+        </w:rPr>
+        <w:t>missCount</w:t>
+      </w:r>
+      <w:proofErr w:type="spellEnd"/>
+      <w:r>
+        <w:rPr>
+          <w:rFonts w:ascii="Courier New" w:hAnsi="Courier New" w:cs="Courier New"/>
+          <w:color w:val="000000"/>
+          <w:kern w:val="0"/>
+          <w:sz w:val="20"/>
+          <w:szCs w:val="20"/>
+          <w:highlight w:val="white"/>
+          <w:lang w:val="en-US"/>
+        </w:rPr>
+        <w:t xml:space="preserve"> </w:t>
+      </w:r>
+      <w:r>
+        <w:rPr>
+          <w:rFonts w:ascii="Courier New" w:hAnsi="Courier New" w:cs="Courier New"/>
+          <w:b/>
+          <w:bCs/>
+          <w:color w:val="000080"/>
+          <w:kern w:val="0"/>
+          <w:sz w:val="20"/>
+          <w:szCs w:val="20"/>
+          <w:highlight w:val="white"/>
+          <w:lang w:val="en-US"/>
+        </w:rPr>
+        <w:t>==</w:t>
+      </w:r>
+      <w:r>
+        <w:rPr>
+          <w:rFonts w:ascii="Courier New" w:hAnsi="Courier New" w:cs="Courier New"/>
+          <w:color w:val="000000"/>
+          <w:kern w:val="0"/>
+          <w:sz w:val="20"/>
+          <w:szCs w:val="20"/>
+          <w:highlight w:val="white"/>
+          <w:lang w:val="en-US"/>
+        </w:rPr>
+        <w:t xml:space="preserve"> </w:t>
+      </w:r>
+      <w:r>
+        <w:rPr>
+          <w:rFonts w:ascii="Courier New" w:hAnsi="Courier New" w:cs="Courier New"/>
+          <w:color w:val="FF8000"/>
+          <w:kern w:val="0"/>
+          <w:sz w:val="20"/>
+          <w:szCs w:val="20"/>
+          <w:highlight w:val="white"/>
+          <w:lang w:val="en-US"/>
+        </w:rPr>
+        <w:t>2</w:t>
+      </w:r>
+      <w:r>
+        <w:rPr>
+          <w:rFonts w:ascii="Courier New" w:hAnsi="Courier New" w:cs="Courier New"/>
+          <w:b/>
+          <w:bCs/>
+          <w:color w:val="000080"/>
+          <w:kern w:val="0"/>
+          <w:sz w:val="20"/>
+          <w:szCs w:val="20"/>
+          <w:highlight w:val="white"/>
+          <w:lang w:val="en-US"/>
+        </w:rPr>
+        <w:t>)</w:t>
+      </w:r>
+      <w:r>
+        <w:rPr>
+          <w:rFonts w:ascii="Courier New" w:hAnsi="Courier New" w:cs="Courier New"/>
+          <w:color w:val="000000"/>
+          <w:kern w:val="0"/>
+          <w:sz w:val="20"/>
+          <w:szCs w:val="20"/>
+          <w:highlight w:val="white"/>
+          <w:lang w:val="en-US"/>
+        </w:rPr>
+        <w:t xml:space="preserve"> </w:t>
+      </w:r>
+      <w:r>
+        <w:rPr>
+          <w:rFonts w:ascii="Courier New" w:hAnsi="Courier New" w:cs="Courier New"/>
+          <w:b/>
+          <w:bCs/>
+          <w:color w:val="000080"/>
+          <w:kern w:val="0"/>
+          <w:sz w:val="20"/>
+          <w:szCs w:val="20"/>
+          <w:highlight w:val="white"/>
+          <w:lang w:val="en-US"/>
+        </w:rPr>
+        <w:t>{</w:t>
+      </w:r>
+    </w:p>
+    <w:p>
+      <w:pPr>
+        <w:autoSpaceDE w:val="0"/>
+        <w:autoSpaceDN w:val="0"/>
+        <w:adjustRightInd w:val="0"/>
+        <w:spacing w:after="0" w:line="240" w:lineRule="auto"/>
+        <w:rPr>
+          <w:rFonts w:ascii="Courier New" w:hAnsi="Courier New" w:cs="Courier New"/>
+          <w:color w:val="000000"/>
+          <w:kern w:val="0"/>
+          <w:sz w:val="20"/>
+          <w:szCs w:val="20"/>
+          <w:highlight w:val="white"/>
+          <w:lang w:val="en-US"/>
+        </w:rPr>
+      </w:pPr>
+      <w:r>
+        <w:rPr>
+          <w:rFonts w:ascii="Courier New" w:hAnsi="Courier New" w:cs="Courier New"/>
+          <w:color w:val="000000"/>
+          <w:kern w:val="0"/>
+          <w:sz w:val="20"/>
+          <w:szCs w:val="20"/>
+          <w:highlight w:val="white"/>
+          <w:lang w:val="en-US"/>
+        </w:rPr>
+        <w:t xml:space="preserve">                Notification </w:t>
+      </w:r>
+      <w:proofErr w:type="spellStart"/>
+      <w:r>
+        <w:rPr>
+          <w:rFonts w:ascii="Courier New" w:hAnsi="Courier New" w:cs="Courier New"/>
+          <w:color w:val="000000"/>
+          <w:kern w:val="0"/>
+          <w:sz w:val="20"/>
+          <w:szCs w:val="20"/>
+          <w:highlight w:val="white"/>
+          <w:lang w:val="en-US"/>
+        </w:rPr>
+        <w:t>notification</w:t>
+      </w:r>
+      <w:proofErr w:type="spellEnd"/>
+      <w:r>
+        <w:rPr>
+          <w:rFonts w:ascii="Courier New" w:hAnsi="Courier New" w:cs="Courier New"/>
+          <w:color w:val="000000"/>
+          <w:kern w:val="0"/>
+          <w:sz w:val="20"/>
+          <w:szCs w:val="20"/>
+          <w:highlight w:val="white"/>
+          <w:lang w:val="en-US"/>
+        </w:rPr>
+        <w:t xml:space="preserve"> </w:t>
+      </w:r>
+      <w:r>
+        <w:rPr>
+          <w:rFonts w:ascii="Courier New" w:hAnsi="Courier New" w:cs="Courier New"/>
+          <w:b/>
+          <w:bCs/>
+          <w:color w:val="000080"/>
+          <w:kern w:val="0"/>
+          <w:sz w:val="20"/>
+          <w:szCs w:val="20"/>
+          <w:highlight w:val="white"/>
+          <w:lang w:val="en-US"/>
+        </w:rPr>
+        <w:t>=</w:t>
+      </w:r>
+      <w:r>
+        <w:rPr>
+          <w:rFonts w:ascii="Courier New" w:hAnsi="Courier New" w:cs="Courier New"/>
+          <w:color w:val="000000"/>
+          <w:kern w:val="0"/>
+          <w:sz w:val="20"/>
+          <w:szCs w:val="20"/>
+          <w:highlight w:val="white"/>
+          <w:lang w:val="en-US"/>
+        </w:rPr>
+        <w:t xml:space="preserve"> </w:t>
+      </w:r>
+      <w:r>
+        <w:rPr>
+          <w:rFonts w:ascii="Courier New" w:hAnsi="Courier New" w:cs="Courier New"/>
+          <w:b/>
+          <w:bCs/>
+          <w:color w:val="0000FF"/>
+          <w:kern w:val="0"/>
+          <w:sz w:val="20"/>
+          <w:szCs w:val="20"/>
+          <w:highlight w:val="white"/>
+          <w:lang w:val="en-US"/>
+        </w:rPr>
+        <w:t>new</w:t>
+      </w:r>
+      <w:r>
+        <w:rPr>
+          <w:rFonts w:ascii="Courier New" w:hAnsi="Courier New" w:cs="Courier New"/>
+          <w:color w:val="000000"/>
+          <w:kern w:val="0"/>
+          <w:sz w:val="20"/>
+          <w:szCs w:val="20"/>
+          <w:highlight w:val="white"/>
+          <w:lang w:val="en-US"/>
+        </w:rPr>
+        <w:t xml:space="preserve"> </w:t>
+      </w:r>
+      <w:proofErr w:type="gramStart"/>
+      <w:r>
+        <w:rPr>
+          <w:rFonts w:ascii="Courier New" w:hAnsi="Courier New" w:cs="Courier New"/>
+          <w:color w:val="000000"/>
+          <w:kern w:val="0"/>
+          <w:sz w:val="20"/>
+          <w:szCs w:val="20"/>
+          <w:highlight w:val="white"/>
+          <w:lang w:val="en-US"/>
+        </w:rPr>
+        <w:t>Notification</w:t>
+      </w:r>
+      <w:r>
+        <w:rPr>
+          <w:rFonts w:ascii="Courier New" w:hAnsi="Courier New" w:cs="Courier New"/>
+          <w:b/>
+          <w:bCs/>
+          <w:color w:val="000080"/>
+          <w:kern w:val="0"/>
+          <w:sz w:val="20"/>
+          <w:szCs w:val="20"/>
+          <w:highlight w:val="white"/>
+          <w:lang w:val="en-US"/>
+        </w:rPr>
+        <w:t>(</w:t>
+      </w:r>
+      <w:proofErr w:type="gramEnd"/>
+    </w:p>
+    <w:p>
+      <w:pPr>
+        <w:autoSpaceDE w:val="0"/>
+        <w:autoSpaceDN w:val="0"/>
+        <w:adjustRightInd w:val="0"/>
+        <w:spacing w:after="0" w:line="240" w:lineRule="auto"/>
+        <w:rPr>
+          <w:rFonts w:ascii="Courier New" w:hAnsi="Courier New" w:cs="Courier New"/>
+          <w:color w:val="000000"/>
+          <w:kern w:val="0"/>
+          <w:sz w:val="20"/>
+          <w:szCs w:val="20"/>
+          <w:highlight w:val="white"/>
+          <w:lang w:val="en-US"/>
+        </w:rPr>
+      </w:pPr>
+      <w:r>
+        <w:rPr>
+          <w:rFonts w:ascii="Courier New" w:hAnsi="Courier New" w:cs="Courier New"/>
+          <w:color w:val="000000"/>
+          <w:kern w:val="0"/>
+          <w:sz w:val="20"/>
+          <w:szCs w:val="20"/>
+          <w:highlight w:val="white"/>
+          <w:lang w:val="en-US"/>
+        </w:rPr>
+        <w:t xml:space="preserve">                        </w:t>
+      </w:r>
+      <w:r>
+        <w:rPr>
+          <w:rFonts w:ascii="Courier New" w:hAnsi="Courier New" w:cs="Courier New"/>
+          <w:color w:val="808080"/>
+          <w:kern w:val="0"/>
+          <w:sz w:val="20"/>
+          <w:szCs w:val="20"/>
+          <w:highlight w:val="white"/>
+          <w:lang w:val="en-US"/>
+        </w:rPr>
+        <w:t>"</w:t>
+      </w:r>
+      <w:proofErr w:type="spellStart"/>
+      <w:r>
+        <w:rPr>
+          <w:rFonts w:ascii="Courier New" w:hAnsi="Courier New" w:cs="Courier New"/>
+          <w:color w:val="808080"/>
+          <w:kern w:val="0"/>
+          <w:sz w:val="20"/>
+          <w:szCs w:val="20"/>
+          <w:highlight w:val="white"/>
+          <w:lang w:val="en-US"/>
+        </w:rPr>
+        <w:t>TwoMissesInARow</w:t>
+      </w:r>
+      <w:proofErr w:type="spellEnd"/>
+      <w:r>
+        <w:rPr>
+          <w:rFonts w:ascii="Courier New" w:hAnsi="Courier New" w:cs="Courier New"/>
+          <w:color w:val="808080"/>
+          <w:kern w:val="0"/>
+          <w:sz w:val="20"/>
+          <w:szCs w:val="20"/>
+          <w:highlight w:val="white"/>
+          <w:lang w:val="en-US"/>
+        </w:rPr>
+        <w:t>"</w:t>
+      </w:r>
+      <w:r>
+        <w:rPr>
+          <w:rFonts w:ascii="Courier New" w:hAnsi="Courier New" w:cs="Courier New"/>
+          <w:b/>
+          <w:bCs/>
+          <w:color w:val="000080"/>
+          <w:kern w:val="0"/>
+          <w:sz w:val="20"/>
+          <w:szCs w:val="20"/>
+          <w:highlight w:val="white"/>
+          <w:lang w:val="en-US"/>
+        </w:rPr>
+        <w:t>,</w:t>
+      </w:r>
+    </w:p>
+    <w:p>
+      <w:pPr>
+        <w:autoSpaceDE w:val="0"/>
+        <w:autoSpaceDN w:val="0"/>
+        <w:adjustRightInd w:val="0"/>
+        <w:spacing w:after="0" w:line="240" w:lineRule="auto"/>
+        <w:rPr>
+          <w:rFonts w:ascii="Courier New" w:hAnsi="Courier New" w:cs="Courier New"/>
+          <w:color w:val="000000"/>
+          <w:kern w:val="0"/>
+          <w:sz w:val="20"/>
+          <w:szCs w:val="20"/>
+          <w:highlight w:val="white"/>
+          <w:lang w:val="en-US"/>
+        </w:rPr>
+      </w:pPr>
+      <w:r>
+        <w:rPr>
+          <w:rFonts w:ascii="Courier New" w:hAnsi="Courier New" w:cs="Courier New"/>
+          <w:color w:val="000000"/>
+          <w:kern w:val="0"/>
+          <w:sz w:val="20"/>
+          <w:szCs w:val="20"/>
+          <w:highlight w:val="white"/>
+          <w:lang w:val="en-US"/>
+        </w:rPr>
+        <w:t xml:space="preserve">                        </w:t>
+      </w:r>
+      <w:r>
+        <w:rPr>
+          <w:rFonts w:ascii="Courier New" w:hAnsi="Courier New" w:cs="Courier New"/>
+          <w:color w:val="808080"/>
+          <w:kern w:val="0"/>
+          <w:sz w:val="20"/>
+          <w:szCs w:val="20"/>
+          <w:highlight w:val="white"/>
+          <w:lang w:val="en-US"/>
+        </w:rPr>
+        <w:t>"</w:t>
+      </w:r>
+      <w:proofErr w:type="spellStart"/>
+      <w:r>
+        <w:rPr>
+          <w:rFonts w:ascii="Courier New" w:hAnsi="Courier New" w:cs="Courier New"/>
+          <w:color w:val="808080"/>
+          <w:kern w:val="0"/>
+          <w:sz w:val="20"/>
+          <w:szCs w:val="20"/>
+          <w:highlight w:val="white"/>
+          <w:lang w:val="en-US"/>
+        </w:rPr>
+        <w:t>PointsCounterMBean</w:t>
+      </w:r>
+      <w:proofErr w:type="spellEnd"/>
+      <w:r>
+        <w:rPr>
+          <w:rFonts w:ascii="Courier New" w:hAnsi="Courier New" w:cs="Courier New"/>
+          <w:color w:val="808080"/>
+          <w:kern w:val="0"/>
+          <w:sz w:val="20"/>
+          <w:szCs w:val="20"/>
+          <w:highlight w:val="white"/>
+          <w:lang w:val="en-US"/>
+        </w:rPr>
+        <w:t>"</w:t>
+      </w:r>
+      <w:r>
+        <w:rPr>
+          <w:rFonts w:ascii="Courier New" w:hAnsi="Courier New" w:cs="Courier New"/>
+          <w:b/>
+          <w:bCs/>
+          <w:color w:val="000080"/>
+          <w:kern w:val="0"/>
+          <w:sz w:val="20"/>
+          <w:szCs w:val="20"/>
+          <w:highlight w:val="white"/>
+          <w:lang w:val="en-US"/>
+        </w:rPr>
+        <w:t>,</w:t>
+      </w:r>
+    </w:p>
+    <w:p>
+      <w:pPr>
+        <w:autoSpaceDE w:val="0"/>
+        <w:autoSpaceDN w:val="0"/>
+        <w:adjustRightInd w:val="0"/>
+        <w:spacing w:after="0" w:line="240" w:lineRule="auto"/>
+        <w:rPr>
+          <w:rFonts w:ascii="Courier New" w:hAnsi="Courier New" w:cs="Courier New"/>
+          <w:color w:val="000000"/>
+          <w:kern w:val="0"/>
+          <w:sz w:val="20"/>
+          <w:szCs w:val="20"/>
+          <w:highlight w:val="white"/>
+          <w:lang w:val="en-US"/>
+        </w:rPr>
+      </w:pPr>
+      <w:r>
+        <w:rPr>
+          <w:rFonts w:ascii="Courier New" w:hAnsi="Courier New" w:cs="Courier New"/>
+          <w:color w:val="000000"/>
+          <w:kern w:val="0"/>
+          <w:sz w:val="20"/>
+          <w:szCs w:val="20"/>
+          <w:highlight w:val="white"/>
+          <w:lang w:val="en-US"/>
+        </w:rPr>
+        <w:t xml:space="preserve">                        </w:t>
+      </w:r>
+      <w:proofErr w:type="spellStart"/>
+      <w:r>
+        <w:rPr>
+          <w:rFonts w:ascii="Courier New" w:hAnsi="Courier New" w:cs="Courier New"/>
+          <w:color w:val="000000"/>
+          <w:kern w:val="0"/>
+          <w:sz w:val="20"/>
+          <w:szCs w:val="20"/>
+          <w:highlight w:val="white"/>
+          <w:lang w:val="en-US"/>
+        </w:rPr>
+        <w:t>notificationSequence</w:t>
+      </w:r>
+      <w:proofErr w:type="spellEnd"/>
+      <w:r>
+        <w:rPr>
+          <w:rFonts w:ascii="Courier New" w:hAnsi="Courier New" w:cs="Courier New"/>
+          <w:b/>
+          <w:bCs/>
+          <w:color w:val="000080"/>
+          <w:kern w:val="0"/>
+          <w:sz w:val="20"/>
+          <w:szCs w:val="20"/>
+          <w:highlight w:val="white"/>
+          <w:lang w:val="en-US"/>
+        </w:rPr>
+        <w:t>++,</w:t>
+      </w:r>
+    </w:p>
+    <w:p>
+      <w:pPr>
+        <w:autoSpaceDE w:val="0"/>
+        <w:autoSpaceDN w:val="0"/>
+        <w:adjustRightInd w:val="0"/>
+        <w:spacing w:after="0" w:line="240" w:lineRule="auto"/>
+        <w:rPr>
+          <w:rFonts w:ascii="Courier New" w:hAnsi="Courier New" w:cs="Courier New"/>
+          <w:color w:val="000000"/>
+          <w:kern w:val="0"/>
+          <w:sz w:val="20"/>
+          <w:szCs w:val="20"/>
+          <w:highlight w:val="white"/>
+          <w:lang w:val="en-US"/>
+        </w:rPr>
+      </w:pPr>
+      <w:r>
+        <w:rPr>
+          <w:rFonts w:ascii="Courier New" w:hAnsi="Courier New" w:cs="Courier New"/>
+          <w:color w:val="000000"/>
+          <w:kern w:val="0"/>
+          <w:sz w:val="20"/>
+          <w:szCs w:val="20"/>
+          <w:highlight w:val="white"/>
+          <w:lang w:val="en-US"/>
+        </w:rPr>
+        <w:t xml:space="preserve">                        </w:t>
+      </w:r>
+      <w:r>
+        <w:rPr>
+          <w:rFonts w:ascii="Courier New" w:hAnsi="Courier New" w:cs="Courier New"/>
+          <w:color w:val="808080"/>
+          <w:kern w:val="0"/>
+          <w:sz w:val="20"/>
+          <w:szCs w:val="20"/>
+          <w:highlight w:val="white"/>
+          <w:lang w:val="en-US"/>
+        </w:rPr>
+        <w:t>"</w:t>
+      </w:r>
+      <w:r>
+        <w:rPr>
+          <w:rFonts w:ascii="Courier New" w:hAnsi="Courier New" w:cs="Courier New"/>
+          <w:color w:val="808080"/>
+          <w:kern w:val="0"/>
+          <w:sz w:val="20"/>
+          <w:szCs w:val="20"/>
+          <w:highlight w:val="white"/>
+        </w:rPr>
+        <w:t>Пользователь</w:t>
+      </w:r>
+      <w:r>
+        <w:rPr>
+          <w:rFonts w:ascii="Courier New" w:hAnsi="Courier New" w:cs="Courier New"/>
+          <w:color w:val="808080"/>
+          <w:kern w:val="0"/>
+          <w:sz w:val="20"/>
+          <w:szCs w:val="20"/>
+          <w:highlight w:val="white"/>
+          <w:lang w:val="en-US"/>
+        </w:rPr>
+        <w:t xml:space="preserve"> </w:t>
+      </w:r>
+      <w:r>
+        <w:rPr>
+          <w:rFonts w:ascii="Courier New" w:hAnsi="Courier New" w:cs="Courier New"/>
+          <w:color w:val="808080"/>
+          <w:kern w:val="0"/>
+          <w:sz w:val="20"/>
+          <w:szCs w:val="20"/>
+          <w:highlight w:val="white"/>
+        </w:rPr>
+        <w:t>промахнулся</w:t>
+      </w:r>
+      <w:r>
+        <w:rPr>
+          <w:rFonts w:ascii="Courier New" w:hAnsi="Courier New" w:cs="Courier New"/>
+          <w:color w:val="808080"/>
+          <w:kern w:val="0"/>
+          <w:sz w:val="20"/>
+          <w:szCs w:val="20"/>
+          <w:highlight w:val="white"/>
+          <w:lang w:val="en-US"/>
+        </w:rPr>
+        <w:t xml:space="preserve"> </w:t>
+      </w:r>
+      <w:r>
+        <w:rPr>
+          <w:rFonts w:ascii="Courier New" w:hAnsi="Courier New" w:cs="Courier New"/>
+          <w:color w:val="808080"/>
+          <w:kern w:val="0"/>
+          <w:sz w:val="20"/>
+          <w:szCs w:val="20"/>
+          <w:highlight w:val="white"/>
+        </w:rPr>
+        <w:t>дважды</w:t>
+      </w:r>
+      <w:r>
+        <w:rPr>
+          <w:rFonts w:ascii="Courier New" w:hAnsi="Courier New" w:cs="Courier New"/>
+          <w:color w:val="808080"/>
+          <w:kern w:val="0"/>
+          <w:sz w:val="20"/>
+          <w:szCs w:val="20"/>
+          <w:highlight w:val="white"/>
+          <w:lang w:val="en-US"/>
+        </w:rPr>
+        <w:t xml:space="preserve"> </w:t>
+      </w:r>
+      <w:r>
+        <w:rPr>
+          <w:rFonts w:ascii="Courier New" w:hAnsi="Courier New" w:cs="Courier New"/>
+          <w:color w:val="808080"/>
+          <w:kern w:val="0"/>
+          <w:sz w:val="20"/>
+          <w:szCs w:val="20"/>
+          <w:highlight w:val="white"/>
+        </w:rPr>
+        <w:t>подряд</w:t>
+      </w:r>
+      <w:r>
+        <w:rPr>
+          <w:rFonts w:ascii="Courier New" w:hAnsi="Courier New" w:cs="Courier New"/>
+          <w:color w:val="808080"/>
+          <w:kern w:val="0"/>
+          <w:sz w:val="20"/>
+          <w:szCs w:val="20"/>
+          <w:highlight w:val="white"/>
+          <w:lang w:val="en-US"/>
+        </w:rPr>
+        <w:t>!"</w:t>
+      </w:r>
+    </w:p>
+    <w:p>
+      <w:pPr>
+        <w:autoSpaceDE w:val="0"/>
+        <w:autoSpaceDN w:val="0"/>
+        <w:adjustRightInd w:val="0"/>
+        <w:spacing w:after="0" w:line="240" w:lineRule="auto"/>
+        <w:rPr>
+          <w:rFonts w:ascii="Courier New" w:hAnsi="Courier New" w:cs="Courier New"/>
+          <w:color w:val="000000"/>
+          <w:kern w:val="0"/>
+          <w:sz w:val="20"/>
+          <w:szCs w:val="20"/>
+          <w:highlight w:val="white"/>
+          <w:lang w:val="en-US"/>
+        </w:rPr>
+      </w:pPr>
+      <w:r>
+        <w:rPr>
+          <w:rFonts w:ascii="Courier New" w:hAnsi="Courier New" w:cs="Courier New"/>
+          <w:color w:val="000000"/>
+          <w:kern w:val="0"/>
+          <w:sz w:val="20"/>
+          <w:szCs w:val="20"/>
+          <w:highlight w:val="white"/>
+          <w:lang w:val="en-US"/>
+        </w:rPr>
+        <w:lastRenderedPageBreak/>
+        <w:t xml:space="preserve">                </w:t>
+      </w:r>
+      <w:r>
+        <w:rPr>
+          <w:rFonts w:ascii="Courier New" w:hAnsi="Courier New" w:cs="Courier New"/>
+          <w:b/>
+          <w:bCs/>
+          <w:color w:val="000080"/>
+          <w:kern w:val="0"/>
+          <w:sz w:val="20"/>
+          <w:szCs w:val="20"/>
+          <w:highlight w:val="white"/>
+          <w:lang w:val="en-US"/>
+        </w:rPr>
+        <w:t>);</w:t>
+      </w:r>
+    </w:p>
+    <w:p>
+      <w:pPr>
+        <w:autoSpaceDE w:val="0"/>
+        <w:autoSpaceDN w:val="0"/>
+        <w:adjustRightInd w:val="0"/>
+        <w:spacing w:after="0" w:line="240" w:lineRule="auto"/>
+        <w:rPr>
+          <w:rFonts w:ascii="Courier New" w:hAnsi="Courier New" w:cs="Courier New"/>
+          <w:color w:val="000000"/>
+          <w:kern w:val="0"/>
+          <w:sz w:val="20"/>
+          <w:szCs w:val="20"/>
+          <w:highlight w:val="white"/>
+          <w:lang w:val="en-US"/>
+        </w:rPr>
+      </w:pPr>
+      <w:r>
+        <w:rPr>
+          <w:rFonts w:ascii="Courier New" w:hAnsi="Courier New" w:cs="Courier New"/>
+          <w:color w:val="000000"/>
+          <w:kern w:val="0"/>
+          <w:sz w:val="20"/>
+          <w:szCs w:val="20"/>
+          <w:highlight w:val="white"/>
+          <w:lang w:val="en-US"/>
+        </w:rPr>
+        <w:t xml:space="preserve">                </w:t>
+      </w:r>
+      <w:proofErr w:type="spellStart"/>
+      <w:r>
+        <w:rPr>
+          <w:rFonts w:ascii="Courier New" w:hAnsi="Courier New" w:cs="Courier New"/>
+          <w:color w:val="000000"/>
+          <w:kern w:val="0"/>
+          <w:sz w:val="20"/>
+          <w:szCs w:val="20"/>
+          <w:highlight w:val="white"/>
+          <w:lang w:val="en-US"/>
+        </w:rPr>
+        <w:t>sendNotification</w:t>
+      </w:r>
+      <w:proofErr w:type="spellEnd"/>
+      <w:r>
+        <w:rPr>
+          <w:rFonts w:ascii="Courier New" w:hAnsi="Courier New" w:cs="Courier New"/>
+          <w:b/>
+          <w:bCs/>
+          <w:color w:val="000080"/>
+          <w:kern w:val="0"/>
+          <w:sz w:val="20"/>
+          <w:szCs w:val="20"/>
+          <w:highlight w:val="white"/>
+          <w:lang w:val="en-US"/>
+        </w:rPr>
+        <w:t>(</w:t>
+      </w:r>
+      <w:r>
+        <w:rPr>
+          <w:rFonts w:ascii="Courier New" w:hAnsi="Courier New" w:cs="Courier New"/>
+          <w:color w:val="000000"/>
+          <w:kern w:val="0"/>
+          <w:sz w:val="20"/>
+          <w:szCs w:val="20"/>
+          <w:highlight w:val="white"/>
+          <w:lang w:val="en-US"/>
+        </w:rPr>
+        <w:t>notification</w:t>
+      </w:r>
+      <w:r>
+        <w:rPr>
+          <w:rFonts w:ascii="Courier New" w:hAnsi="Courier New" w:cs="Courier New"/>
+          <w:b/>
+          <w:bCs/>
+          <w:color w:val="000080"/>
+          <w:kern w:val="0"/>
+          <w:sz w:val="20"/>
+          <w:szCs w:val="20"/>
+          <w:highlight w:val="white"/>
+          <w:lang w:val="en-US"/>
+        </w:rPr>
+        <w:t>);</w:t>
+      </w:r>
+    </w:p>
+    <w:p>
+      <w:pPr>
+        <w:autoSpaceDE w:val="0"/>
+        <w:autoSpaceDN w:val="0"/>
+        <w:adjustRightInd w:val="0"/>
+        <w:spacing w:after="0" w:line="240" w:lineRule="auto"/>
+        <w:rPr>
+          <w:rFonts w:ascii="Courier New" w:hAnsi="Courier New" w:cs="Courier New"/>
+          <w:color w:val="000000"/>
+          <w:kern w:val="0"/>
+          <w:sz w:val="20"/>
+          <w:szCs w:val="20"/>
+          <w:highlight w:val="white"/>
+          <w:lang w:val="en-US"/>
+        </w:rPr>
+      </w:pPr>
+      <w:r>
+        <w:rPr>
+          <w:rFonts w:ascii="Courier New" w:hAnsi="Courier New" w:cs="Courier New"/>
+          <w:color w:val="000000"/>
+          <w:kern w:val="0"/>
+          <w:sz w:val="20"/>
+          <w:szCs w:val="20"/>
+          <w:highlight w:val="white"/>
+          <w:lang w:val="en-US"/>
+        </w:rPr>
+        <w:t xml:space="preserve">                </w:t>
+      </w:r>
+      <w:proofErr w:type="spellStart"/>
+      <w:r>
+        <w:rPr>
+          <w:rFonts w:ascii="Courier New" w:hAnsi="Courier New" w:cs="Courier New"/>
+          <w:color w:val="000000"/>
+          <w:kern w:val="0"/>
+          <w:sz w:val="20"/>
+          <w:szCs w:val="20"/>
+          <w:highlight w:val="white"/>
+          <w:lang w:val="en-US"/>
+        </w:rPr>
+        <w:t>missCount</w:t>
+      </w:r>
+      <w:proofErr w:type="spellEnd"/>
+      <w:r>
+        <w:rPr>
+          <w:rFonts w:ascii="Courier New" w:hAnsi="Courier New" w:cs="Courier New"/>
+          <w:color w:val="000000"/>
+          <w:kern w:val="0"/>
+          <w:sz w:val="20"/>
+          <w:szCs w:val="20"/>
+          <w:highlight w:val="white"/>
+          <w:lang w:val="en-US"/>
+        </w:rPr>
+        <w:t xml:space="preserve"> </w:t>
+      </w:r>
+      <w:r>
+        <w:rPr>
+          <w:rFonts w:ascii="Courier New" w:hAnsi="Courier New" w:cs="Courier New"/>
+          <w:b/>
+          <w:bCs/>
+          <w:color w:val="000080"/>
+          <w:kern w:val="0"/>
+          <w:sz w:val="20"/>
+          <w:szCs w:val="20"/>
+          <w:highlight w:val="white"/>
+          <w:lang w:val="en-US"/>
+        </w:rPr>
+        <w:t>=</w:t>
+      </w:r>
+      <w:r>
+        <w:rPr>
+          <w:rFonts w:ascii="Courier New" w:hAnsi="Courier New" w:cs="Courier New"/>
+          <w:color w:val="000000"/>
+          <w:kern w:val="0"/>
+          <w:sz w:val="20"/>
+          <w:szCs w:val="20"/>
+          <w:highlight w:val="white"/>
+          <w:lang w:val="en-US"/>
+        </w:rPr>
+        <w:t xml:space="preserve"> </w:t>
+      </w:r>
+      <w:r>
+        <w:rPr>
+          <w:rFonts w:ascii="Courier New" w:hAnsi="Courier New" w:cs="Courier New"/>
+          <w:color w:val="FF8000"/>
+          <w:kern w:val="0"/>
+          <w:sz w:val="20"/>
+          <w:szCs w:val="20"/>
+          <w:highlight w:val="white"/>
+          <w:lang w:val="en-US"/>
+        </w:rPr>
+        <w:t>0</w:t>
+      </w:r>
+      <w:r>
+        <w:rPr>
+          <w:rFonts w:ascii="Courier New" w:hAnsi="Courier New" w:cs="Courier New"/>
+          <w:b/>
+          <w:bCs/>
+          <w:color w:val="000080"/>
+          <w:kern w:val="0"/>
+          <w:sz w:val="20"/>
+          <w:szCs w:val="20"/>
+          <w:highlight w:val="white"/>
+          <w:lang w:val="en-US"/>
+        </w:rPr>
+        <w:t>;</w:t>
+      </w:r>
+    </w:p>
+    <w:p>
+      <w:pPr>
+        <w:autoSpaceDE w:val="0"/>
+        <w:autoSpaceDN w:val="0"/>
+        <w:adjustRightInd w:val="0"/>
+        <w:spacing w:after="0" w:line="240" w:lineRule="auto"/>
+        <w:rPr>
+          <w:rFonts w:ascii="Courier New" w:hAnsi="Courier New" w:cs="Courier New"/>
+          <w:color w:val="000000"/>
+          <w:kern w:val="0"/>
+          <w:sz w:val="20"/>
+          <w:szCs w:val="20"/>
+          <w:highlight w:val="white"/>
+          <w:lang w:val="en-US"/>
+        </w:rPr>
+      </w:pPr>
+      <w:r>
+        <w:rPr>
+          <w:rFonts w:ascii="Courier New" w:hAnsi="Courier New" w:cs="Courier New"/>
+          <w:color w:val="000000"/>
+          <w:kern w:val="0"/>
+          <w:sz w:val="20"/>
+          <w:szCs w:val="20"/>
+          <w:highlight w:val="white"/>
+          <w:lang w:val="en-US"/>
+        </w:rPr>
+        <w:t xml:space="preserve">            </w:t>
+      </w:r>
+      <w:r>
+        <w:rPr>
+          <w:rFonts w:ascii="Courier New" w:hAnsi="Courier New" w:cs="Courier New"/>
+          <w:b/>
+          <w:bCs/>
+          <w:color w:val="000080"/>
+          <w:kern w:val="0"/>
+          <w:sz w:val="20"/>
+          <w:szCs w:val="20"/>
+          <w:highlight w:val="white"/>
+          <w:lang w:val="en-US"/>
+        </w:rPr>
+        <w:t>}</w:t>
+      </w:r>
+    </w:p>
+    <w:p>
+      <w:pPr>
+        <w:autoSpaceDE w:val="0"/>
+        <w:autoSpaceDN w:val="0"/>
+        <w:adjustRightInd w:val="0"/>
+        <w:spacing w:after="0" w:line="240" w:lineRule="auto"/>
+        <w:rPr>
+          <w:rFonts w:ascii="Courier New" w:hAnsi="Courier New" w:cs="Courier New"/>
+          <w:color w:val="000000"/>
+          <w:kern w:val="0"/>
+          <w:sz w:val="20"/>
+          <w:szCs w:val="20"/>
+          <w:highlight w:val="white"/>
+          <w:lang w:val="en-US"/>
+        </w:rPr>
+      </w:pPr>
+      <w:r>
+        <w:rPr>
+          <w:rFonts w:ascii="Courier New" w:hAnsi="Courier New" w:cs="Courier New"/>
+          <w:color w:val="000000"/>
+          <w:kern w:val="0"/>
+          <w:sz w:val="20"/>
+          <w:szCs w:val="20"/>
+          <w:highlight w:val="white"/>
+          <w:lang w:val="en-US"/>
+        </w:rPr>
+        <w:t xml:space="preserve">        </w:t>
+      </w:r>
+      <w:r>
+        <w:rPr>
+          <w:rFonts w:ascii="Courier New" w:hAnsi="Courier New" w:cs="Courier New"/>
+          <w:b/>
+          <w:bCs/>
+          <w:color w:val="000080"/>
+          <w:kern w:val="0"/>
+          <w:sz w:val="20"/>
+          <w:szCs w:val="20"/>
+          <w:highlight w:val="white"/>
+          <w:lang w:val="en-US"/>
+        </w:rPr>
+        <w:t>}</w:t>
+      </w:r>
+    </w:p>
+    <w:p>
+      <w:pPr>
+        <w:autoSpaceDE w:val="0"/>
+        <w:autoSpaceDN w:val="0"/>
+        <w:adjustRightInd w:val="0"/>
+        <w:spacing w:after="0" w:line="240" w:lineRule="auto"/>
+        <w:rPr>
+          <w:rFonts w:ascii="Courier New" w:hAnsi="Courier New" w:cs="Courier New"/>
+          <w:color w:val="000000"/>
+          <w:kern w:val="0"/>
+          <w:sz w:val="20"/>
+          <w:szCs w:val="20"/>
+          <w:highlight w:val="white"/>
+          <w:lang w:val="en-US"/>
+        </w:rPr>
+      </w:pPr>
+      <w:r>
+        <w:rPr>
+          <w:rFonts w:ascii="Courier New" w:hAnsi="Courier New" w:cs="Courier New"/>
+          <w:color w:val="000000"/>
+          <w:kern w:val="0"/>
+          <w:sz w:val="20"/>
+          <w:szCs w:val="20"/>
+          <w:highlight w:val="white"/>
+          <w:lang w:val="en-US"/>
+        </w:rPr>
+        <w:t xml:space="preserve">    </w:t>
+      </w:r>
+      <w:r>
+        <w:rPr>
+          <w:rFonts w:ascii="Courier New" w:hAnsi="Courier New" w:cs="Courier New"/>
+          <w:b/>
+          <w:bCs/>
+          <w:color w:val="000080"/>
+          <w:kern w:val="0"/>
+          <w:sz w:val="20"/>
+          <w:szCs w:val="20"/>
+          <w:highlight w:val="white"/>
+          <w:lang w:val="en-US"/>
+        </w:rPr>
+        <w:t>}</w:t>
+      </w:r>
+    </w:p>
+    <w:p>
+      <w:pPr>
+        <w:autoSpaceDE w:val="0"/>
+        <w:autoSpaceDN w:val="0"/>
+        <w:adjustRightInd w:val="0"/>
+        <w:spacing w:after="0" w:line="240" w:lineRule="auto"/>
+        <w:rPr>
+          <w:rFonts w:ascii="Courier New" w:hAnsi="Courier New" w:cs="Courier New"/>
+          <w:color w:val="000000"/>
+          <w:kern w:val="0"/>
+          <w:sz w:val="20"/>
+          <w:szCs w:val="20"/>
+          <w:highlight w:val="white"/>
+          <w:lang w:val="en-US"/>
+        </w:rPr>
+      </w:pPr>
+    </w:p>
+    <w:p>
+      <w:pPr>
+        <w:autoSpaceDE w:val="0"/>
+        <w:autoSpaceDN w:val="0"/>
+        <w:adjustRightInd w:val="0"/>
+        <w:spacing w:after="0" w:line="240" w:lineRule="auto"/>
+        <w:rPr>
+          <w:rFonts w:ascii="Courier New" w:hAnsi="Courier New" w:cs="Courier New"/>
+          <w:color w:val="000000"/>
+          <w:kern w:val="0"/>
+          <w:sz w:val="20"/>
+          <w:szCs w:val="20"/>
+          <w:highlight w:val="white"/>
+          <w:lang w:val="en-US"/>
+        </w:rPr>
+      </w:pPr>
+      <w:r>
+        <w:rPr>
+          <w:rFonts w:ascii="Courier New" w:hAnsi="Courier New" w:cs="Courier New"/>
+          <w:color w:val="000000"/>
+          <w:kern w:val="0"/>
+          <w:sz w:val="20"/>
+          <w:szCs w:val="20"/>
+          <w:highlight w:val="white"/>
+          <w:lang w:val="en-US"/>
+        </w:rPr>
+        <w:t xml:space="preserve">    @Override</w:t>
+      </w:r>
+    </w:p>
+    <w:p>
+      <w:pPr>
+        <w:autoSpaceDE w:val="0"/>
+        <w:autoSpaceDN w:val="0"/>
+        <w:adjustRightInd w:val="0"/>
+        <w:spacing w:after="0" w:line="240" w:lineRule="auto"/>
+        <w:rPr>
+          <w:rFonts w:ascii="Courier New" w:hAnsi="Courier New" w:cs="Courier New"/>
+          <w:color w:val="000000"/>
+          <w:kern w:val="0"/>
+          <w:sz w:val="20"/>
+          <w:szCs w:val="20"/>
+          <w:highlight w:val="white"/>
+          <w:lang w:val="en-US"/>
+        </w:rPr>
+      </w:pPr>
+      <w:r>
+        <w:rPr>
+          <w:rFonts w:ascii="Courier New" w:hAnsi="Courier New" w:cs="Courier New"/>
+          <w:color w:val="000000"/>
+          <w:kern w:val="0"/>
+          <w:sz w:val="20"/>
+          <w:szCs w:val="20"/>
+          <w:highlight w:val="white"/>
+          <w:lang w:val="en-US"/>
+        </w:rPr>
+        <w:t xml:space="preserve">    </w:t>
+      </w:r>
+      <w:r>
+        <w:rPr>
+          <w:rFonts w:ascii="Courier New" w:hAnsi="Courier New" w:cs="Courier New"/>
+          <w:color w:val="8000FF"/>
+          <w:kern w:val="0"/>
+          <w:sz w:val="20"/>
+          <w:szCs w:val="20"/>
+          <w:highlight w:val="white"/>
+          <w:lang w:val="en-US"/>
+        </w:rPr>
+        <w:t>public</w:t>
+      </w:r>
+      <w:r>
+        <w:rPr>
+          <w:rFonts w:ascii="Courier New" w:hAnsi="Courier New" w:cs="Courier New"/>
+          <w:color w:val="000000"/>
+          <w:kern w:val="0"/>
+          <w:sz w:val="20"/>
+          <w:szCs w:val="20"/>
+          <w:highlight w:val="white"/>
+          <w:lang w:val="en-US"/>
+        </w:rPr>
+        <w:t xml:space="preserve"> </w:t>
+      </w:r>
+      <w:r>
+        <w:rPr>
+          <w:rFonts w:ascii="Courier New" w:hAnsi="Courier New" w:cs="Courier New"/>
+          <w:color w:val="8000FF"/>
+          <w:kern w:val="0"/>
+          <w:sz w:val="20"/>
+          <w:szCs w:val="20"/>
+          <w:highlight w:val="white"/>
+          <w:lang w:val="en-US"/>
+        </w:rPr>
+        <w:t>int</w:t>
+      </w:r>
+      <w:r>
+        <w:rPr>
+          <w:rFonts w:ascii="Courier New" w:hAnsi="Courier New" w:cs="Courier New"/>
+          <w:color w:val="000000"/>
+          <w:kern w:val="0"/>
+          <w:sz w:val="20"/>
+          <w:szCs w:val="20"/>
+          <w:highlight w:val="white"/>
+          <w:lang w:val="en-US"/>
+        </w:rPr>
+        <w:t xml:space="preserve"> </w:t>
+      </w:r>
+      <w:proofErr w:type="spellStart"/>
+      <w:proofErr w:type="gramStart"/>
+      <w:r>
+        <w:rPr>
+          <w:rFonts w:ascii="Courier New" w:hAnsi="Courier New" w:cs="Courier New"/>
+          <w:color w:val="000000"/>
+          <w:kern w:val="0"/>
+          <w:sz w:val="20"/>
+          <w:szCs w:val="20"/>
+          <w:highlight w:val="white"/>
+          <w:lang w:val="en-US"/>
+        </w:rPr>
+        <w:t>getTotalPoints</w:t>
+      </w:r>
+      <w:proofErr w:type="spellEnd"/>
+      <w:r>
+        <w:rPr>
+          <w:rFonts w:ascii="Courier New" w:hAnsi="Courier New" w:cs="Courier New"/>
+          <w:b/>
+          <w:bCs/>
+          <w:color w:val="000080"/>
+          <w:kern w:val="0"/>
+          <w:sz w:val="20"/>
+          <w:szCs w:val="20"/>
+          <w:highlight w:val="white"/>
+          <w:lang w:val="en-US"/>
+        </w:rPr>
+        <w:t>(</w:t>
+      </w:r>
+      <w:proofErr w:type="gramEnd"/>
+      <w:r>
+        <w:rPr>
+          <w:rFonts w:ascii="Courier New" w:hAnsi="Courier New" w:cs="Courier New"/>
+          <w:b/>
+          <w:bCs/>
+          <w:color w:val="000080"/>
+          <w:kern w:val="0"/>
+          <w:sz w:val="20"/>
+          <w:szCs w:val="20"/>
+          <w:highlight w:val="white"/>
+          <w:lang w:val="en-US"/>
+        </w:rPr>
+        <w:t>)</w:t>
+      </w:r>
+      <w:r>
+        <w:rPr>
+          <w:rFonts w:ascii="Courier New" w:hAnsi="Courier New" w:cs="Courier New"/>
+          <w:color w:val="000000"/>
+          <w:kern w:val="0"/>
+          <w:sz w:val="20"/>
+          <w:szCs w:val="20"/>
+          <w:highlight w:val="white"/>
+          <w:lang w:val="en-US"/>
+        </w:rPr>
+        <w:t xml:space="preserve"> </w:t>
+      </w:r>
+      <w:r>
+        <w:rPr>
+          <w:rFonts w:ascii="Courier New" w:hAnsi="Courier New" w:cs="Courier New"/>
+          <w:b/>
+          <w:bCs/>
+          <w:color w:val="000080"/>
+          <w:kern w:val="0"/>
+          <w:sz w:val="20"/>
+          <w:szCs w:val="20"/>
+          <w:highlight w:val="white"/>
+          <w:lang w:val="en-US"/>
+        </w:rPr>
+        <w:t>{</w:t>
+      </w:r>
+    </w:p>
+    <w:p>
+      <w:pPr>
+        <w:autoSpaceDE w:val="0"/>
+        <w:autoSpaceDN w:val="0"/>
+        <w:adjustRightInd w:val="0"/>
+        <w:spacing w:after="0" w:line="240" w:lineRule="auto"/>
+        <w:rPr>
+          <w:rFonts w:ascii="Courier New" w:hAnsi="Courier New" w:cs="Courier New"/>
+          <w:color w:val="000000"/>
+          <w:kern w:val="0"/>
+          <w:sz w:val="20"/>
+          <w:szCs w:val="20"/>
+          <w:highlight w:val="white"/>
+          <w:lang w:val="en-US"/>
+        </w:rPr>
+      </w:pPr>
+      <w:r>
+        <w:rPr>
+          <w:rFonts w:ascii="Courier New" w:hAnsi="Courier New" w:cs="Courier New"/>
+          <w:color w:val="000000"/>
+          <w:kern w:val="0"/>
+          <w:sz w:val="20"/>
+          <w:szCs w:val="20"/>
+          <w:highlight w:val="white"/>
+          <w:lang w:val="en-US"/>
+        </w:rPr>
+        <w:t xml:space="preserve">        </w:t>
+      </w:r>
+      <w:r>
+        <w:rPr>
+          <w:rFonts w:ascii="Courier New" w:hAnsi="Courier New" w:cs="Courier New"/>
+          <w:b/>
+          <w:bCs/>
+          <w:color w:val="0000FF"/>
+          <w:kern w:val="0"/>
+          <w:sz w:val="20"/>
+          <w:szCs w:val="20"/>
+          <w:highlight w:val="white"/>
+          <w:lang w:val="en-US"/>
+        </w:rPr>
+        <w:t>return</w:t>
+      </w:r>
+      <w:r>
+        <w:rPr>
+          <w:rFonts w:ascii="Courier New" w:hAnsi="Courier New" w:cs="Courier New"/>
+          <w:color w:val="000000"/>
+          <w:kern w:val="0"/>
+          <w:sz w:val="20"/>
+          <w:szCs w:val="20"/>
+          <w:highlight w:val="white"/>
+          <w:lang w:val="en-US"/>
+        </w:rPr>
+        <w:t xml:space="preserve"> total</w:t>
+      </w:r>
+      <w:r>
+        <w:rPr>
+          <w:rFonts w:ascii="Courier New" w:hAnsi="Courier New" w:cs="Courier New"/>
+          <w:b/>
+          <w:bCs/>
+          <w:color w:val="000080"/>
+          <w:kern w:val="0"/>
+          <w:sz w:val="20"/>
+          <w:szCs w:val="20"/>
+          <w:highlight w:val="white"/>
+          <w:lang w:val="en-US"/>
+        </w:rPr>
+        <w:t>;</w:t>
+      </w:r>
+    </w:p>
+    <w:p>
+      <w:pPr>
+        <w:autoSpaceDE w:val="0"/>
+        <w:autoSpaceDN w:val="0"/>
+        <w:adjustRightInd w:val="0"/>
+        <w:spacing w:after="0" w:line="240" w:lineRule="auto"/>
+        <w:rPr>
+          <w:rFonts w:ascii="Courier New" w:hAnsi="Courier New" w:cs="Courier New"/>
+          <w:color w:val="000000"/>
+          <w:kern w:val="0"/>
+          <w:sz w:val="20"/>
+          <w:szCs w:val="20"/>
+          <w:highlight w:val="white"/>
+          <w:lang w:val="en-US"/>
+        </w:rPr>
+      </w:pPr>
+      <w:r>
+        <w:rPr>
+          <w:rFonts w:ascii="Courier New" w:hAnsi="Courier New" w:cs="Courier New"/>
+          <w:color w:val="000000"/>
+          <w:kern w:val="0"/>
+          <w:sz w:val="20"/>
+          <w:szCs w:val="20"/>
+          <w:highlight w:val="white"/>
+          <w:lang w:val="en-US"/>
+        </w:rPr>
+        <w:t xml:space="preserve">    </w:t>
+      </w:r>
+      <w:r>
+        <w:rPr>
+          <w:rFonts w:ascii="Courier New" w:hAnsi="Courier New" w:cs="Courier New"/>
+          <w:b/>
+          <w:bCs/>
+          <w:color w:val="000080"/>
+          <w:kern w:val="0"/>
+          <w:sz w:val="20"/>
+          <w:szCs w:val="20"/>
+          <w:highlight w:val="white"/>
+          <w:lang w:val="en-US"/>
+        </w:rPr>
+        <w:t>}</w:t>
+      </w:r>
+    </w:p>
+    <w:p>
+      <w:pPr>
+        <w:autoSpaceDE w:val="0"/>
+        <w:autoSpaceDN w:val="0"/>
+        <w:adjustRightInd w:val="0"/>
+        <w:spacing w:after="0" w:line="240" w:lineRule="auto"/>
+        <w:rPr>
+          <w:rFonts w:ascii="Courier New" w:hAnsi="Courier New" w:cs="Courier New"/>
+          <w:color w:val="000000"/>
+          <w:kern w:val="0"/>
+          <w:sz w:val="20"/>
+          <w:szCs w:val="20"/>
+          <w:highlight w:val="white"/>
+          <w:lang w:val="en-US"/>
+        </w:rPr>
+      </w:pPr>
+    </w:p>
+    <w:p>
+      <w:pPr>
+        <w:autoSpaceDE w:val="0"/>
+        <w:autoSpaceDN w:val="0"/>
+        <w:adjustRightInd w:val="0"/>
+        <w:spacing w:after="0" w:line="240" w:lineRule="auto"/>
+        <w:rPr>
+          <w:rFonts w:ascii="Courier New" w:hAnsi="Courier New" w:cs="Courier New"/>
+          <w:color w:val="000000"/>
+          <w:kern w:val="0"/>
+          <w:sz w:val="20"/>
+          <w:szCs w:val="20"/>
+          <w:highlight w:val="white"/>
+          <w:lang w:val="en-US"/>
+        </w:rPr>
+      </w:pPr>
+      <w:r>
+        <w:rPr>
+          <w:rFonts w:ascii="Courier New" w:hAnsi="Courier New" w:cs="Courier New"/>
+          <w:color w:val="000000"/>
+          <w:kern w:val="0"/>
+          <w:sz w:val="20"/>
+          <w:szCs w:val="20"/>
+          <w:highlight w:val="white"/>
+          <w:lang w:val="en-US"/>
+        </w:rPr>
+        <w:t xml:space="preserve">    @Override</w:t>
+      </w:r>
+    </w:p>
+    <w:p>
+      <w:pPr>
+        <w:autoSpaceDE w:val="0"/>
+        <w:autoSpaceDN w:val="0"/>
+        <w:adjustRightInd w:val="0"/>
+        <w:spacing w:after="0" w:line="240" w:lineRule="auto"/>
+        <w:rPr>
+          <w:rFonts w:ascii="Courier New" w:hAnsi="Courier New" w:cs="Courier New"/>
+          <w:color w:val="000000"/>
+          <w:kern w:val="0"/>
+          <w:sz w:val="20"/>
+          <w:szCs w:val="20"/>
+          <w:highlight w:val="white"/>
+          <w:lang w:val="en-US"/>
+        </w:rPr>
+      </w:pPr>
+      <w:r>
+        <w:rPr>
+          <w:rFonts w:ascii="Courier New" w:hAnsi="Courier New" w:cs="Courier New"/>
+          <w:color w:val="000000"/>
+          <w:kern w:val="0"/>
+          <w:sz w:val="20"/>
+          <w:szCs w:val="20"/>
+          <w:highlight w:val="white"/>
+          <w:lang w:val="en-US"/>
+        </w:rPr>
+        <w:t xml:space="preserve">    </w:t>
+      </w:r>
+      <w:r>
+        <w:rPr>
+          <w:rFonts w:ascii="Courier New" w:hAnsi="Courier New" w:cs="Courier New"/>
+          <w:color w:val="8000FF"/>
+          <w:kern w:val="0"/>
+          <w:sz w:val="20"/>
+          <w:szCs w:val="20"/>
+          <w:highlight w:val="white"/>
+          <w:lang w:val="en-US"/>
+        </w:rPr>
+        <w:t>public</w:t>
+      </w:r>
+      <w:r>
+        <w:rPr>
+          <w:rFonts w:ascii="Courier New" w:hAnsi="Courier New" w:cs="Courier New"/>
+          <w:color w:val="000000"/>
+          <w:kern w:val="0"/>
+          <w:sz w:val="20"/>
+          <w:szCs w:val="20"/>
+          <w:highlight w:val="white"/>
+          <w:lang w:val="en-US"/>
+        </w:rPr>
+        <w:t xml:space="preserve"> </w:t>
+      </w:r>
+      <w:r>
+        <w:rPr>
+          <w:rFonts w:ascii="Courier New" w:hAnsi="Courier New" w:cs="Courier New"/>
+          <w:color w:val="8000FF"/>
+          <w:kern w:val="0"/>
+          <w:sz w:val="20"/>
+          <w:szCs w:val="20"/>
+          <w:highlight w:val="white"/>
+          <w:lang w:val="en-US"/>
+        </w:rPr>
+        <w:t>int</w:t>
+      </w:r>
+      <w:r>
+        <w:rPr>
+          <w:rFonts w:ascii="Courier New" w:hAnsi="Courier New" w:cs="Courier New"/>
+          <w:color w:val="000000"/>
+          <w:kern w:val="0"/>
+          <w:sz w:val="20"/>
+          <w:szCs w:val="20"/>
+          <w:highlight w:val="white"/>
+          <w:lang w:val="en-US"/>
+        </w:rPr>
+        <w:t xml:space="preserve"> </w:t>
+      </w:r>
+      <w:proofErr w:type="spellStart"/>
+      <w:proofErr w:type="gramStart"/>
+      <w:r>
+        <w:rPr>
+          <w:rFonts w:ascii="Courier New" w:hAnsi="Courier New" w:cs="Courier New"/>
+          <w:color w:val="000000"/>
+          <w:kern w:val="0"/>
+          <w:sz w:val="20"/>
+          <w:szCs w:val="20"/>
+          <w:highlight w:val="white"/>
+          <w:lang w:val="en-US"/>
+        </w:rPr>
+        <w:t>getHitPoints</w:t>
+      </w:r>
+      <w:proofErr w:type="spellEnd"/>
+      <w:r>
+        <w:rPr>
+          <w:rFonts w:ascii="Courier New" w:hAnsi="Courier New" w:cs="Courier New"/>
+          <w:b/>
+          <w:bCs/>
+          <w:color w:val="000080"/>
+          <w:kern w:val="0"/>
+          <w:sz w:val="20"/>
+          <w:szCs w:val="20"/>
+          <w:highlight w:val="white"/>
+          <w:lang w:val="en-US"/>
+        </w:rPr>
+        <w:t>(</w:t>
+      </w:r>
+      <w:proofErr w:type="gramEnd"/>
+      <w:r>
+        <w:rPr>
+          <w:rFonts w:ascii="Courier New" w:hAnsi="Courier New" w:cs="Courier New"/>
+          <w:b/>
+          <w:bCs/>
+          <w:color w:val="000080"/>
+          <w:kern w:val="0"/>
+          <w:sz w:val="20"/>
+          <w:szCs w:val="20"/>
+          <w:highlight w:val="white"/>
+          <w:lang w:val="en-US"/>
+        </w:rPr>
+        <w:t>)</w:t>
+      </w:r>
+      <w:r>
+        <w:rPr>
+          <w:rFonts w:ascii="Courier New" w:hAnsi="Courier New" w:cs="Courier New"/>
+          <w:color w:val="000000"/>
+          <w:kern w:val="0"/>
+          <w:sz w:val="20"/>
+          <w:szCs w:val="20"/>
+          <w:highlight w:val="white"/>
+          <w:lang w:val="en-US"/>
+        </w:rPr>
+        <w:t xml:space="preserve"> </w:t>
+      </w:r>
+      <w:r>
+        <w:rPr>
+          <w:rFonts w:ascii="Courier New" w:hAnsi="Courier New" w:cs="Courier New"/>
+          <w:b/>
+          <w:bCs/>
+          <w:color w:val="000080"/>
+          <w:kern w:val="0"/>
+          <w:sz w:val="20"/>
+          <w:szCs w:val="20"/>
+          <w:highlight w:val="white"/>
+          <w:lang w:val="en-US"/>
+        </w:rPr>
+        <w:t>{</w:t>
+      </w:r>
+    </w:p>
+    <w:p>
+      <w:pPr>
+        <w:autoSpaceDE w:val="0"/>
+        <w:autoSpaceDN w:val="0"/>
+        <w:adjustRightInd w:val="0"/>
+        <w:spacing w:after="0" w:line="240" w:lineRule="auto"/>
+        <w:rPr>
+          <w:rFonts w:ascii="Courier New" w:hAnsi="Courier New" w:cs="Courier New"/>
+          <w:color w:val="000000"/>
+          <w:kern w:val="0"/>
+          <w:sz w:val="20"/>
+          <w:szCs w:val="20"/>
+          <w:highlight w:val="white"/>
+        </w:rPr>
+      </w:pPr>
+      <w:r>
+        <w:rPr>
+          <w:rFonts w:ascii="Courier New" w:hAnsi="Courier New" w:cs="Courier New"/>
+          <w:color w:val="000000"/>
+          <w:kern w:val="0"/>
+          <w:sz w:val="20"/>
+          <w:szCs w:val="20"/>
+          <w:highlight w:val="white"/>
+          <w:lang w:val="en-US"/>
+        </w:rPr>
+        <w:t xml:space="preserve">        </w:t>
+      </w:r>
+      <w:r>
+        <w:rPr>
+          <w:rFonts w:ascii="Courier New" w:hAnsi="Courier New" w:cs="Courier New"/>
+          <w:b/>
+          <w:bCs/>
+          <w:color w:val="0000FF"/>
+          <w:kern w:val="0"/>
+          <w:sz w:val="20"/>
+          <w:szCs w:val="20"/>
+          <w:highlight w:val="white"/>
+          <w:lang w:val="en-US"/>
+        </w:rPr>
+        <w:t>return</w:t>
+      </w:r>
+      <w:r>
+        <w:rPr>
+          <w:rFonts w:ascii="Courier New" w:hAnsi="Courier New" w:cs="Courier New"/>
+          <w:color w:val="000000"/>
+          <w:kern w:val="0"/>
+          <w:sz w:val="20"/>
+          <w:szCs w:val="20"/>
+          <w:highlight w:val="white"/>
+        </w:rPr>
+        <w:t xml:space="preserve"> </w:t>
+      </w:r>
+      <w:r>
+        <w:rPr>
+          <w:rFonts w:ascii="Courier New" w:hAnsi="Courier New" w:cs="Courier New"/>
+          <w:color w:val="000000"/>
+          <w:kern w:val="0"/>
+          <w:sz w:val="20"/>
+          <w:szCs w:val="20"/>
+          <w:highlight w:val="white"/>
+          <w:lang w:val="en-US"/>
+        </w:rPr>
+        <w:t>hits</w:t>
+      </w:r>
+      <w:r>
+        <w:rPr>
+          <w:rFonts w:ascii="Courier New" w:hAnsi="Courier New" w:cs="Courier New"/>
+          <w:b/>
+          <w:bCs/>
+          <w:color w:val="000080"/>
+          <w:kern w:val="0"/>
+          <w:sz w:val="20"/>
+          <w:szCs w:val="20"/>
+          <w:highlight w:val="white"/>
+        </w:rPr>
+        <w:t>;</w:t>
+      </w:r>
+    </w:p>
+    <w:p>
+      <w:pPr>
+        <w:autoSpaceDE w:val="0"/>
+        <w:autoSpaceDN w:val="0"/>
+        <w:adjustRightInd w:val="0"/>
+        <w:spacing w:after="0" w:line="240" w:lineRule="auto"/>
+        <w:rPr>
+          <w:rFonts w:ascii="Courier New" w:hAnsi="Courier New" w:cs="Courier New"/>
+          <w:color w:val="000000"/>
+          <w:kern w:val="0"/>
+          <w:sz w:val="20"/>
+          <w:szCs w:val="20"/>
+          <w:highlight w:val="white"/>
+        </w:rPr>
+      </w:pPr>
+      <w:r>
+        <w:rPr>
+          <w:rFonts w:ascii="Courier New" w:hAnsi="Courier New" w:cs="Courier New"/>
+          <w:color w:val="000000"/>
+          <w:kern w:val="0"/>
+          <w:sz w:val="20"/>
+          <w:szCs w:val="20"/>
+          <w:highlight w:val="white"/>
+        </w:rPr>
+        <w:t xml:space="preserve">    </w:t>
+      </w:r>
+      <w:r>
+        <w:rPr>
+          <w:rFonts w:ascii="Courier New" w:hAnsi="Courier New" w:cs="Courier New"/>
+          <w:b/>
+          <w:bCs/>
+          <w:color w:val="000080"/>
+          <w:kern w:val="0"/>
+          <w:sz w:val="20"/>
+          <w:szCs w:val="20"/>
+          <w:highlight w:val="white"/>
+        </w:rPr>
+        <w:t>}</w:t>
+      </w:r>
+    </w:p>
+    <w:p>
+      <w:pPr>
+        <w:rPr>
+          <w:rFonts w:ascii="Courier New" w:hAnsi="Courier New" w:cs="Courier New"/>
+          <w:b/>
+          <w:bCs/>
+          <w:color w:val="000080"/>
+          <w:kern w:val="0"/>
+          <w:sz w:val="20"/>
+          <w:szCs w:val="20"/>
+        </w:rPr>
+      </w:pPr>
+      <w:r>
+        <w:rPr>
+          <w:rFonts w:ascii="Courier New" w:hAnsi="Courier New" w:cs="Courier New"/>
+          <w:b/>
+          <w:bCs/>
+          <w:color w:val="000080"/>
+          <w:kern w:val="0"/>
+          <w:sz w:val="20"/>
+          <w:szCs w:val="20"/>
+          <w:highlight w:val="white"/>
+        </w:rPr>
+        <w:t>}</w:t>
+      </w:r>
+    </w:p>
+    <w:p>
+      <w:pPr>
+        <w:rPr>
+          <w:rFonts w:ascii="Courier New" w:hAnsi="Courier New" w:cs="Courier New"/>
+          <w:b/>
+          <w:bCs/>
+          <w:color w:val="000080"/>
+          <w:kern w:val="0"/>
+          <w:sz w:val="20"/>
+          <w:szCs w:val="20"/>
+        </w:rPr>
+      </w:pPr>
+    </w:p>
+    <w:p/>
+    <w:p>
+      <w:pPr>
+        <w:pStyle w:val="Heading2"/>
+      </w:pPr>
+      <w:bookmarkStart w:id="11" w:name="_Toc232291609"/>
+      <w:r>
+        <w:t xml:space="preserve">Мониторинг с помощью </w:t>
+      </w:r>
+      <w:proofErr w:type="spellStart"/>
+      <w:r>
+        <w:rPr>
+          <w:lang w:val="en-US"/>
+        </w:rPr>
+        <w:t>JConsole</w:t>
+      </w:r>
+      <w:bookmarkEnd w:id="11"/>
+      <w:proofErr w:type="spellEnd"/>
+    </w:p>
+    <w:p>
+      <w:r>
+        <w:t>Сначала поднял бэкенд лабораторной работы. Потом запустил JConsole и подключился к процессу сервера. В дереве появился отдельный раздел с моими бинами.</w:t>
+      </w:r>
+    </w:p>
+    <w:p>
+      <w:pPr>
+        <w:rPr>
+          <w:b/>
+          <w:bCs/>
+        </w:rPr>
+      </w:pPr>
+      <w:r>
+        <w:rPr>
+          <w:bCs/>
+        </w:rPr>
+        <w:t>У первого бина посмотрел</w:t>
+      </w:r>
+      <w:r>
+        <w:rPr>
+          <w:bCs/>
+        </w:rPr>
+        <w:t>,</w:t>
+      </w:r>
+      <w:r>
+        <w:rPr>
+          <w:bCs/>
+        </w:rPr>
+        <w:t xml:space="preserve"> сколько точек попало в область и сколько всего было поставлено. У второго средний интервал между кликами в миллисекундах. </w:t>
+      </w:r>
+    </w:p>
+    <w:p>
+      <w:r>
+        <w:rPr>
+          <w:noProof/>
+        </w:rPr>
         <w:drawing>
           <wp:inline distT="0" distB="0" distL="0" distR="0" wp14:anchorId="3EB85D91" wp14:editId="7B5BBF5C">
             <wp:extent cx="5940425" cy="1782445"/>
             <wp:effectExtent l="0" t="0" r="3175" b="8255"/>
             <wp:docPr id="1" name="Picture 1"/>
+            <wp:cNvGraphicFramePr>
+              <a:graphicFrameLocks xmlns:a="http://schemas.openxmlformats.org/drawingml/2006/main" noChangeAspect="1"/>
+            </wp:cNvGraphicFramePr>
+            <a:graphic xmlns:a="http://schemas.openxmlformats.org/drawingml/2006/main">
+              <a:graphicData uri="http://schemas.openxmlformats.org/drawingml/2006/picture">
+                <pic:pic xmlns:pic="http://schemas.openxmlformats.org/drawingml/2006/picture">
+                  <pic:nvPicPr>
+                    <pic:cNvPr id="1" name=""/>
+                    <pic:cNvPicPr/>
+                  </pic:nvPicPr>
+                  <pic:blipFill>
+                    <a:blip r:embed="rId8"/>
+                    <a:stretch>
+                      <a:fillRect/>
+                    </a:stretch>
+                  </pic:blipFill>
+                  <pic:spPr>
+                    <a:xfrm>
+                      <a:off x="0" y="0"/>
+                      <a:ext cx="5940425" cy="1782445"/>
+                    </a:xfrm>
+                    <a:prstGeom prst="rect">
+                      <a:avLst/>
+                    </a:prstGeom>
+                  </pic:spPr>
+                </pic:pic>
+              </a:graphicData>
+            </a:graphic>
+          </wp:inline>
+        </w:drawing>
+      </w:r>
+    </w:p>
+    <w:p>
+      <w:pPr>
+        <w:jc w:val="center"/>
+      </w:pPr>
+      <w:r>
+        <w:rPr>
+          <w:i/>
+        </w:rPr>
+        <w:t>Рисунок 1 – Атрибуты MBean-компонентов HitsCounter и ClickInterval</w:t>
+      </w:r>
+    </w:p>
+    <w:p/>
+    <w:p>
+      <w:r>
+        <w:rPr>
+          <w:noProof/>
+        </w:rPr>
+        <w:lastRenderedPageBreak/>
+        <w:drawing>
+          <wp:inline distT="0" distB="0" distL="0" distR="0" wp14:anchorId="4D45F603" wp14:editId="70A74BFF">
+            <wp:extent cx="5940425" cy="2811145"/>
+            <wp:effectExtent l="0" t="0" r="3175" b="8255"/>
+            <wp:docPr id="3" name="Picture 3"/>
+            <wp:cNvGraphicFramePr>
+              <a:graphicFrameLocks xmlns:a="http://schemas.openxmlformats.org/drawingml/2006/main" noChangeAspect="1"/>
+            </wp:cNvGraphicFramePr>
+            <a:graphic xmlns:a="http://schemas.openxmlformats.org/drawingml/2006/main">
+              <a:graphicData uri="http://schemas.openxmlformats.org/drawingml/2006/picture">
+                <pic:pic xmlns:pic="http://schemas.openxmlformats.org/drawingml/2006/picture">
+                  <pic:nvPicPr>
+                    <pic:cNvPr id="1" name=""/>
+                    <pic:cNvPicPr/>
+                  </pic:nvPicPr>
+                  <pic:blipFill>
+                    <a:blip r:embed="rId9"/>
+                    <a:stretch>
+                      <a:fillRect/>
+                    </a:stretch>
+                  </pic:blipFill>
+                  <pic:spPr>
+                    <a:xfrm>
+                      <a:off x="0" y="0"/>
+                      <a:ext cx="5940425" cy="2811145"/>
+                    </a:xfrm>
+                    <a:prstGeom prst="rect">
+                      <a:avLst/>
+                    </a:prstGeom>
+                  </pic:spPr>
+                </pic:pic>
+              </a:graphicData>
+            </a:graphic>
+          </wp:inline>
+        </w:drawing>
+      </w:r>
+    </w:p>
+    <w:p>
+      <w:pPr>
+        <w:jc w:val="center"/>
+      </w:pPr>
+      <w:r>
+        <w:rPr>
+          <w:i/>
+        </w:rPr>
+        <w:t>Рисунок 2 – Подробная информация об атрибуте AverageInterval</w:t>
+      </w:r>
+    </w:p>
+    <w:p>
+      <w:r>
+        <w:t>Дальше подписался на уведомления от первого бина и вернулся в приложение, чтобы пару раз промахнуться подряд. Сразу пришли два уведомления о том, что пользователь промахнулся два раза подряд.</w:t>
+      </w:r>
+    </w:p>
+    <w:p>
+      <w:r>
+        <w:rPr>
+          <w:noProof/>
+        </w:rPr>
+        <w:drawing>
+          <wp:inline distT="0" distB="0" distL="0" distR="0" wp14:anchorId="57FCC43E" wp14:editId="710DDBCF">
+            <wp:extent cx="5940425" cy="843280"/>
+            <wp:effectExtent l="0" t="0" r="3175" b="0"/>
+            <wp:docPr id="6" name="Picture 6"/>
             <wp:cNvGraphicFramePr>
               <a:graphicFrameLocks xmlns:a="http://schemas.openxmlformats.org/drawingml/2006/main" noChangeAspect="1"/>
             </wp:cNvGraphicFramePr>
@@ -2898,7 +8363,7 @@
                   <pic:spPr>
                     <a:xfrm>
                       <a:off x="0" y="0"/>
-                      <a:ext cx="5940425" cy="1782445"/>
+                      <a:ext cx="5940425" cy="843280"/>
                     </a:xfrm>
                     <a:prstGeom prst="rect">
                       <a:avLst/>
@@ -2911,14 +8376,49 @@
         </w:drawing>
       </w:r>
     </w:p>
+    <w:p>
+      <w:pPr>
+        <w:jc w:val="center"/>
+      </w:pPr>
+      <w:r>
+        <w:rPr>
+          <w:i/>
+        </w:rPr>
+        <w:t>Рисунок 3 – Уведомления TwoMissesInARow</w:t>
+      </w:r>
+    </w:p>
+    <w:p>
+      <w:pPr>
+        <w:rPr>
+          <w:b/>
+          <w:bCs/>
+        </w:rPr>
+      </w:pPr>
+      <w:r>
+        <w:rPr>
+          <w:bCs/>
+        </w:rPr>
+        <w:t>П</w:t>
+      </w:r>
+      <w:r>
+        <w:rPr>
+          <w:bCs/>
+        </w:rPr>
+        <w:t>осмотрел вкладку с графиком количества загруженных классов. На момент проверки было загружено чуть больше 22 тысяч классов, а выгрузилось всего около десятка. По графику видно, что почти все классы подгружаются сразу при старте сервера, а потом их число почти не меняется.</w:t>
+      </w:r>
+    </w:p>
     <w:p/>
     <w:p>
       <w:r>
+        <w:rPr>
+          <w:noProof/>
+        </w:rPr>
+        <w:lastRenderedPageBreak/>
         <w:drawing>
-          <wp:inline distT="0" distB="0" distL="0" distR="0" wp14:anchorId="4D45F603" wp14:editId="70A74BFF">
-            <wp:extent cx="5940425" cy="2811145"/>
-            <wp:effectExtent l="0" t="0" r="3175" b="8255"/>
-            <wp:docPr id="3" name="Picture 3"/>
+          <wp:inline distT="0" distB="0" distL="0" distR="0" wp14:anchorId="7DDA91AB" wp14:editId="49C8852C">
+            <wp:extent cx="5940425" cy="4413885"/>
+            <wp:effectExtent l="0" t="0" r="3175" b="5715"/>
+            <wp:docPr id="4" name="Picture 4"/>
             <wp:cNvGraphicFramePr>
               <a:graphicFrameLocks xmlns:a="http://schemas.openxmlformats.org/drawingml/2006/main" noChangeAspect="1"/>
             </wp:cNvGraphicFramePr>
@@ -2938,7 +8438,7 @@
                   <pic:spPr>
                     <a:xfrm>
                       <a:off x="0" y="0"/>
-                      <a:ext cx="5940425" cy="2811145"/>
+                      <a:ext cx="5940425" cy="4413885"/>
                     </a:xfrm>
                     <a:prstGeom prst="rect">
                       <a:avLst/>
@@ -2953,18 +8453,73 @@
     </w:p>
     <w:p>
       <w:pPr>
-        <w:rPr>
-          <w:lang w:val="en-US"/>
-        </w:rPr>
-      </w:pPr>
-    </w:p>
-    <w:p>
-      <w:r>
+        <w:jc w:val="center"/>
+      </w:pPr>
+      <w:r>
+        <w:rPr>
+          <w:i/>
+        </w:rPr>
+        <w:t>Рисунок 4 – График числа загруженных классов JVM</w:t>
+      </w:r>
+    </w:p>
+    <w:p/>
+    <w:p>
+      <w:r>
+        <w:t>В итоге через эту утилиту получилось без проблем подключиться к работающему приложению, найти свои бины, посмотреть и обновить их значения по живым запросам, поймать уведомления о промахах и оценить, как ведёт себя сервер по числу загруженных классов.</w:t>
+      </w:r>
+    </w:p>
+    <w:p>
+      <w:pPr>
+        <w:pStyle w:val="Heading2"/>
+      </w:pPr>
+      <w:bookmarkStart w:id="12" w:name="_Toc232291610"/>
+      <w:r>
+        <w:t>Мониторинг и профилирование с помощью VisualVM</w:t>
+      </w:r>
+      <w:bookmarkEnd w:id="12"/>
+    </w:p>
+    <w:p>
+      <w:r>
+        <w:t>Подключился к тому же серверу, но уже другой утилитой</w:t>
+      </w:r>
+      <w:r>
+        <w:t>.</w:t>
+      </w:r>
+      <w:r>
+        <w:t xml:space="preserve"> </w:t>
+      </w:r>
+      <w:r>
+        <w:t>О</w:t>
+      </w:r>
+      <w:r>
+        <w:t>на кроме значений бинов умеет ещё строить по ним графики во времени, а также показывать, куда уходит память приложения.</w:t>
+      </w:r>
+    </w:p>
+    <w:p>
+      <w:pPr>
+        <w:rPr>
+          <w:b/>
+          <w:bCs/>
+        </w:rPr>
+      </w:pPr>
+      <w:r>
+        <w:rPr>
+          <w:bCs/>
+        </w:rPr>
+        <w:t>Нашёл те же два бина, включил для их значений построение графиков и пошёл кликать по координатной плоскости. На графиках сразу видна разница: общий счётчик точек растёт с каждым кликом, а счётчик попаданий увеличивается только тогда, когда точка попадает в область.</w:t>
+      </w:r>
+    </w:p>
+    <w:p>
+      <w:r>
+        <w:rPr>
+          <w:noProof/>
+        </w:rPr>
+        <w:lastRenderedPageBreak/>
         <w:drawing>
-          <wp:inline distT="0" distB="0" distL="0" distR="0" wp14:anchorId="57FCC43E" wp14:editId="710DDBCF">
-            <wp:extent cx="5940425" cy="843280"/>
+          <wp:inline distT="0" distB="0" distL="0" distR="0" wp14:anchorId="00B21A34" wp14:editId="21619CB6">
+            <wp:extent cx="5940425" cy="4028440"/>
             <wp:effectExtent l="0" t="0" r="3175" b="0"/>
-            <wp:docPr id="6" name="Picture 6"/>
+            <wp:docPr id="2" name="Picture 2"/>
             <wp:cNvGraphicFramePr>
               <a:graphicFrameLocks xmlns:a="http://schemas.openxmlformats.org/drawingml/2006/main" noChangeAspect="1"/>
             </wp:cNvGraphicFramePr>
@@ -2984,7 +8539,7 @@
                   <pic:spPr>
                     <a:xfrm>
                       <a:off x="0" y="0"/>
-                      <a:ext cx="5940425" cy="843280"/>
+                      <a:ext cx="5940425" cy="4028440"/>
                     </a:xfrm>
                     <a:prstGeom prst="rect">
                       <a:avLst/>
@@ -2999,6 +8554,17 @@
     </w:p>
     <w:p>
       <w:pPr>
+        <w:jc w:val="center"/>
+      </w:pPr>
+      <w:r>
+        <w:rPr>
+          <w:i/>
+        </w:rPr>
+        <w:t>Рисунок 5 – Графики изменения атрибутов HitPoints и TotalPoints с течением времени</w:t>
+      </w:r>
+    </w:p>
+    <w:p>
+      <w:pPr>
         <w:rPr>
           <w:b/>
           <w:bCs/>
@@ -3006,38 +8572,41 @@
       </w:pPr>
       <w:r>
         <w:rPr>
+          <w:bCs/>
+        </w:rPr>
+        <w:t>Дальше запустил профилирование памяти. В списке классов, отсортированном по объёму занимаемой памяти, на первом месте с большим отрывом оказались массивы байтов</w:t>
+      </w:r>
+      <w:r>
+        <w:rPr>
+          <w:bCs/>
+        </w:rPr>
+        <w:t>, занимающие</w:t>
+      </w:r>
+      <w:r>
+        <w:rPr>
+          <w:bCs/>
+        </w:rPr>
+        <w:t xml:space="preserve"> почти четверть всей занятой памяти.</w:t>
+      </w:r>
+    </w:p>
+    <w:p>
+      <w:pPr>
+        <w:rPr>
           <w:b/>
           <w:bCs/>
         </w:rPr>
-        <w:t xml:space="preserve">Определил число загруженных </w:t>
-      </w:r>
+      </w:pPr>
       <w:r>
         <w:rPr>
           <w:b/>
           <w:bCs/>
-          <w:lang w:val="en-US"/>
-        </w:rPr>
-        <w:t>JVM</w:t>
-      </w:r>
-      <w:r>
-        <w:rPr>
-          <w:b/>
-          <w:bCs/>
-        </w:rPr>
-        <w:t xml:space="preserve"> классов:</w:t>
-      </w:r>
-    </w:p>
-    <w:p>
-      <w:pPr>
-        <w:pStyle w:val="Heading2"/>
-      </w:pPr>
-      <w:r>
-        <w:lastRenderedPageBreak/>
+          <w:noProof/>
+        </w:rPr>
         <w:drawing>
-          <wp:inline distT="0" distB="0" distL="0" distR="0" wp14:anchorId="7DDA91AB" wp14:editId="49C8852C">
-            <wp:extent cx="5940425" cy="4413885"/>
-            <wp:effectExtent l="0" t="0" r="3175" b="5715"/>
-            <wp:docPr id="4" name="Picture 4"/>
+          <wp:inline distT="0" distB="0" distL="0" distR="0" wp14:anchorId="6236E97A" wp14:editId="34BEF7E2">
+            <wp:extent cx="5940425" cy="2511425"/>
+            <wp:effectExtent l="0" t="0" r="3175" b="3175"/>
+            <wp:docPr id="8" name="Picture 8"/>
             <wp:cNvGraphicFramePr>
               <a:graphicFrameLocks xmlns:a="http://schemas.openxmlformats.org/drawingml/2006/main" noChangeAspect="1"/>
             </wp:cNvGraphicFramePr>
@@ -3057,7 +8626,7 @@
                   <pic:spPr>
                     <a:xfrm>
                       <a:off x="0" y="0"/>
-                      <a:ext cx="5940425" cy="4413885"/>
+                      <a:ext cx="5940425" cy="2511425"/>
                     </a:xfrm>
                     <a:prstGeom prst="rect">
                       <a:avLst/>
@@ -3070,80 +8639,18 @@
         </w:drawing>
       </w:r>
     </w:p>
+    <w:p>
+      <w:pPr>
+        <w:jc w:val="center"/>
+      </w:pPr>
+      <w:r>
+        <w:rPr>
+          <w:i/>
+        </w:rPr>
+        <w:t>Рисунок 6 – Гистограмма потребления памяти классами приложения</w:t>
+      </w:r>
+    </w:p>
     <w:p/>
-    <w:p>
-      <w:pPr>
-        <w:rPr>
-          <w:lang w:val="en-US"/>
-        </w:rPr>
-      </w:pPr>
-      <w:r>
-        <w:t xml:space="preserve">С помощью </w:t>
-      </w:r>
-      <w:r>
-        <w:rPr>
-          <w:lang w:val="en-US"/>
-        </w:rPr>
-        <w:t>JConsole</w:t>
-      </w:r>
-      <w:r>
-        <w:t xml:space="preserve"> </w:t>
-      </w:r>
-      <w:r>
-        <w:t xml:space="preserve">мне удалось подключиться к запущенному приложению и найти мои </w:t>
-      </w:r>
-      <w:r>
-        <w:rPr>
-          <w:lang w:val="en-US"/>
-        </w:rPr>
-        <w:t>MBean</w:t>
-      </w:r>
-      <w:r>
-        <w:t>-ы и наблюдать изменение их атрибутов при отправлении запросов. Также проверил получение уведомлений</w:t>
-      </w:r>
-      <w:r>
-        <w:t xml:space="preserve"> в </w:t>
-      </w:r>
-      <w:r>
-        <w:rPr>
-          <w:lang w:val="en-US"/>
-        </w:rPr>
-        <w:t>JConsole</w:t>
-      </w:r>
-      <w:r>
-        <w:t xml:space="preserve"> </w:t>
-      </w:r>
-      <w:r>
-        <w:t>от бина</w:t>
-      </w:r>
-      <w:r>
-        <w:t>, когда юзер дважды промахивается подряд.</w:t>
-      </w:r>
-      <w:r>
-        <w:t xml:space="preserve"> Также изучил график загруженных </w:t>
-      </w:r>
-      <w:r>
-        <w:rPr>
-          <w:lang w:val="en-US"/>
-        </w:rPr>
-        <w:t>JVM</w:t>
-      </w:r>
-      <w:r>
-        <w:t xml:space="preserve"> </w:t>
-      </w:r>
-      <w:r>
-        <w:t>классов, видно что их число резко растет при старте приложения и после практически не меняется. Мне удалось быстро проанализировать характеристики моего приложения и атрибуты бинов с помощью данной утилиты.</w:t>
-      </w:r>
-    </w:p>
-    <w:p>
-      <w:pPr>
-        <w:pStyle w:val="Heading2"/>
-      </w:pPr>
-      <w:bookmarkStart w:id="9" w:name="_Toc224129543"/>
-      <w:r>
-        <w:t>Мониторинг и профилирование с помощью VisualVM</w:t>
-      </w:r>
-    </w:p>
     <w:p>
       <w:pPr>
         <w:rPr>
@@ -3153,41 +8660,34 @@
       </w:pPr>
       <w:r>
         <w:rPr>
-          <w:b/>
           <w:bCs/>
         </w:rPr>
-        <w:t xml:space="preserve">График </w:t>
-      </w:r>
-      <w:r>
-        <w:rPr>
-          <w:b/>
+        <w:t>Чтобы понять, откуда берутся эти массивы байтов, сделал снимок памяти и отфильтровал в нём только свои классы. Там нашлись объекты сервисов приложения</w:t>
+      </w:r>
+      <w:r>
+        <w:rPr>
           <w:bCs/>
         </w:rPr>
-        <w:t xml:space="preserve">атрибутов </w:t>
-      </w:r>
-      <w:r>
-        <w:rPr>
-          <w:b/>
+        <w:t>. О</w:t>
+      </w:r>
+      <w:r>
+        <w:rPr>
           <w:bCs/>
         </w:rPr>
-        <w:tab/>
-      </w:r>
-      <w:r>
-        <w:rPr>
-          <w:b/>
-          <w:bCs/>
-        </w:rPr>
-        <w:t>с течением времени:</w:t>
-      </w:r>
-    </w:p>
-    <w:p>
-      <w:r>
-        <w:lastRenderedPageBreak/>
+        <w:t>сновной объём памяти уходит на массивы байтов и строки, а на собственные объекты приложения приходится совсем немного.</w:t>
+      </w:r>
+    </w:p>
+    <w:p/>
+    <w:p>
+      <w:r>
+        <w:rPr>
+          <w:noProof/>
+        </w:rPr>
         <w:drawing>
-          <wp:inline distT="0" distB="0" distL="0" distR="0" wp14:anchorId="00B21A34" wp14:editId="21619CB6">
-            <wp:extent cx="5940425" cy="4028440"/>
+          <wp:inline distT="0" distB="0" distL="0" distR="0" wp14:anchorId="0BC43EF5" wp14:editId="1695B083">
+            <wp:extent cx="5940425" cy="2212975"/>
             <wp:effectExtent l="0" t="0" r="3175" b="0"/>
-            <wp:docPr id="2" name="Picture 2"/>
+            <wp:docPr id="9" name="Picture 9"/>
             <wp:cNvGraphicFramePr>
               <a:graphicFrameLocks xmlns:a="http://schemas.openxmlformats.org/drawingml/2006/main" noChangeAspect="1"/>
             </wp:cNvGraphicFramePr>
@@ -3207,7 +8707,7 @@
                   <pic:spPr>
                     <a:xfrm>
                       <a:off x="0" y="0"/>
-                      <a:ext cx="5940425" cy="4028440"/>
+                      <a:ext cx="5940425" cy="2212975"/>
                     </a:xfrm>
                     <a:prstGeom prst="rect">
                       <a:avLst/>
@@ -3222,43 +8722,73 @@
     </w:p>
     <w:p>
       <w:pPr>
-        <w:rPr>
+        <w:jc w:val="center"/>
+        <w:rPr>
+          <w:i/>
+        </w:rPr>
+      </w:pPr>
+      <w:r>
+        <w:rPr>
+          <w:i/>
+        </w:rPr>
+        <w:t>Рисунок 7 – Снимок heap dump с объектами классов приложения</w:t>
+      </w:r>
+    </w:p>
+    <w:p>
+      <w:pPr>
+        <w:pStyle w:val="Heading2"/>
+      </w:pPr>
+      <w:bookmarkStart w:id="13" w:name="_Toc232291611"/>
+      <w:r>
+        <w:rPr>
+          <w:rFonts w:ascii="Times New Roman" w:hAnsi="Times New Roman"/>
           <w:b/>
-          <w:bCs/>
-        </w:rPr>
-      </w:pPr>
-      <w:r>
-        <w:rPr>
+          <w:i/>
+          <w:sz w:val="24"/>
+        </w:rPr>
+        <w:t xml:space="preserve">Поиск и устранение утечки памяти в </w:t>
+      </w:r>
+      <w:r>
+        <w:rPr>
+          <w:rFonts w:ascii="Times New Roman" w:hAnsi="Times New Roman"/>
           <w:b/>
-          <w:bCs/>
-        </w:rPr>
-        <w:t>Потребление памяти классами в приложении</w:t>
-      </w:r>
-      <w:r>
-        <w:rPr>
-          <w:b/>
-          <w:bCs/>
-        </w:rPr>
-        <w:t>:</w:t>
-      </w:r>
-    </w:p>
-    <w:p>
-      <w:pPr>
-        <w:rPr>
-          <w:b/>
-          <w:bCs/>
-        </w:rPr>
-      </w:pPr>
-      <w:r>
-        <w:rPr>
-          <w:b/>
-          <w:bCs/>
+          <w:i/>
+          <w:sz w:val="24"/>
+        </w:rPr>
+        <w:t>приложении</w:t>
+      </w:r>
+      <w:bookmarkEnd w:id="13"/>
+    </w:p>
+    <w:p>
+      <w:r>
+        <w:t xml:space="preserve">Запустил программу </w:t>
+      </w:r>
+      <w:r>
+        <w:t>и</w:t>
+      </w:r>
+      <w:r>
+        <w:t xml:space="preserve"> подключился к ней через VisualVM, как и в прошлый раз с бэкендом. </w:t>
+      </w:r>
+      <w:r>
+        <w:t xml:space="preserve">Подождал несколько минут. </w:t>
+      </w:r>
+      <w:r>
+        <w:t>Сначала посмотрел на вкладку с количеством загруженных классов и сразу заметил, что график здесь ведёт себя по-другому: число классов не выходит на плато после старта, а продолжает расти линейно всё время работы программы, без остановки.</w:t>
+      </w:r>
+    </w:p>
+    <w:p>
+      <w:pPr>
+        <w:jc w:val="center"/>
+      </w:pPr>
+      <w:r>
+        <w:rPr>
+          <w:noProof/>
         </w:rPr>
         <w:drawing>
-          <wp:inline distT="0" distB="0" distL="0" distR="0" wp14:anchorId="6236E97A" wp14:editId="34BEF7E2">
-            <wp:extent cx="5940425" cy="2511425"/>
-            <wp:effectExtent l="0" t="0" r="3175" b="3175"/>
-            <wp:docPr id="8" name="Picture 8"/>
+          <wp:inline distT="0" distB="0" distL="0" distR="0" wp14:anchorId="572B4635" wp14:editId="4BB1E6D2">
+            <wp:extent cx="5940425" cy="2722245"/>
+            <wp:effectExtent l="0" t="0" r="3175" b="1905"/>
+            <wp:docPr id="7" name="Picture 7"/>
             <wp:cNvGraphicFramePr>
               <a:graphicFrameLocks xmlns:a="http://schemas.openxmlformats.org/drawingml/2006/main" noChangeAspect="1"/>
             </wp:cNvGraphicFramePr>
@@ -3278,7 +8808,7 @@
                   <pic:spPr>
                     <a:xfrm>
                       <a:off x="0" y="0"/>
-                      <a:ext cx="5940425" cy="2511425"/>
+                      <a:ext cx="5940425" cy="2722245"/>
                     </a:xfrm>
                     <a:prstGeom prst="rect">
                       <a:avLst/>
@@ -3291,73 +8821,39 @@
         </w:drawing>
       </w:r>
     </w:p>
-    <w:p/>
-    <w:p>
-      <w:pPr>
-        <w:rPr>
-          <w:b/>
-          <w:bCs/>
-        </w:rPr>
-      </w:pPr>
-      <w:r>
-        <w:rPr>
-          <w:b/>
-          <w:bCs/>
-        </w:rPr>
-        <w:t xml:space="preserve">Анализ снимка </w:t>
-      </w:r>
-      <w:r>
-        <w:rPr>
-          <w:b/>
-          <w:bCs/>
-          <w:lang w:val="en-US"/>
-        </w:rPr>
-        <w:t>heap</w:t>
-      </w:r>
-      <w:r>
-        <w:rPr>
-          <w:b/>
-          <w:bCs/>
-        </w:rPr>
-        <w:t xml:space="preserve"> по</w:t>
-      </w:r>
-      <w:r>
-        <w:rPr>
-          <w:b/>
-          <w:bCs/>
-        </w:rPr>
-        <w:t xml:space="preserve"> памяти </w:t>
-      </w:r>
-      <w:r>
-        <w:rPr>
-          <w:b/>
-          <w:bCs/>
-        </w:rPr>
-        <w:t>потребляемой классами</w:t>
-      </w:r>
-      <w:r>
-        <w:rPr>
-          <w:b/>
-          <w:bCs/>
-        </w:rPr>
-        <w:t xml:space="preserve"> приложения</w:t>
-      </w:r>
-      <w:r>
-        <w:rPr>
-          <w:b/>
-          <w:bCs/>
-        </w:rPr>
-        <w:t>:</w:t>
-      </w:r>
-    </w:p>
-    <w:p>
-      <w:r>
+    <w:p>
+      <w:pPr>
+        <w:jc w:val="center"/>
+        <w:rPr>
+          <w:i/>
+        </w:rPr>
+      </w:pPr>
+      <w:r>
+        <w:rPr>
+          <w:i/>
+        </w:rPr>
+        <w:t>Рисунок 8 – График числа загруженных классов JVM</w:t>
+      </w:r>
+    </w:p>
+    <w:p>
+      <w:r>
+        <w:t>Дальше переключился на график потребления памяти и понаблюдал за ним подольше. Здесь видно, что размер кучи время от времени увеличивается скачками, и после очередного скачка обратно не уменьшается. При этом занятая память внутри каждого такого уровня колеблется как обычно, но сами уровни постепенно растут. Это уже похоже на утечку — программе с каждым разом требуется чуть больше памяти, чем раньше.</w:t>
+      </w:r>
+    </w:p>
+    <w:p>
+      <w:pPr>
+        <w:jc w:val="center"/>
+      </w:pPr>
+      <w:r>
+        <w:rPr>
+          <w:noProof/>
+        </w:rPr>
         <w:lastRenderedPageBreak/>
         <w:drawing>
-          <wp:inline distT="0" distB="0" distL="0" distR="0" wp14:anchorId="0BC43EF5" wp14:editId="1695B083">
-            <wp:extent cx="5940425" cy="2212975"/>
-            <wp:effectExtent l="0" t="0" r="3175" b="0"/>
-            <wp:docPr id="9" name="Picture 9"/>
+          <wp:inline distT="0" distB="0" distL="0" distR="0" wp14:anchorId="572B4635" wp14:editId="4BB1E6D2">
+            <wp:extent cx="5940425" cy="2722245"/>
+            <wp:effectExtent l="0" t="0" r="3175" b="1905"/>
+            <wp:docPr id="5" name="Picture 5"/>
             <wp:cNvGraphicFramePr>
               <a:graphicFrameLocks xmlns:a="http://schemas.openxmlformats.org/drawingml/2006/main" noChangeAspect="1"/>
             </wp:cNvGraphicFramePr>
@@ -3377,7 +8873,7 @@
                   <pic:spPr>
                     <a:xfrm>
                       <a:off x="0" y="0"/>
-                      <a:ext cx="5940425" cy="2212975"/>
+                      <a:ext cx="5940425" cy="2722245"/>
                     </a:xfrm>
                     <a:prstGeom prst="rect">
                       <a:avLst/>
@@ -3392,6 +8888,538 @@
     </w:p>
     <w:p>
       <w:pPr>
+        <w:jc w:val="center"/>
+        <w:rPr>
+          <w:i/>
+        </w:rPr>
+      </w:pPr>
+      <w:r>
+        <w:rPr>
+          <w:i/>
+        </w:rPr>
+        <w:t>Рисунок 9 – График потребления памяти приложением</w:t>
+      </w:r>
+    </w:p>
+    <w:p>
+      <w:r>
+        <w:t>Чтобы понять, из-за чего конкретно растёт память, сделал снимок кучи, подождал несколько минут работы программы, сделал второй снимок и сравнил их между собой через сравнение снимков в VisualVM.</w:t>
+      </w:r>
+    </w:p>
+    <w:p>
+      <w:pPr>
+        <w:jc w:val="center"/>
+      </w:pPr>
+      <w:r>
+        <w:rPr>
+          <w:noProof/>
+        </w:rPr>
+        <w:drawing>
+          <wp:inline distT="0" distB="0" distL="0" distR="0" wp14:anchorId="2AB91120" wp14:editId="0B1F785F">
+            <wp:extent cx="5940425" cy="3236595"/>
+            <wp:effectExtent l="0" t="0" r="3175" b="1905"/>
+            <wp:docPr id="15" name="Picture 15"/>
+            <wp:cNvGraphicFramePr>
+              <a:graphicFrameLocks xmlns:a="http://schemas.openxmlformats.org/drawingml/2006/main" noChangeAspect="1"/>
+            </wp:cNvGraphicFramePr>
+            <a:graphic xmlns:a="http://schemas.openxmlformats.org/drawingml/2006/main">
+              <a:graphicData uri="http://schemas.openxmlformats.org/drawingml/2006/picture">
+                <pic:pic xmlns:pic="http://schemas.openxmlformats.org/drawingml/2006/picture">
+                  <pic:nvPicPr>
+                    <pic:cNvPr id="1" name=""/>
+                    <pic:cNvPicPr/>
+                  </pic:nvPicPr>
+                  <pic:blipFill>
+                    <a:blip r:embed="rId17"/>
+                    <a:stretch>
+                      <a:fillRect/>
+                    </a:stretch>
+                  </pic:blipFill>
+                  <pic:spPr>
+                    <a:xfrm>
+                      <a:off x="0" y="0"/>
+                      <a:ext cx="5940425" cy="3236595"/>
+                    </a:xfrm>
+                    <a:prstGeom prst="rect">
+                      <a:avLst/>
+                    </a:prstGeom>
+                  </pic:spPr>
+                </pic:pic>
+              </a:graphicData>
+            </a:graphic>
+          </wp:inline>
+        </w:drawing>
+      </w:r>
+    </w:p>
+    <w:p>
+      <w:pPr>
+        <w:jc w:val="center"/>
+        <w:rPr>
+          <w:i/>
+        </w:rPr>
+      </w:pPr>
+      <w:r>
+        <w:rPr>
+          <w:i/>
+        </w:rPr>
+        <w:t>Рисунок 10 – Сравнение двух снимков памяти</w:t>
+      </w:r>
+    </w:p>
+    <w:p>
+      <w:r>
+        <w:t>В</w:t>
+      </w:r>
+      <w:r>
+        <w:t xml:space="preserve"> результате сравнения видно, как</w:t>
+      </w:r>
+      <w:r>
+        <w:t xml:space="preserve"> выросли строки и массивы байтов, причём количество новых строк за это время оказалось довольно большим, и рост не прекращается с каждым новым снимком.</w:t>
+      </w:r>
+      <w:r>
+        <w:t xml:space="preserve"> </w:t>
+      </w:r>
+      <w:proofErr w:type="spellStart"/>
+      <w:r>
+        <w:rPr>
+          <w:lang w:val="en-US"/>
+        </w:rPr>
+        <w:t>TreeMap</w:t>
+      </w:r>
+      <w:proofErr w:type="spellEnd"/>
+      <w:r>
+        <w:t xml:space="preserve"> находится на перволм месте, но я его не учитываю, так ка</w:t>
+      </w:r>
+      <w:r>
+        <w:t xml:space="preserve">к </w:t>
+      </w:r>
+      <w:r>
+        <w:t>при анализе было выявлено что он относится к самому профилированию.</w:t>
+      </w:r>
+      <w:r>
+        <w:t xml:space="preserve"> Открыл список объектов типа String и стал их просматривать</w:t>
+      </w:r>
+      <w:r>
+        <w:t>. О</w:t>
+      </w:r>
+      <w:r>
+        <w:t xml:space="preserve">казалось, что все новые строки представляют собой одно и то же сообщение об ошибке. То есть программа на каждой итерации создаёт ещё одну такую же строку с текстом этой ошибки, и ни одна из старых никуда не </w:t>
+      </w:r>
+      <w:r>
+        <w:t>удаляется</w:t>
+      </w:r>
+      <w:r>
+        <w:t>.</w:t>
+      </w:r>
+    </w:p>
+    <w:p>
+      <w:pPr>
+        <w:jc w:val="center"/>
+      </w:pPr>
+      <w:r>
+        <w:rPr>
+          <w:noProof/>
+        </w:rPr>
+        <w:lastRenderedPageBreak/>
+        <w:drawing>
+          <wp:inline distT="0" distB="0" distL="0" distR="0" wp14:anchorId="282921FF" wp14:editId="3B0542CD">
+            <wp:extent cx="5940425" cy="2172970"/>
+            <wp:effectExtent l="0" t="0" r="3175" b="0"/>
+            <wp:docPr id="16" name="Picture 16"/>
+            <wp:cNvGraphicFramePr>
+              <a:graphicFrameLocks xmlns:a="http://schemas.openxmlformats.org/drawingml/2006/main" noChangeAspect="1"/>
+            </wp:cNvGraphicFramePr>
+            <a:graphic xmlns:a="http://schemas.openxmlformats.org/drawingml/2006/main">
+              <a:graphicData uri="http://schemas.openxmlformats.org/drawingml/2006/picture">
+                <pic:pic xmlns:pic="http://schemas.openxmlformats.org/drawingml/2006/picture">
+                  <pic:nvPicPr>
+                    <pic:cNvPr id="1" name=""/>
+                    <pic:cNvPicPr/>
+                  </pic:nvPicPr>
+                  <pic:blipFill>
+                    <a:blip r:embed="rId18"/>
+                    <a:stretch>
+                      <a:fillRect/>
+                    </a:stretch>
+                  </pic:blipFill>
+                  <pic:spPr>
+                    <a:xfrm>
+                      <a:off x="0" y="0"/>
+                      <a:ext cx="5940425" cy="2172970"/>
+                    </a:xfrm>
+                    <a:prstGeom prst="rect">
+                      <a:avLst/>
+                    </a:prstGeom>
+                  </pic:spPr>
+                </pic:pic>
+              </a:graphicData>
+            </a:graphic>
+          </wp:inline>
+        </w:drawing>
+      </w:r>
+    </w:p>
+    <w:p>
+      <w:pPr>
+        <w:jc w:val="center"/>
+        <w:rPr>
+          <w:i/>
+        </w:rPr>
+      </w:pPr>
+      <w:r>
+        <w:rPr>
+          <w:i/>
+        </w:rPr>
+        <w:t>Рисунок 11 – Накопленные строки с одинаковым текстом ошибки</w:t>
+      </w:r>
+    </w:p>
+    <w:p>
+      <w:r>
+        <w:t>Дальше для одной из таких строк выбрал GC Root, чтобы посмотреть, что именно держит на неё ссылку и не даёт собрать сборщику мусора. Цепочка привела к статическому полю errorMessages класса JavaScript из пакета com.meterware.httpunit.javascript — это список, в который складываются все сообщения об ошибках скриптов.</w:t>
+      </w:r>
+    </w:p>
+    <w:p>
+      <w:pPr>
+        <w:jc w:val="center"/>
+      </w:pPr>
+      <w:r>
+        <w:rPr>
+          <w:noProof/>
+        </w:rPr>
+        <w:drawing>
+          <wp:inline distT="0" distB="0" distL="0" distR="0" wp14:anchorId="048C1DAB" wp14:editId="4DF68667">
+            <wp:extent cx="5940425" cy="1569085"/>
+            <wp:effectExtent l="0" t="0" r="3175" b="0"/>
+            <wp:docPr id="17" name="Picture 17"/>
+            <wp:cNvGraphicFramePr>
+              <a:graphicFrameLocks xmlns:a="http://schemas.openxmlformats.org/drawingml/2006/main" noChangeAspect="1"/>
+            </wp:cNvGraphicFramePr>
+            <a:graphic xmlns:a="http://schemas.openxmlformats.org/drawingml/2006/main">
+              <a:graphicData uri="http://schemas.openxmlformats.org/drawingml/2006/picture">
+                <pic:pic xmlns:pic="http://schemas.openxmlformats.org/drawingml/2006/picture">
+                  <pic:nvPicPr>
+                    <pic:cNvPr id="1" name=""/>
+                    <pic:cNvPicPr/>
+                  </pic:nvPicPr>
+                  <pic:blipFill>
+                    <a:blip r:embed="rId19"/>
+                    <a:stretch>
+                      <a:fillRect/>
+                    </a:stretch>
+                  </pic:blipFill>
+                  <pic:spPr>
+                    <a:xfrm>
+                      <a:off x="0" y="0"/>
+                      <a:ext cx="5940425" cy="1569085"/>
+                    </a:xfrm>
+                    <a:prstGeom prst="rect">
+                      <a:avLst/>
+                    </a:prstGeom>
+                  </pic:spPr>
+                </pic:pic>
+              </a:graphicData>
+            </a:graphic>
+          </wp:inline>
+        </w:drawing>
+      </w:r>
+    </w:p>
+    <w:p>
+      <w:pPr>
+        <w:jc w:val="center"/>
+        <w:rPr>
+          <w:i/>
+        </w:rPr>
+      </w:pPr>
+      <w:r>
+        <w:rPr>
+          <w:i/>
+        </w:rPr>
+        <w:t>Рисунок 12 – Цепочка ссылок до накопленных строк</w:t>
+      </w:r>
+    </w:p>
+    <w:p>
+      <w:pPr>
+        <w:jc w:val="center"/>
+      </w:pPr>
+      <w:r>
+        <w:rPr>
+          <w:noProof/>
+        </w:rPr>
+        <w:drawing>
+          <wp:inline distT="0" distB="0" distL="0" distR="0" wp14:anchorId="6F68221E" wp14:editId="63A37090">
+            <wp:extent cx="5940425" cy="2758440"/>
+            <wp:effectExtent l="0" t="0" r="3175" b="3810"/>
+            <wp:docPr id="18" name="Picture 18"/>
+            <wp:cNvGraphicFramePr>
+              <a:graphicFrameLocks xmlns:a="http://schemas.openxmlformats.org/drawingml/2006/main" noChangeAspect="1"/>
+            </wp:cNvGraphicFramePr>
+            <a:graphic xmlns:a="http://schemas.openxmlformats.org/drawingml/2006/main">
+              <a:graphicData uri="http://schemas.openxmlformats.org/drawingml/2006/picture">
+                <pic:pic xmlns:pic="http://schemas.openxmlformats.org/drawingml/2006/picture">
+                  <pic:nvPicPr>
+                    <pic:cNvPr id="1" name=""/>
+                    <pic:cNvPicPr/>
+                  </pic:nvPicPr>
+                  <pic:blipFill>
+                    <a:blip r:embed="rId20"/>
+                    <a:stretch>
+                      <a:fillRect/>
+                    </a:stretch>
+                  </pic:blipFill>
+                  <pic:spPr>
+                    <a:xfrm>
+                      <a:off x="0" y="0"/>
+                      <a:ext cx="5940425" cy="2758440"/>
+                    </a:xfrm>
+                    <a:prstGeom prst="rect">
+                      <a:avLst/>
+                    </a:prstGeom>
+                  </pic:spPr>
+                </pic:pic>
+              </a:graphicData>
+            </a:graphic>
+          </wp:inline>
+        </w:drawing>
+      </w:r>
+    </w:p>
+    <w:p>
+      <w:pPr>
+        <w:jc w:val="center"/>
+        <w:rPr>
+          <w:i/>
+        </w:rPr>
+      </w:pPr>
+      <w:r>
+        <w:rPr>
+          <w:i/>
+        </w:rPr>
+        <w:t>Рисунок 13 – Поле errorMessages класса JavaScript как держатель ссылок</w:t>
+      </w:r>
+    </w:p>
+    <w:p>
+      <w:r>
+        <w:t xml:space="preserve">Поскольку это поле статическое, оно существует одно на всё время работы программы, и список внутри него никогда не очищается сам по себе. При каждом запросе в него дописывается новая строка с тем же текстом ошибки, а старые остаются лежать там же — </w:t>
+      </w:r>
+      <w:r>
+        <w:lastRenderedPageBreak/>
+        <w:t xml:space="preserve">отсюда и бесконечный рост количества строк. </w:t>
+      </w:r>
+      <w:r>
+        <w:t xml:space="preserve">Я увидел что в настройках </w:t>
+      </w:r>
+      <w:proofErr w:type="spellStart"/>
+      <w:r>
+        <w:rPr>
+          <w:lang w:val="en-US"/>
+        </w:rPr>
+        <w:t>HttpUnit</w:t>
+      </w:r>
+      <w:proofErr w:type="spellEnd"/>
+      <w:r>
+        <w:t xml:space="preserve"> </w:t>
+      </w:r>
+      <w:r>
+        <w:t xml:space="preserve">есть метод для очистки сообщений об ошибках. </w:t>
+      </w:r>
+      <w:r>
+        <w:t>В исходном коде программы этот метод никогда не вызывался. Добавил его вызов в основной цикл, сразу после получения ответа от сервера — теперь после каждого запроса накопленные сообщения об ошибках сбрасываются и не остаются в памяти.</w:t>
+      </w:r>
+    </w:p>
+    <w:p>
+      <w:pPr>
+        <w:jc w:val="center"/>
+      </w:pPr>
+      <w:r>
+        <w:rPr>
+          <w:noProof/>
+        </w:rPr>
+        <w:drawing>
+          <wp:inline distT="0" distB="0" distL="0" distR="0" wp14:anchorId="4651CF61" wp14:editId="7E63C867">
+            <wp:extent cx="5940425" cy="2046605"/>
+            <wp:effectExtent l="0" t="0" r="3175" b="0"/>
+            <wp:docPr id="10" name="Picture 10"/>
+            <wp:cNvGraphicFramePr>
+              <a:graphicFrameLocks xmlns:a="http://schemas.openxmlformats.org/drawingml/2006/main" noChangeAspect="1"/>
+            </wp:cNvGraphicFramePr>
+            <a:graphic xmlns:a="http://schemas.openxmlformats.org/drawingml/2006/main">
+              <a:graphicData uri="http://schemas.openxmlformats.org/drawingml/2006/picture">
+                <pic:pic xmlns:pic="http://schemas.openxmlformats.org/drawingml/2006/picture">
+                  <pic:nvPicPr>
+                    <pic:cNvPr id="1" name=""/>
+                    <pic:cNvPicPr/>
+                  </pic:nvPicPr>
+                  <pic:blipFill>
+                    <a:blip r:embed="rId21"/>
+                    <a:stretch>
+                      <a:fillRect/>
+                    </a:stretch>
+                  </pic:blipFill>
+                  <pic:spPr>
+                    <a:xfrm>
+                      <a:off x="0" y="0"/>
+                      <a:ext cx="5940425" cy="2046605"/>
+                    </a:xfrm>
+                    <a:prstGeom prst="rect">
+                      <a:avLst/>
+                    </a:prstGeom>
+                  </pic:spPr>
+                </pic:pic>
+              </a:graphicData>
+            </a:graphic>
+          </wp:inline>
+        </w:drawing>
+      </w:r>
+    </w:p>
+    <w:p>
+      <w:pPr>
+        <w:jc w:val="center"/>
+        <w:rPr>
+          <w:i/>
+        </w:rPr>
+      </w:pPr>
+      <w:r>
+        <w:rPr>
+          <w:i/>
+        </w:rPr>
+        <w:t>Рисунок 14 – Исправленный код Main.java</w:t>
+      </w:r>
+    </w:p>
+    <w:p>
+      <w:r>
+        <w:t xml:space="preserve">После этого запустил программу заново и снова подключился к ней через VisualVM, чтобы проверить, помогло ли исправление. </w:t>
+      </w:r>
+      <w:r>
+        <w:t xml:space="preserve">Сборщик </w:t>
+      </w:r>
+      <w:r>
+        <w:t>мусора регулярно срабатывает и нормально освобождает память — никаких признаков того, что памяти со временем требуется всё больше, не видно</w:t>
+      </w:r>
+      <w:r>
+        <w:t>, лишь небольшой рост от профилирования и погрешности.</w:t>
+      </w:r>
+    </w:p>
+    <w:p>
+      <w:pPr>
+        <w:jc w:val="center"/>
+      </w:pPr>
+      <w:r>
+        <w:rPr>
+          <w:noProof/>
+        </w:rPr>
+        <w:drawing>
+          <wp:inline distT="0" distB="0" distL="0" distR="0" wp14:anchorId="2D46D4A6" wp14:editId="087E4BBA">
+            <wp:extent cx="5940425" cy="1469390"/>
+            <wp:effectExtent l="0" t="0" r="3175" b="0"/>
+            <wp:docPr id="12" name="Picture 12"/>
+            <wp:cNvGraphicFramePr>
+              <a:graphicFrameLocks xmlns:a="http://schemas.openxmlformats.org/drawingml/2006/main" noChangeAspect="1"/>
+            </wp:cNvGraphicFramePr>
+            <a:graphic xmlns:a="http://schemas.openxmlformats.org/drawingml/2006/main">
+              <a:graphicData uri="http://schemas.openxmlformats.org/drawingml/2006/picture">
+                <pic:pic xmlns:pic="http://schemas.openxmlformats.org/drawingml/2006/picture">
+                  <pic:nvPicPr>
+                    <pic:cNvPr id="1" name=""/>
+                    <pic:cNvPicPr/>
+                  </pic:nvPicPr>
+                  <pic:blipFill>
+                    <a:blip r:embed="rId22"/>
+                    <a:stretch>
+                      <a:fillRect/>
+                    </a:stretch>
+                  </pic:blipFill>
+                  <pic:spPr>
+                    <a:xfrm>
+                      <a:off x="0" y="0"/>
+                      <a:ext cx="5940425" cy="1469390"/>
+                    </a:xfrm>
+                    <a:prstGeom prst="rect">
+                      <a:avLst/>
+                    </a:prstGeom>
+                  </pic:spPr>
+                </pic:pic>
+              </a:graphicData>
+            </a:graphic>
+          </wp:inline>
+        </w:drawing>
+      </w:r>
+    </w:p>
+    <w:p>
+      <w:pPr>
+        <w:jc w:val="center"/>
+        <w:rPr>
+          <w:i/>
+        </w:rPr>
+      </w:pPr>
+      <w:r>
+        <w:rPr>
+          <w:i/>
+        </w:rPr>
+        <w:t>Рисунок 15 – Загрузка процессора и сборщика мусора после исправления</w:t>
+      </w:r>
+    </w:p>
+    <w:p>
+      <w:r>
+        <w:t>Чтобы убедиться окончательно, снова сделал два снимка кучи с интервалом и сравнил их так же, как делал это до исправления. На этот раз количество строк практически не изменилось между снимками — в отличие от прежнего бесконечного роста. Значит, утечка действительно была именно в этом списке сообщений об ошибках, и добавленный вызов очистки её устранил.</w:t>
+      </w:r>
+    </w:p>
+    <w:p>
+      <w:pPr>
+        <w:jc w:val="center"/>
+      </w:pPr>
+      <w:r>
+        <w:rPr>
+          <w:noProof/>
+        </w:rPr>
+        <w:drawing>
+          <wp:inline distT="0" distB="0" distL="0" distR="0" wp14:anchorId="6EB168CE" wp14:editId="5193A3A2">
+            <wp:extent cx="5940425" cy="659130"/>
+            <wp:effectExtent l="0" t="0" r="3175" b="7620"/>
+            <wp:docPr id="11" name="Picture 11"/>
+            <wp:cNvGraphicFramePr>
+              <a:graphicFrameLocks xmlns:a="http://schemas.openxmlformats.org/drawingml/2006/main" noChangeAspect="1"/>
+            </wp:cNvGraphicFramePr>
+            <a:graphic xmlns:a="http://schemas.openxmlformats.org/drawingml/2006/main">
+              <a:graphicData uri="http://schemas.openxmlformats.org/drawingml/2006/picture">
+                <pic:pic xmlns:pic="http://schemas.openxmlformats.org/drawingml/2006/picture">
+                  <pic:nvPicPr>
+                    <pic:cNvPr id="1" name=""/>
+                    <pic:cNvPicPr/>
+                  </pic:nvPicPr>
+                  <pic:blipFill>
+                    <a:blip r:embed="rId23"/>
+                    <a:stretch>
+                      <a:fillRect/>
+                    </a:stretch>
+                  </pic:blipFill>
+                  <pic:spPr>
+                    <a:xfrm>
+                      <a:off x="0" y="0"/>
+                      <a:ext cx="5940425" cy="659130"/>
+                    </a:xfrm>
+                    <a:prstGeom prst="rect">
+                      <a:avLst/>
+                    </a:prstGeom>
+                  </pic:spPr>
+                </pic:pic>
+              </a:graphicData>
+            </a:graphic>
+          </wp:inline>
+        </w:drawing>
+      </w:r>
+    </w:p>
+    <w:p>
+      <w:pPr>
+        <w:jc w:val="center"/>
+        <w:rPr>
+          <w:i/>
+        </w:rPr>
+      </w:pPr>
+      <w:r>
+        <w:rPr>
+          <w:i/>
+        </w:rPr>
+        <w:t>Рисунок 16 – Сравнение снимков памяти после исправления</w:t>
+      </w:r>
+    </w:p>
+    <w:p>
+      <w:pPr>
         <w:pStyle w:val="Heading2"/>
         <w:rPr>
           <w:rFonts w:ascii="Times New Roman" w:hAnsi="Times New Roman" w:cs="Times New Roman"/>
@@ -3399,6 +9427,7 @@
           <w:sz w:val="34"/>
         </w:rPr>
       </w:pPr>
+      <w:bookmarkStart w:id="14" w:name="_Toc232291612"/>
       <w:r>
         <w:rPr>
           <w:rFonts w:ascii="Times New Roman" w:hAnsi="Times New Roman" w:cs="Times New Roman"/>
@@ -3409,7 +9438,7 @@
       </w:r>
       <w:bookmarkEnd w:id="7"/>
       <w:bookmarkEnd w:id="8"/>
-      <w:bookmarkEnd w:id="9"/>
+      <w:bookmarkEnd w:id="14"/>
     </w:p>
     <w:p>
       <w:pPr>
@@ -3426,7 +9455,6 @@
         <w:rPr>
           <w:rFonts w:cs="Times New Roman"/>
           <w:szCs w:val="24"/>
-          <w:lang w:val="en-US"/>
         </w:rPr>
       </w:pPr>
       <w:r>
@@ -3434,157 +9462,8 @@
           <w:rFonts w:cs="Times New Roman"/>
           <w:szCs w:val="24"/>
         </w:rPr>
-        <w:t>В</w:t>
-      </w:r>
-      <w:r>
-        <w:rPr>
-          <w:rFonts w:cs="Times New Roman"/>
-          <w:szCs w:val="24"/>
-        </w:rPr>
-        <w:t xml:space="preserve"> ходе выполнения работы я узнал</w:t>
-      </w:r>
-      <w:r>
-        <w:rPr>
-          <w:rFonts w:cs="Times New Roman"/>
-          <w:szCs w:val="24"/>
-        </w:rPr>
-        <w:t xml:space="preserve"> про структуру SRS-документа, а также ознакомил</w:t>
-      </w:r>
-      <w:r>
-        <w:rPr>
-          <w:rFonts w:cs="Times New Roman"/>
-          <w:szCs w:val="24"/>
-        </w:rPr>
-        <w:t>ся</w:t>
-      </w:r>
-      <w:r>
-        <w:rPr>
-          <w:rFonts w:cs="Times New Roman"/>
-          <w:szCs w:val="24"/>
-        </w:rPr>
-        <w:t xml:space="preserve"> с методол</w:t>
-      </w:r>
-      <w:r>
-        <w:rPr>
-          <w:rFonts w:cs="Times New Roman"/>
-          <w:szCs w:val="24"/>
-        </w:rPr>
-        <w:t>огией RUP. Создал</w:t>
-      </w:r>
-      <w:r>
-        <w:rPr>
-          <w:rFonts w:cs="Times New Roman"/>
-          <w:szCs w:val="24"/>
-        </w:rPr>
-        <w:t xml:space="preserve"> </w:t>
-      </w:r>
-      <w:r>
-        <w:rPr>
-          <w:rFonts w:cs="Times New Roman"/>
-          <w:szCs w:val="24"/>
-        </w:rPr>
-        <w:t>функциональны</w:t>
-      </w:r>
-      <w:r>
-        <w:rPr>
-          <w:rFonts w:cs="Times New Roman"/>
-          <w:szCs w:val="24"/>
-        </w:rPr>
-        <w:t>е</w:t>
-      </w:r>
-      <w:r>
-        <w:rPr>
-          <w:rFonts w:cs="Times New Roman"/>
-          <w:szCs w:val="24"/>
-        </w:rPr>
-        <w:t xml:space="preserve"> и нефункциональны</w:t>
-      </w:r>
-      <w:r>
-        <w:rPr>
-          <w:rFonts w:cs="Times New Roman"/>
-          <w:szCs w:val="24"/>
-        </w:rPr>
-        <w:t>е</w:t>
-      </w:r>
-      <w:r>
-        <w:rPr>
-          <w:rFonts w:cs="Times New Roman"/>
-          <w:szCs w:val="24"/>
-        </w:rPr>
-        <w:t xml:space="preserve"> требовани</w:t>
-      </w:r>
-      <w:r>
-        <w:rPr>
-          <w:rFonts w:cs="Times New Roman"/>
-          <w:szCs w:val="24"/>
-        </w:rPr>
-        <w:t>я</w:t>
-      </w:r>
-      <w:r>
-        <w:rPr>
-          <w:rFonts w:cs="Times New Roman"/>
-          <w:szCs w:val="24"/>
-        </w:rPr>
-        <w:t>, предъявляемы</w:t>
-      </w:r>
-      <w:r>
-        <w:rPr>
-          <w:rFonts w:cs="Times New Roman"/>
-          <w:szCs w:val="24"/>
-        </w:rPr>
-        <w:t>е</w:t>
-      </w:r>
-      <w:r>
-        <w:rPr>
-          <w:rFonts w:cs="Times New Roman"/>
-          <w:szCs w:val="24"/>
-        </w:rPr>
-        <w:t xml:space="preserve"> к веб-сайту. Каждое требование оценил по нескольким факторам. Сформировал список </w:t>
-      </w:r>
-      <w:r>
-        <w:rPr>
-          <w:rFonts w:cs="Times New Roman"/>
-          <w:szCs w:val="24"/>
-          <w:lang w:val="en-US"/>
-        </w:rPr>
-        <w:t>use</w:t>
-      </w:r>
-      <w:r>
-        <w:rPr>
-          <w:rFonts w:cs="Times New Roman"/>
-          <w:szCs w:val="24"/>
-        </w:rPr>
-        <w:t>-</w:t>
-      </w:r>
-      <w:r>
-        <w:rPr>
-          <w:rFonts w:cs="Times New Roman"/>
-          <w:szCs w:val="24"/>
-          <w:lang w:val="en-US"/>
-        </w:rPr>
-        <w:t>case</w:t>
-      </w:r>
-      <w:r>
-        <w:rPr>
-          <w:rFonts w:cs="Times New Roman"/>
-          <w:szCs w:val="24"/>
-        </w:rPr>
-        <w:t xml:space="preserve"> и составил </w:t>
-      </w:r>
-      <w:r>
-        <w:rPr>
-          <w:rFonts w:cs="Times New Roman"/>
-          <w:szCs w:val="24"/>
-          <w:lang w:val="en-US"/>
-        </w:rPr>
-        <w:t xml:space="preserve">use-case </w:t>
-      </w:r>
-      <w:r>
-        <w:rPr>
-          <w:rFonts w:cs="Times New Roman"/>
-          <w:szCs w:val="24"/>
-        </w:rPr>
-        <w:t>диаграмму.</w:t>
+        <w:lastRenderedPageBreak/>
+        <w:t>В ходе выполнения лабораторной работы реализовал два MBean-компонента — один считает попадания и общее число точек и уведомляет о двух промахах подряд, второй вычисляет средний интервал между кликами. Через JConsole подключился к работающему серверу, посмотрел значения атрибутов этих бинов, получил уведомления о промахах и оценил число загруженных классов JVM. Через VisualVM построил графики изменения атрибутов во времени и профилировал память приложения — выяснил, что больше всего памяти занимают массивы байтов и строки, а собственные объекты приложения занимают совсем немного места. Также с помощью VisualVM нашёл и устранил утечку памяти в приложении: статический список сообщений об ошибках скриптов в библиотеке HttpUnit никогда не очищался и на каждой итерации накапливал одинаковые строки, из-за чего занятая память постепенно росла. Добавив вызов метода очистки этого списка после каждого запроса, устранил утечку, что подтвердил повторным сравнением снимков кучи — после исправления количество накопленных строк практически не менялось.</w:t>
       </w:r>
     </w:p>
     <w:sectPr>
